--- a/pruebasJmeter/Las preubas listas .docx
+++ b/pruebasJmeter/Las preubas listas .docx
@@ -3,135 +3,343 @@
 <w:document xmlns:wpc="http://schemas.microsoft.com/office/word/2010/wordprocessingCanvas" xmlns:cx="http://schemas.microsoft.com/office/drawing/2014/chartex" xmlns:cx1="http://schemas.microsoft.com/office/drawing/2015/9/8/chartex" xmlns:cx2="http://schemas.microsoft.com/office/drawing/2015/10/21/chartex" xmlns:cx3="http://schemas.microsoft.com/office/drawing/2016/5/9/chartex" xmlns:cx4="http://schemas.microsoft.com/office/drawing/2016/5/10/chartex" xmlns:cx5="http://schemas.microsoft.com/office/drawing/2016/5/11/chartex" xmlns:cx6="http://schemas.microsoft.com/office/drawing/2016/5/12/chartex" xmlns:cx7="http://schemas.microsoft.com/office/drawing/2016/5/13/chartex" xmlns:cx8="http://schemas.microsoft.com/office/drawing/2016/5/14/chartex" xmlns:mc="http://schemas.openxmlformats.org/markup-compatibility/2006" xmlns:aink="http://schemas.microsoft.com/office/drawing/2016/ink" xmlns:am3d="http://schemas.microsoft.com/office/drawing/2017/model3d" xmlns:o="urn:schemas-microsoft-com:office:office" xmlns:oel="http://schemas.microsoft.com/office/2019/extlst" xmlns:r="http://schemas.openxmlformats.org/officeDocument/2006/relationships" xmlns:m="http://schemas.openxmlformats.org/officeDocument/2006/math" xmlns:v="urn:schemas-microsoft-com:vml" xmlns:wp14="http://schemas.microsoft.com/office/word/2010/wordprocessingDrawing" xmlns:wp="http://schemas.openxmlformats.org/drawingml/2006/wordprocessingDrawing" xmlns:w10="urn:schemas-microsoft-com:office:word" xmlns:w="http://schemas.openxmlformats.org/wordprocessingml/2006/main" xmlns:w14="http://schemas.microsoft.com/office/word/2010/wordml" xmlns:w15="http://schemas.microsoft.com/office/word/2012/wordml" xmlns:w16cex="http://schemas.microsoft.com/office/word/2018/wordml/cex" xmlns:w16cid="http://schemas.microsoft.com/office/word/2016/wordml/cid" xmlns:w16="http://schemas.microsoft.com/office/word/2018/wordml" xmlns:w16du="http://schemas.microsoft.com/office/word/2023/wordml/word16du" xmlns:w16sdtdh="http://schemas.microsoft.com/office/word/2020/wordml/sdtdatahash" xmlns:w16sdtfl="http://schemas.microsoft.com/office/word/2024/wordml/sdtformatlock" xmlns:w16se="http://schemas.microsoft.com/office/word/2015/wordml/symex" xmlns:wpg="http://schemas.microsoft.com/office/word/2010/wordprocessingGroup" xmlns:wpi="http://schemas.microsoft.com/office/word/2010/wordprocessingInk" xmlns:wne="http://schemas.microsoft.com/office/word/2006/wordml" xmlns:wps="http://schemas.microsoft.com/office/word/2010/wordprocessingShape" mc:Ignorable="w14 w15 w16se w16cid w16 w16cex w16sdtdh w16sdtfl w16du wp14">
   <w:body>
     <w:p>
-      <w:r>
+      <w:pPr>
+        <w:pStyle w:val="Ttulo1"/>
+        <w:jc w:val="both"/>
+        <w:rPr>
+          <w:rFonts w:ascii="Yu Mincho" w:eastAsia="Yu Mincho" w:hAnsi="Yu Mincho" w:cs="Yu Mincho"/>
+        </w:rPr>
+      </w:pPr>
+      <w:r>
+        <w:rPr>
+          <w:rFonts w:ascii="Yu Mincho" w:eastAsia="Yu Mincho" w:hAnsi="Yu Mincho" w:cs="Yu Mincho"/>
+        </w:rPr>
+        <w:t xml:space="preserve">Resultados del experimento de </w:t>
+      </w:r>
+      <w:r>
+        <w:rPr>
+          <w:rFonts w:ascii="Yu Mincho" w:eastAsia="Yu Mincho" w:hAnsi="Yu Mincho" w:cs="Yu Mincho"/>
+        </w:rPr>
+        <w:t>escalabilidad</w:t>
+      </w:r>
+      <w:r>
+        <w:rPr>
+          <w:rFonts w:ascii="Yu Mincho" w:eastAsia="Yu Mincho" w:hAnsi="Yu Mincho" w:cs="Yu Mincho"/>
+        </w:rPr>
+        <w:t xml:space="preserve"> </w:t>
+      </w:r>
+    </w:p>
+    <w:p>
+      <w:pPr>
+        <w:jc w:val="both"/>
+        <w:rPr>
+          <w:rFonts w:ascii="Yu Mincho" w:eastAsia="Yu Mincho" w:hAnsi="Yu Mincho" w:cs="Yu Mincho"/>
+        </w:rPr>
+      </w:pPr>
+      <w:r>
+        <w:rPr>
+          <w:rFonts w:ascii="Yu Mincho" w:eastAsia="Yu Mincho" w:hAnsi="Yu Mincho" w:cs="Yu Mincho"/>
+        </w:rPr>
+        <w:t>Grupo 4 Mordis</w:t>
+      </w:r>
+      <w:r>
+        <w:rPr>
+          <w:rFonts w:ascii="Yu Mincho" w:eastAsia="Yu Mincho" w:hAnsi="Yu Mincho" w:cs="Yu Mincho"/>
+        </w:rPr>
+        <w:t>co</w:t>
+      </w:r>
+      <w:r>
+        <w:rPr>
+          <w:rFonts w:ascii="Yu Mincho" w:eastAsia="Yu Mincho" w:hAnsi="Yu Mincho" w:cs="Yu Mincho"/>
+        </w:rPr>
+        <w:t>.co</w:t>
+      </w:r>
+    </w:p>
+    <w:p>
+      <w:pPr>
+        <w:jc w:val="both"/>
+        <w:rPr>
+          <w:rFonts w:ascii="Yu Mincho" w:eastAsia="Yu Mincho" w:hAnsi="Yu Mincho" w:cs="Yu Mincho"/>
+        </w:rPr>
+      </w:pPr>
+      <w:r>
+        <w:rPr>
+          <w:rFonts w:ascii="Yu Mincho" w:eastAsia="Yu Mincho" w:hAnsi="Yu Mincho" w:cs="Yu Mincho"/>
+        </w:rPr>
+        <w:t xml:space="preserve">Para este experimento se debía demostrar que la arquitectura </w:t>
+      </w:r>
+      <w:r>
+        <w:rPr>
+          <w:rFonts w:ascii="Yu Mincho" w:eastAsia="Yu Mincho" w:hAnsi="Yu Mincho" w:cs="Yu Mincho"/>
+        </w:rPr>
+        <w:t xml:space="preserve">planteada resuelve el problema de escalabilidad de nuestro ASR, en este lo que se pedía es que pudiera aguantar un escalamiento del 300% </w:t>
+      </w:r>
+      <w:r>
+        <w:rPr>
+          <w:rFonts w:ascii="Yu Mincho" w:eastAsia="Yu Mincho" w:hAnsi="Yu Mincho" w:cs="Yu Mincho"/>
+        </w:rPr>
+        <w:t xml:space="preserve">en el uso del servicio, adicionalmente también ya teníamos definidos de que el comportamiento estándar del servicio es </w:t>
+      </w:r>
+      <w:r>
+        <w:rPr>
+          <w:rFonts w:ascii="Yu Mincho" w:eastAsia="Yu Mincho" w:hAnsi="Yu Mincho" w:cs="Yu Mincho"/>
+        </w:rPr>
+        <w:t>tener 5000 usuarios concurrentes cada uno generando 5 solicitudes en el minuto.</w:t>
+      </w:r>
+    </w:p>
+    <w:p>
+      <w:pPr>
+        <w:jc w:val="both"/>
+        <w:rPr>
+          <w:rFonts w:ascii="Yu Mincho" w:eastAsia="Yu Mincho" w:hAnsi="Yu Mincho" w:cs="Yu Mincho"/>
+        </w:rPr>
+      </w:pPr>
+    </w:p>
+    <w:p>
+      <w:pPr>
+        <w:jc w:val="both"/>
+        <w:rPr>
+          <w:rFonts w:ascii="Yu Mincho" w:eastAsia="Yu Mincho" w:hAnsi="Yu Mincho" w:cs="Yu Mincho"/>
+        </w:rPr>
+      </w:pPr>
+      <w:r>
+        <w:rPr>
+          <w:rFonts w:ascii="Yu Mincho" w:eastAsia="Yu Mincho" w:hAnsi="Yu Mincho" w:cs="Yu Mincho"/>
+        </w:rPr>
+        <w:t>Arquitectura planteada:</w:t>
+      </w:r>
+    </w:p>
+    <w:p>
+      <w:pPr>
+        <w:jc w:val="both"/>
+        <w:rPr>
+          <w:rFonts w:ascii="Yu Mincho" w:eastAsia="Yu Mincho" w:hAnsi="Yu Mincho" w:cs="Yu Mincho"/>
+        </w:rPr>
+      </w:pPr>
+      <w:r>
+        <w:rPr>
+          <w:rFonts w:ascii="Yu Mincho" w:eastAsia="Yu Mincho" w:hAnsi="Yu Mincho" w:cs="Yu Mincho"/>
+        </w:rPr>
+        <w:t xml:space="preserve">Para esta arquitectura se definió el uso de un balanceador de carga, para el experimento se generaron </w:t>
+      </w:r>
+      <w:r>
+        <w:rPr>
+          <w:rFonts w:ascii="Yu Mincho" w:eastAsia="Yu Mincho" w:hAnsi="Yu Mincho" w:cs="Yu Mincho"/>
+        </w:rPr>
+        <w:t>3</w:t>
+      </w:r>
+      <w:r>
+        <w:rPr>
+          <w:rFonts w:ascii="Yu Mincho" w:eastAsia="Yu Mincho" w:hAnsi="Yu Mincho" w:cs="Yu Mincho"/>
+        </w:rPr>
+        <w:t xml:space="preserve"> instancias de tipo</w:t>
+      </w:r>
+      <w:r>
+        <w:rPr>
+          <w:rFonts w:ascii="Yu Mincho" w:eastAsia="Yu Mincho" w:hAnsi="Yu Mincho" w:cs="Yu Mincho"/>
+        </w:rPr>
+        <w:t xml:space="preserve"> t3.micro</w:t>
+      </w:r>
+      <w:r>
+        <w:rPr>
+          <w:rFonts w:ascii="Yu Mincho" w:eastAsia="Yu Mincho" w:hAnsi="Yu Mincho" w:cs="Yu Mincho"/>
+        </w:rPr>
+        <w:t xml:space="preserve"> donde se </w:t>
+      </w:r>
+      <w:r>
+        <w:rPr>
+          <w:rFonts w:ascii="Yu Mincho" w:eastAsia="Yu Mincho" w:hAnsi="Yu Mincho" w:cs="Yu Mincho"/>
+        </w:rPr>
+        <w:t>conectaron a</w:t>
+      </w:r>
+      <w:r>
+        <w:rPr>
+          <w:rFonts w:ascii="Yu Mincho" w:eastAsia="Yu Mincho" w:hAnsi="Yu Mincho" w:cs="Yu Mincho"/>
+        </w:rPr>
+        <w:t xml:space="preserve"> un balanceador </w:t>
+      </w:r>
+      <w:r>
+        <w:rPr>
+          <w:rFonts w:ascii="Yu Mincho" w:eastAsia="Yu Mincho" w:hAnsi="Yu Mincho" w:cs="Yu Mincho"/>
+        </w:rPr>
+        <w:t>de carga de tipo</w:t>
+      </w:r>
+      <w:r>
+        <w:rPr>
+          <w:rFonts w:ascii="Yu Mincho" w:eastAsia="Yu Mincho" w:hAnsi="Yu Mincho" w:cs="Yu Mincho"/>
+        </w:rPr>
+        <w:t xml:space="preserve"> </w:t>
+      </w:r>
+      <w:proofErr w:type="spellStart"/>
+      <w:r>
+        <w:rPr>
+          <w:rFonts w:ascii="Yu Mincho" w:eastAsia="Yu Mincho" w:hAnsi="Yu Mincho" w:cs="Yu Mincho"/>
+        </w:rPr>
+        <w:t>Least</w:t>
+      </w:r>
+      <w:proofErr w:type="spellEnd"/>
+      <w:r>
+        <w:rPr>
+          <w:rFonts w:ascii="Yu Mincho" w:eastAsia="Yu Mincho" w:hAnsi="Yu Mincho" w:cs="Yu Mincho"/>
+        </w:rPr>
+        <w:t>-Conn</w:t>
+      </w:r>
+      <w:r>
+        <w:rPr>
+          <w:rFonts w:ascii="Yu Mincho" w:eastAsia="Yu Mincho" w:hAnsi="Yu Mincho" w:cs="Yu Mincho"/>
+        </w:rPr>
+        <w:t xml:space="preserve"> </w:t>
+      </w:r>
+    </w:p>
+    <w:p>
+      <w:pPr>
+        <w:jc w:val="both"/>
+        <w:rPr>
+          <w:rFonts w:ascii="Yu Mincho" w:eastAsia="Yu Mincho" w:hAnsi="Yu Mincho" w:cs="Yu Mincho"/>
+        </w:rPr>
+      </w:pPr>
+    </w:p>
+    <w:p>
+      <w:pPr>
+        <w:jc w:val="both"/>
+        <w:rPr>
+          <w:rFonts w:ascii="Yu Mincho" w:eastAsia="Yu Mincho" w:hAnsi="Yu Mincho" w:cs="Yu Mincho"/>
+        </w:rPr>
+      </w:pPr>
+      <w:r>
+        <w:rPr>
+          <w:rFonts w:ascii="Yu Mincho" w:eastAsia="Yu Mincho" w:hAnsi="Yu Mincho" w:cs="Yu Mincho"/>
+        </w:rPr>
+        <w:t xml:space="preserve">Posteriormente se hizo la prueba </w:t>
+      </w:r>
+      <w:r>
+        <w:rPr>
+          <w:rFonts w:ascii="Yu Mincho" w:eastAsia="Yu Mincho" w:hAnsi="Yu Mincho" w:cs="Yu Mincho"/>
+        </w:rPr>
+        <w:t xml:space="preserve">a través de </w:t>
+      </w:r>
+      <w:proofErr w:type="spellStart"/>
+      <w:r>
+        <w:rPr>
+          <w:rFonts w:ascii="Yu Mincho" w:eastAsia="Yu Mincho" w:hAnsi="Yu Mincho" w:cs="Yu Mincho"/>
+        </w:rPr>
+        <w:t>jmeter</w:t>
+      </w:r>
+      <w:proofErr w:type="spellEnd"/>
+      <w:r>
+        <w:rPr>
+          <w:rFonts w:ascii="Yu Mincho" w:eastAsia="Yu Mincho" w:hAnsi="Yu Mincho" w:cs="Yu Mincho"/>
+        </w:rPr>
+        <w:t xml:space="preserve"> donde </w:t>
+      </w:r>
+      <w:r>
+        <w:rPr>
+          <w:rFonts w:ascii="Yu Mincho" w:eastAsia="Yu Mincho" w:hAnsi="Yu Mincho" w:cs="Yu Mincho"/>
+        </w:rPr>
+        <w:t>se puso las siguientes configuraciones:</w:t>
+      </w:r>
+    </w:p>
+    <w:p>
+      <w:pPr>
+        <w:jc w:val="both"/>
+        <w:rPr>
+          <w:rFonts w:ascii="Yu Mincho" w:eastAsia="Yu Mincho" w:hAnsi="Yu Mincho" w:cs="Yu Mincho"/>
+        </w:rPr>
+      </w:pPr>
+    </w:p>
+    <w:p>
+      <w:pPr>
+        <w:pStyle w:val="Ttulo2"/>
+        <w:rPr>
+          <w:rFonts w:ascii="Yu Mincho" w:eastAsia="Yu Mincho" w:hAnsi="Yu Mincho" w:cs="Yu Mincho"/>
+        </w:rPr>
+      </w:pPr>
+      <w:r>
+        <w:rPr>
+          <w:rFonts w:ascii="Yu Mincho" w:eastAsia="Yu Mincho" w:hAnsi="Yu Mincho" w:cs="Yu Mincho"/>
+        </w:rPr>
+        <w:t>5 Peticiones</w:t>
+      </w:r>
+    </w:p>
+    <w:p>
+      <w:pPr>
+        <w:rPr>
+          <w:rFonts w:ascii="Yu Mincho" w:eastAsia="Yu Mincho" w:hAnsi="Yu Mincho" w:cs="Yu Mincho"/>
+        </w:rPr>
+      </w:pPr>
+      <w:r>
+        <w:rPr>
+          <w:rFonts w:ascii="Yu Mincho" w:eastAsia="Yu Mincho" w:hAnsi="Yu Mincho" w:cs="Yu Mincho"/>
+        </w:rPr>
+        <w:t xml:space="preserve">5000 </w:t>
+      </w:r>
+      <w:r>
+        <w:rPr>
+          <w:rFonts w:ascii="Yu Mincho" w:eastAsia="Yu Mincho" w:hAnsi="Yu Mincho" w:cs="Yu Mincho"/>
+        </w:rPr>
+        <w:t>hilos concurrentes</w:t>
+      </w:r>
+    </w:p>
+    <w:p>
+      <w:pPr>
+        <w:rPr>
+          <w:rFonts w:ascii="Yu Mincho" w:eastAsia="Yu Mincho" w:hAnsi="Yu Mincho" w:cs="Yu Mincho"/>
+        </w:rPr>
+      </w:pPr>
+      <w:r>
+        <w:rPr>
+          <w:rFonts w:ascii="Yu Mincho" w:eastAsia="Yu Mincho" w:hAnsi="Yu Mincho" w:cs="Yu Mincho"/>
+        </w:rPr>
+        <w:t xml:space="preserve">60 </w:t>
+      </w:r>
+      <w:r>
+        <w:rPr>
+          <w:rFonts w:ascii="Yu Mincho" w:eastAsia="Yu Mincho" w:hAnsi="Yu Mincho" w:cs="Yu Mincho"/>
+        </w:rPr>
+        <w:t>segundos en tiempo de subida</w:t>
+      </w:r>
+    </w:p>
+    <w:p>
+      <w:pPr>
+        <w:rPr>
+          <w:rFonts w:ascii="Yu Mincho" w:eastAsia="Yu Mincho" w:hAnsi="Yu Mincho" w:cs="Yu Mincho"/>
+        </w:rPr>
+      </w:pPr>
+      <w:r>
+        <w:rPr>
+          <w:rFonts w:ascii="Yu Mincho" w:eastAsia="Yu Mincho" w:hAnsi="Yu Mincho" w:cs="Yu Mincho"/>
+        </w:rPr>
+        <w:t>5</w:t>
+      </w:r>
+      <w:r>
+        <w:rPr>
+          <w:rFonts w:ascii="Yu Mincho" w:eastAsia="Yu Mincho" w:hAnsi="Yu Mincho" w:cs="Yu Mincho"/>
+        </w:rPr>
+        <w:t xml:space="preserve"> de bucles por hilo</w:t>
+      </w:r>
+    </w:p>
+    <w:p>
+      <w:pPr>
+        <w:rPr>
+          <w:rFonts w:ascii="Yu Mincho" w:eastAsia="Yu Mincho" w:hAnsi="Yu Mincho" w:cs="Yu Mincho"/>
+        </w:rPr>
+      </w:pPr>
+      <w:r>
+        <w:rPr>
+          <w:rFonts w:ascii="Yu Mincho" w:eastAsia="Yu Mincho" w:hAnsi="Yu Mincho" w:cs="Yu Mincho"/>
+        </w:rPr>
+        <w:t>Al compilarse se tubo los siguientes resultados:</w:t>
+      </w:r>
+    </w:p>
+    <w:p>
+      <w:r>
+        <w:rPr>
+          <w:noProof/>
+        </w:rPr>
         <w:drawing>
-          <wp:inline distT="0" distB="0" distL="0" distR="0" wp14:anchorId="581AC9DF" wp14:editId="16E39DB1">
-            <wp:extent cx="5612130" cy="1334135"/>
-            <wp:effectExtent l="0" t="0" r="7620" b="0"/>
-            <wp:docPr id="701266565" name="Imagen 1"/>
-            <wp:cNvGraphicFramePr>
-              <a:graphicFrameLocks xmlns:a="http://schemas.openxmlformats.org/drawingml/2006/main" noChangeAspect="1"/>
-            </wp:cNvGraphicFramePr>
-            <a:graphic xmlns:a="http://schemas.openxmlformats.org/drawingml/2006/main">
-              <a:graphicData uri="http://schemas.openxmlformats.org/drawingml/2006/picture">
-                <pic:pic xmlns:pic="http://schemas.openxmlformats.org/drawingml/2006/picture">
-                  <pic:nvPicPr>
-                    <pic:cNvPr id="701266565" name=""/>
-                    <pic:cNvPicPr/>
-                  </pic:nvPicPr>
-                  <pic:blipFill>
-                    <a:blip r:embed="rId4"/>
-                    <a:stretch>
-                      <a:fillRect/>
-                    </a:stretch>
-                  </pic:blipFill>
-                  <pic:spPr>
-                    <a:xfrm>
-                      <a:off x="0" y="0"/>
-                      <a:ext cx="5612130" cy="1334135"/>
-                    </a:xfrm>
-                    <a:prstGeom prst="rect">
-                      <a:avLst/>
-                    </a:prstGeom>
-                  </pic:spPr>
-                </pic:pic>
-              </a:graphicData>
-            </a:graphic>
-          </wp:inline>
-        </w:drawing>
-      </w:r>
-    </w:p>
-    <w:p>
-      <w:r>
-        <w:drawing>
-          <wp:inline distT="0" distB="0" distL="0" distR="0" wp14:anchorId="1B300B57" wp14:editId="5C7F326D">
-            <wp:extent cx="5612130" cy="2421890"/>
-            <wp:effectExtent l="0" t="0" r="7620" b="0"/>
-            <wp:docPr id="147904884" name="Imagen 1"/>
-            <wp:cNvGraphicFramePr>
-              <a:graphicFrameLocks xmlns:a="http://schemas.openxmlformats.org/drawingml/2006/main" noChangeAspect="1"/>
-            </wp:cNvGraphicFramePr>
-            <a:graphic xmlns:a="http://schemas.openxmlformats.org/drawingml/2006/main">
-              <a:graphicData uri="http://schemas.openxmlformats.org/drawingml/2006/picture">
-                <pic:pic xmlns:pic="http://schemas.openxmlformats.org/drawingml/2006/picture">
-                  <pic:nvPicPr>
-                    <pic:cNvPr id="147904884" name=""/>
-                    <pic:cNvPicPr/>
-                  </pic:nvPicPr>
-                  <pic:blipFill>
-                    <a:blip r:embed="rId5"/>
-                    <a:stretch>
-                      <a:fillRect/>
-                    </a:stretch>
-                  </pic:blipFill>
-                  <pic:spPr>
-                    <a:xfrm>
-                      <a:off x="0" y="0"/>
-                      <a:ext cx="5612130" cy="2421890"/>
-                    </a:xfrm>
-                    <a:prstGeom prst="rect">
-                      <a:avLst/>
-                    </a:prstGeom>
-                  </pic:spPr>
-                </pic:pic>
-              </a:graphicData>
-            </a:graphic>
-          </wp:inline>
-        </w:drawing>
-      </w:r>
-    </w:p>
-    <w:p>
-      <w:r>
-        <w:drawing>
-          <wp:inline distT="0" distB="0" distL="0" distR="0" wp14:anchorId="24F8FBA2" wp14:editId="281373B8">
-            <wp:extent cx="5612130" cy="2653030"/>
-            <wp:effectExtent l="0" t="0" r="7620" b="0"/>
-            <wp:docPr id="1403965755" name="Imagen 1"/>
-            <wp:cNvGraphicFramePr>
-              <a:graphicFrameLocks xmlns:a="http://schemas.openxmlformats.org/drawingml/2006/main" noChangeAspect="1"/>
-            </wp:cNvGraphicFramePr>
-            <a:graphic xmlns:a="http://schemas.openxmlformats.org/drawingml/2006/main">
-              <a:graphicData uri="http://schemas.openxmlformats.org/drawingml/2006/picture">
-                <pic:pic xmlns:pic="http://schemas.openxmlformats.org/drawingml/2006/picture">
-                  <pic:nvPicPr>
-                    <pic:cNvPr id="1403965755" name=""/>
-                    <pic:cNvPicPr/>
-                  </pic:nvPicPr>
-                  <pic:blipFill>
-                    <a:blip r:embed="rId6"/>
-                    <a:stretch>
-                      <a:fillRect/>
-                    </a:stretch>
-                  </pic:blipFill>
-                  <pic:spPr>
-                    <a:xfrm>
-                      <a:off x="0" y="0"/>
-                      <a:ext cx="5612130" cy="2653030"/>
-                    </a:xfrm>
-                    <a:prstGeom prst="rect">
-                      <a:avLst/>
-                    </a:prstGeom>
-                  </pic:spPr>
-                </pic:pic>
-              </a:graphicData>
-            </a:graphic>
-          </wp:inline>
-        </w:drawing>
-      </w:r>
-    </w:p>
-    <w:p>
-      <w:r>
-        <w:t xml:space="preserve">5 peticiones por 5000 usuarios concurrentes </w:t>
-      </w:r>
-    </w:p>
-    <w:p/>
-    <w:p>
-      <w:r>
-        <w:lastRenderedPageBreak/>
-        <w:drawing>
-          <wp:inline distT="0" distB="0" distL="0" distR="0" wp14:anchorId="34FB7BAB" wp14:editId="4AEEFDD7">
-            <wp:extent cx="5612130" cy="3143885"/>
-            <wp:effectExtent l="0" t="0" r="7620" b="0"/>
+          <wp:inline distT="0" distB="0" distL="0" distR="0" wp14:anchorId="2F67B909" wp14:editId="317B2559">
+            <wp:extent cx="4610100" cy="2582553"/>
+            <wp:effectExtent l="0" t="0" r="0" b="8255"/>
             <wp:docPr id="417316290" name="Imagen 1"/>
             <wp:cNvGraphicFramePr>
               <a:graphicFrameLocks xmlns:a="http://schemas.openxmlformats.org/drawingml/2006/main" noChangeAspect="1"/>
@@ -144,7 +352,7 @@
                     <pic:cNvPicPr/>
                   </pic:nvPicPr>
                   <pic:blipFill>
-                    <a:blip r:embed="rId7"/>
+                    <a:blip r:embed="rId5"/>
                     <a:stretch>
                       <a:fillRect/>
                     </a:stretch>
@@ -152,7 +360,7 @@
                   <pic:spPr>
                     <a:xfrm>
                       <a:off x="0" y="0"/>
-                      <a:ext cx="5612130" cy="3143885"/>
+                      <a:ext cx="4615716" cy="2585699"/>
                     </a:xfrm>
                     <a:prstGeom prst="rect">
                       <a:avLst/>
@@ -165,11 +373,150 @@
         </w:drawing>
       </w:r>
     </w:p>
+    <w:p>
+      <w:pPr>
+        <w:jc w:val="both"/>
+        <w:rPr>
+          <w:rFonts w:ascii="Yu Mincho" w:eastAsia="Yu Mincho" w:hAnsi="Yu Mincho" w:cs="Yu Mincho"/>
+        </w:rPr>
+      </w:pPr>
+      <w:r>
+        <w:rPr>
+          <w:rFonts w:ascii="Yu Mincho" w:eastAsia="Yu Mincho" w:hAnsi="Yu Mincho" w:cs="Yu Mincho"/>
+        </w:rPr>
+        <w:t xml:space="preserve">En estos podemos </w:t>
+      </w:r>
+      <w:r>
+        <w:rPr>
+          <w:rFonts w:ascii="Yu Mincho" w:eastAsia="Yu Mincho" w:hAnsi="Yu Mincho" w:cs="Yu Mincho"/>
+        </w:rPr>
+        <w:t xml:space="preserve">evidenciar como si </w:t>
+      </w:r>
+      <w:r>
+        <w:rPr>
+          <w:rFonts w:ascii="Yu Mincho" w:eastAsia="Yu Mincho" w:hAnsi="Yu Mincho" w:cs="Yu Mincho"/>
+        </w:rPr>
+        <w:t xml:space="preserve">se cumple la instancia normal donde hay 5000 usuarios concurrentes con las 5 peticiones y todo llega bien sin error y cumpliendo </w:t>
+      </w:r>
+      <w:r>
+        <w:rPr>
+          <w:rFonts w:ascii="Yu Mincho" w:eastAsia="Yu Mincho" w:hAnsi="Yu Mincho" w:cs="Yu Mincho"/>
+        </w:rPr>
+        <w:t>la latencia solicitada.</w:t>
+      </w:r>
+      <w:r>
+        <w:rPr>
+          <w:rFonts w:ascii="Yu Mincho" w:eastAsia="Yu Mincho" w:hAnsi="Yu Mincho" w:cs="Yu Mincho"/>
+        </w:rPr>
+        <w:t xml:space="preserve"> </w:t>
+      </w:r>
+    </w:p>
+    <w:p>
+      <w:pPr>
+        <w:jc w:val="both"/>
+        <w:rPr>
+          <w:rFonts w:ascii="Yu Mincho" w:eastAsia="Yu Mincho" w:hAnsi="Yu Mincho" w:cs="Yu Mincho"/>
+        </w:rPr>
+      </w:pPr>
+      <w:r>
+        <w:rPr>
+          <w:rFonts w:ascii="Yu Mincho" w:eastAsia="Yu Mincho" w:hAnsi="Yu Mincho" w:cs="Yu Mincho"/>
+        </w:rPr>
+        <w:t>Con pruebas de que las solicitudes llegaban a las tres instancias:</w:t>
+      </w:r>
+    </w:p>
+    <w:p>
+      <w:r>
+        <w:rPr>
+          <w:noProof/>
+        </w:rPr>
+        <w:drawing>
+          <wp:inline distT="0" distB="0" distL="0" distR="0" wp14:anchorId="693A3E1A" wp14:editId="31F9D6C4">
+            <wp:extent cx="5612130" cy="2538095"/>
+            <wp:effectExtent l="0" t="0" r="7620" b="0"/>
+            <wp:docPr id="132440907" name="Imagen 1"/>
+            <wp:cNvGraphicFramePr>
+              <a:graphicFrameLocks xmlns:a="http://schemas.openxmlformats.org/drawingml/2006/main" noChangeAspect="1"/>
+            </wp:cNvGraphicFramePr>
+            <a:graphic xmlns:a="http://schemas.openxmlformats.org/drawingml/2006/main">
+              <a:graphicData uri="http://schemas.openxmlformats.org/drawingml/2006/picture">
+                <pic:pic xmlns:pic="http://schemas.openxmlformats.org/drawingml/2006/picture">
+                  <pic:nvPicPr>
+                    <pic:cNvPr id="132440907" name=""/>
+                    <pic:cNvPicPr/>
+                  </pic:nvPicPr>
+                  <pic:blipFill>
+                    <a:blip r:embed="rId6"/>
+                    <a:stretch>
+                      <a:fillRect/>
+                    </a:stretch>
+                  </pic:blipFill>
+                  <pic:spPr>
+                    <a:xfrm>
+                      <a:off x="0" y="0"/>
+                      <a:ext cx="5612130" cy="2538095"/>
+                    </a:xfrm>
+                    <a:prstGeom prst="rect">
+                      <a:avLst/>
+                    </a:prstGeom>
+                  </pic:spPr>
+                </pic:pic>
+              </a:graphicData>
+            </a:graphic>
+          </wp:inline>
+        </w:drawing>
+      </w:r>
+    </w:p>
+    <w:p>
+      <w:r>
+        <w:rPr>
+          <w:noProof/>
+        </w:rPr>
+        <w:drawing>
+          <wp:inline distT="0" distB="0" distL="0" distR="0" wp14:anchorId="2515804C" wp14:editId="230EA593">
+            <wp:extent cx="5612130" cy="2701925"/>
+            <wp:effectExtent l="0" t="0" r="7620" b="3175"/>
+            <wp:docPr id="1881211139" name="Imagen 1"/>
+            <wp:cNvGraphicFramePr>
+              <a:graphicFrameLocks xmlns:a="http://schemas.openxmlformats.org/drawingml/2006/main" noChangeAspect="1"/>
+            </wp:cNvGraphicFramePr>
+            <a:graphic xmlns:a="http://schemas.openxmlformats.org/drawingml/2006/main">
+              <a:graphicData uri="http://schemas.openxmlformats.org/drawingml/2006/picture">
+                <pic:pic xmlns:pic="http://schemas.openxmlformats.org/drawingml/2006/picture">
+                  <pic:nvPicPr>
+                    <pic:cNvPr id="1881211139" name=""/>
+                    <pic:cNvPicPr/>
+                  </pic:nvPicPr>
+                  <pic:blipFill>
+                    <a:blip r:embed="rId7"/>
+                    <a:stretch>
+                      <a:fillRect/>
+                    </a:stretch>
+                  </pic:blipFill>
+                  <pic:spPr>
+                    <a:xfrm>
+                      <a:off x="0" y="0"/>
+                      <a:ext cx="5612130" cy="2701925"/>
+                    </a:xfrm>
+                    <a:prstGeom prst="rect">
+                      <a:avLst/>
+                    </a:prstGeom>
+                  </pic:spPr>
+                </pic:pic>
+              </a:graphicData>
+            </a:graphic>
+          </wp:inline>
+        </w:drawing>
+      </w:r>
+    </w:p>
     <w:p/>
     <w:p>
       <w:r>
+        <w:rPr>
+          <w:noProof/>
+        </w:rPr>
         <w:drawing>
-          <wp:inline distT="0" distB="0" distL="0" distR="0" wp14:anchorId="72D8F803" wp14:editId="0784F34E">
+          <wp:inline distT="0" distB="0" distL="0" distR="0" wp14:anchorId="6192DF1A" wp14:editId="0D901CD6">
             <wp:extent cx="5612130" cy="2688590"/>
             <wp:effectExtent l="0" t="0" r="7620" b="0"/>
             <wp:docPr id="2108588064" name="Imagen 1"/>
@@ -206,89 +553,31 @@
       </w:r>
     </w:p>
     <w:p>
-      <w:r>
-        <w:lastRenderedPageBreak/>
+      <w:pPr>
+        <w:jc w:val="both"/>
+        <w:rPr>
+          <w:rFonts w:ascii="Yu Mincho" w:eastAsia="Yu Mincho" w:hAnsi="Yu Mincho" w:cs="Yu Mincho"/>
+        </w:rPr>
+      </w:pPr>
+      <w:r>
+        <w:rPr>
+          <w:rFonts w:ascii="Yu Mincho" w:eastAsia="Yu Mincho" w:hAnsi="Yu Mincho" w:cs="Yu Mincho"/>
+        </w:rPr>
+        <w:t>Y de las recepciones exitosas de las peticiones</w:t>
+      </w:r>
+    </w:p>
+    <w:p>
+      <w:pPr>
+        <w:rPr>
+          <w:rFonts w:ascii="Yu Mincho" w:eastAsia="Yu Mincho" w:hAnsi="Yu Mincho" w:cs="Yu Mincho"/>
+        </w:rPr>
+      </w:pPr>
+      <w:r>
+        <w:rPr>
+          <w:noProof/>
+        </w:rPr>
         <w:drawing>
-          <wp:inline distT="0" distB="0" distL="0" distR="0" wp14:anchorId="7EA046FA" wp14:editId="127ED132">
-            <wp:extent cx="5612130" cy="2701925"/>
-            <wp:effectExtent l="0" t="0" r="7620" b="3175"/>
-            <wp:docPr id="1881211139" name="Imagen 1"/>
-            <wp:cNvGraphicFramePr>
-              <a:graphicFrameLocks xmlns:a="http://schemas.openxmlformats.org/drawingml/2006/main" noChangeAspect="1"/>
-            </wp:cNvGraphicFramePr>
-            <a:graphic xmlns:a="http://schemas.openxmlformats.org/drawingml/2006/main">
-              <a:graphicData uri="http://schemas.openxmlformats.org/drawingml/2006/picture">
-                <pic:pic xmlns:pic="http://schemas.openxmlformats.org/drawingml/2006/picture">
-                  <pic:nvPicPr>
-                    <pic:cNvPr id="1881211139" name=""/>
-                    <pic:cNvPicPr/>
-                  </pic:nvPicPr>
-                  <pic:blipFill>
-                    <a:blip r:embed="rId9"/>
-                    <a:stretch>
-                      <a:fillRect/>
-                    </a:stretch>
-                  </pic:blipFill>
-                  <pic:spPr>
-                    <a:xfrm>
-                      <a:off x="0" y="0"/>
-                      <a:ext cx="5612130" cy="2701925"/>
-                    </a:xfrm>
-                    <a:prstGeom prst="rect">
-                      <a:avLst/>
-                    </a:prstGeom>
-                  </pic:spPr>
-                </pic:pic>
-              </a:graphicData>
-            </a:graphic>
-          </wp:inline>
-        </w:drawing>
-      </w:r>
-    </w:p>
-    <w:p>
-      <w:r>
-        <w:drawing>
-          <wp:inline distT="0" distB="0" distL="0" distR="0" wp14:anchorId="085A1681" wp14:editId="3150420D">
-            <wp:extent cx="5612130" cy="2538095"/>
-            <wp:effectExtent l="0" t="0" r="7620" b="0"/>
-            <wp:docPr id="132440907" name="Imagen 1"/>
-            <wp:cNvGraphicFramePr>
-              <a:graphicFrameLocks xmlns:a="http://schemas.openxmlformats.org/drawingml/2006/main" noChangeAspect="1"/>
-            </wp:cNvGraphicFramePr>
-            <a:graphic xmlns:a="http://schemas.openxmlformats.org/drawingml/2006/main">
-              <a:graphicData uri="http://schemas.openxmlformats.org/drawingml/2006/picture">
-                <pic:pic xmlns:pic="http://schemas.openxmlformats.org/drawingml/2006/picture">
-                  <pic:nvPicPr>
-                    <pic:cNvPr id="132440907" name=""/>
-                    <pic:cNvPicPr/>
-                  </pic:nvPicPr>
-                  <pic:blipFill>
-                    <a:blip r:embed="rId10"/>
-                    <a:stretch>
-                      <a:fillRect/>
-                    </a:stretch>
-                  </pic:blipFill>
-                  <pic:spPr>
-                    <a:xfrm>
-                      <a:off x="0" y="0"/>
-                      <a:ext cx="5612130" cy="2538095"/>
-                    </a:xfrm>
-                    <a:prstGeom prst="rect">
-                      <a:avLst/>
-                    </a:prstGeom>
-                  </pic:spPr>
-                </pic:pic>
-              </a:graphicData>
-            </a:graphic>
-          </wp:inline>
-        </w:drawing>
-      </w:r>
-    </w:p>
-    <w:p>
-      <w:r>
-        <w:lastRenderedPageBreak/>
-        <w:drawing>
-          <wp:inline distT="0" distB="0" distL="0" distR="0" wp14:anchorId="698CC3FA" wp14:editId="57AFAB6C">
+          <wp:inline distT="0" distB="0" distL="0" distR="0" wp14:anchorId="2316069E" wp14:editId="3012728C">
             <wp:extent cx="5612130" cy="3059430"/>
             <wp:effectExtent l="0" t="0" r="7620" b="7620"/>
             <wp:docPr id="85255688" name="Imagen 1"/>
@@ -303,7 +592,7 @@
                     <pic:cNvPicPr/>
                   </pic:nvPicPr>
                   <pic:blipFill>
-                    <a:blip r:embed="rId11"/>
+                    <a:blip r:embed="rId9"/>
                     <a:stretch>
                       <a:fillRect/>
                     </a:stretch>
@@ -324,16 +613,73 @@
         </w:drawing>
       </w:r>
     </w:p>
-    <w:p/>
-    <w:p>
-      <w:r>
-        <w:t xml:space="preserve">8 peticiones por cada uno de los 5000 usuarios concurrentes </w:t>
-      </w:r>
-    </w:p>
-    <w:p>
-      <w:r>
+    <w:p>
+      <w:pPr>
+        <w:pStyle w:val="Ttulo2"/>
+        <w:rPr>
+          <w:rFonts w:ascii="Yu Mincho" w:eastAsia="Yu Mincho" w:hAnsi="Yu Mincho" w:cs="Yu Mincho"/>
+        </w:rPr>
+      </w:pPr>
+      <w:r>
+        <w:rPr>
+          <w:rFonts w:ascii="Yu Mincho" w:eastAsia="Yu Mincho" w:hAnsi="Yu Mincho" w:cs="Yu Mincho"/>
+        </w:rPr>
+        <w:t>8 Peticiones</w:t>
+      </w:r>
+    </w:p>
+    <w:p>
+      <w:pPr>
+        <w:rPr>
+          <w:rFonts w:ascii="Yu Mincho" w:eastAsia="Yu Mincho" w:hAnsi="Yu Mincho" w:cs="Yu Mincho"/>
+        </w:rPr>
+      </w:pPr>
+      <w:r>
+        <w:rPr>
+          <w:rFonts w:ascii="Yu Mincho" w:eastAsia="Yu Mincho" w:hAnsi="Yu Mincho" w:cs="Yu Mincho"/>
+        </w:rPr>
+        <w:t xml:space="preserve">Posteriormente se hizo un escalamiento </w:t>
+      </w:r>
+      <w:r>
+        <w:rPr>
+          <w:rFonts w:ascii="Yu Mincho" w:eastAsia="Yu Mincho" w:hAnsi="Yu Mincho" w:cs="Yu Mincho"/>
+        </w:rPr>
+        <w:t xml:space="preserve">parcial en el cual se cambiaron las configuraciones del </w:t>
+      </w:r>
+      <w:proofErr w:type="spellStart"/>
+      <w:r>
+        <w:rPr>
+          <w:rFonts w:ascii="Yu Mincho" w:eastAsia="Yu Mincho" w:hAnsi="Yu Mincho" w:cs="Yu Mincho"/>
+        </w:rPr>
+        <w:t>jmeter</w:t>
+      </w:r>
+      <w:proofErr w:type="spellEnd"/>
+      <w:r>
+        <w:rPr>
+          <w:rFonts w:ascii="Yu Mincho" w:eastAsia="Yu Mincho" w:hAnsi="Yu Mincho" w:cs="Yu Mincho"/>
+        </w:rPr>
+        <w:t xml:space="preserve"> a las siguientes:</w:t>
+      </w:r>
+    </w:p>
+    <w:p>
+      <w:pPr>
+        <w:rPr>
+          <w:rFonts w:ascii="Yu Mincho" w:eastAsia="Yu Mincho" w:hAnsi="Yu Mincho" w:cs="Yu Mincho"/>
+        </w:rPr>
+      </w:pPr>
+    </w:p>
+    <w:p>
+      <w:pPr>
+        <w:jc w:val="both"/>
+        <w:rPr>
+          <w:rFonts w:ascii="Yu Mincho" w:eastAsia="Yu Mincho" w:hAnsi="Yu Mincho" w:cs="Yu Mincho"/>
+        </w:rPr>
+      </w:pPr>
+      <w:r>
+        <w:rPr>
+          <w:noProof/>
+        </w:rPr>
         <w:drawing>
-          <wp:inline distT="0" distB="0" distL="0" distR="0" wp14:anchorId="4AD3FD2C" wp14:editId="5C1E1567">
+          <wp:inline distT="0" distB="0" distL="0" distR="0" wp14:anchorId="446CEE05" wp14:editId="7EF562F7">
             <wp:extent cx="5612130" cy="2555875"/>
             <wp:effectExtent l="0" t="0" r="7620" b="0"/>
             <wp:docPr id="688368562" name="Imagen 1"/>
@@ -348,7 +694,7 @@
                     <pic:cNvPicPr/>
                   </pic:nvPicPr>
                   <pic:blipFill>
-                    <a:blip r:embed="rId12"/>
+                    <a:blip r:embed="rId10"/>
                     <a:stretch>
                       <a:fillRect/>
                     </a:stretch>
@@ -370,10 +716,74 @@
       </w:r>
     </w:p>
     <w:p>
-      <w:r>
-        <w:lastRenderedPageBreak/>
+      <w:pPr>
+        <w:jc w:val="both"/>
+        <w:rPr>
+          <w:rFonts w:ascii="Yu Mincho" w:eastAsia="Yu Mincho" w:hAnsi="Yu Mincho" w:cs="Yu Mincho"/>
+        </w:rPr>
+      </w:pPr>
+      <w:r>
+        <w:rPr>
+          <w:rFonts w:ascii="Yu Mincho" w:eastAsia="Yu Mincho" w:hAnsi="Yu Mincho" w:cs="Yu Mincho"/>
+        </w:rPr>
+        <w:t xml:space="preserve">O sea se </w:t>
+      </w:r>
+      <w:r>
+        <w:rPr>
+          <w:rFonts w:ascii="Yu Mincho" w:eastAsia="Yu Mincho" w:hAnsi="Yu Mincho" w:cs="Yu Mincho"/>
+        </w:rPr>
+        <w:t>incrementó</w:t>
+      </w:r>
+      <w:r>
+        <w:rPr>
+          <w:rFonts w:ascii="Yu Mincho" w:eastAsia="Yu Mincho" w:hAnsi="Yu Mincho" w:cs="Yu Mincho"/>
+        </w:rPr>
+        <w:t xml:space="preserve"> de 5 solicitudes a </w:t>
+      </w:r>
+      <w:r>
+        <w:rPr>
+          <w:rFonts w:ascii="Yu Mincho" w:eastAsia="Yu Mincho" w:hAnsi="Yu Mincho" w:cs="Yu Mincho"/>
+        </w:rPr>
+        <w:t xml:space="preserve">8, 3 </w:t>
+      </w:r>
+      <w:r>
+        <w:rPr>
+          <w:rFonts w:ascii="Yu Mincho" w:eastAsia="Yu Mincho" w:hAnsi="Yu Mincho" w:cs="Yu Mincho"/>
+        </w:rPr>
+        <w:t>más</w:t>
+      </w:r>
+      <w:r>
+        <w:rPr>
+          <w:rFonts w:ascii="Yu Mincho" w:eastAsia="Yu Mincho" w:hAnsi="Yu Mincho" w:cs="Yu Mincho"/>
+        </w:rPr>
+        <w:t xml:space="preserve"> del comportamiento normal de</w:t>
+      </w:r>
+      <w:r>
+        <w:rPr>
+          <w:rFonts w:ascii="Yu Mincho" w:eastAsia="Yu Mincho" w:hAnsi="Yu Mincho" w:cs="Yu Mincho"/>
+        </w:rPr>
+        <w:t>l servicio</w:t>
+      </w:r>
+      <w:r>
+        <w:rPr>
+          <w:rFonts w:ascii="Yu Mincho" w:eastAsia="Yu Mincho" w:hAnsi="Yu Mincho" w:cs="Yu Mincho"/>
+        </w:rPr>
+        <w:t xml:space="preserve">, con esta prueba se obtuvo los siguientes resultados: </w:t>
+      </w:r>
+    </w:p>
+    <w:p>
+      <w:pPr>
+        <w:jc w:val="both"/>
+        <w:rPr>
+          <w:rFonts w:ascii="Yu Mincho" w:eastAsia="Yu Mincho" w:hAnsi="Yu Mincho" w:cs="Yu Mincho"/>
+        </w:rPr>
+      </w:pPr>
+      <w:r>
+        <w:rPr>
+          <w:noProof/>
+        </w:rPr>
         <w:drawing>
-          <wp:inline distT="0" distB="0" distL="0" distR="0" wp14:anchorId="07E29766" wp14:editId="4D1F5AD9">
+          <wp:inline distT="0" distB="0" distL="0" distR="0" wp14:anchorId="56AAB4FD" wp14:editId="2ACA38EE">
             <wp:extent cx="5612130" cy="2565400"/>
             <wp:effectExtent l="0" t="0" r="7620" b="6350"/>
             <wp:docPr id="1659552068" name="Imagen 1"/>
@@ -388,7 +798,7 @@
                     <pic:cNvPicPr/>
                   </pic:nvPicPr>
                   <pic:blipFill>
-                    <a:blip r:embed="rId13"/>
+                    <a:blip r:embed="rId11"/>
                     <a:stretch>
                       <a:fillRect/>
                     </a:stretch>
@@ -410,9 +820,112 @@
       </w:r>
     </w:p>
     <w:p>
-      <w:r>
+      <w:pPr>
+        <w:jc w:val="both"/>
+        <w:rPr>
+          <w:rFonts w:ascii="Yu Mincho" w:eastAsia="Yu Mincho" w:hAnsi="Yu Mincho" w:cs="Yu Mincho"/>
+        </w:rPr>
+      </w:pPr>
+      <w:r>
+        <w:rPr>
+          <w:rFonts w:ascii="Yu Mincho" w:eastAsia="Yu Mincho" w:hAnsi="Yu Mincho" w:cs="Yu Mincho"/>
+        </w:rPr>
+        <w:t>Acá</w:t>
+      </w:r>
+      <w:r>
+        <w:rPr>
+          <w:rFonts w:ascii="Yu Mincho" w:eastAsia="Yu Mincho" w:hAnsi="Yu Mincho" w:cs="Yu Mincho"/>
+        </w:rPr>
+        <w:t xml:space="preserve"> </w:t>
+      </w:r>
+      <w:r>
+        <w:rPr>
+          <w:rFonts w:ascii="Yu Mincho" w:eastAsia="Yu Mincho" w:hAnsi="Yu Mincho" w:cs="Yu Mincho"/>
+        </w:rPr>
+        <w:t xml:space="preserve">se puede evidenciar como no hubo errores en las peticiones y adicionalmente se tiene que </w:t>
+      </w:r>
+      <w:r>
+        <w:rPr>
+          <w:rFonts w:ascii="Yu Mincho" w:eastAsia="Yu Mincho" w:hAnsi="Yu Mincho" w:cs="Yu Mincho"/>
+        </w:rPr>
+        <w:t>las 40000</w:t>
+      </w:r>
+      <w:r>
+        <w:rPr>
+          <w:rFonts w:ascii="Yu Mincho" w:eastAsia="Yu Mincho" w:hAnsi="Yu Mincho" w:cs="Yu Mincho"/>
+        </w:rPr>
+        <w:t xml:space="preserve"> peticiones se hicieron con </w:t>
+      </w:r>
+      <w:r>
+        <w:rPr>
+          <w:rFonts w:ascii="Yu Mincho" w:eastAsia="Yu Mincho" w:hAnsi="Yu Mincho" w:cs="Yu Mincho"/>
+        </w:rPr>
+        <w:t xml:space="preserve">tiempos </w:t>
+      </w:r>
+      <w:r>
+        <w:rPr>
+          <w:rFonts w:ascii="Yu Mincho" w:eastAsia="Yu Mincho" w:hAnsi="Yu Mincho" w:cs="Yu Mincho"/>
+        </w:rPr>
+        <w:t>de respuesta debajo de lo</w:t>
+      </w:r>
+      <w:r>
+        <w:rPr>
+          <w:rFonts w:ascii="Yu Mincho" w:eastAsia="Yu Mincho" w:hAnsi="Yu Mincho" w:cs="Yu Mincho"/>
+        </w:rPr>
+        <w:t xml:space="preserve"> solicitad</w:t>
+      </w:r>
+      <w:r>
+        <w:rPr>
+          <w:rFonts w:ascii="Yu Mincho" w:eastAsia="Yu Mincho" w:hAnsi="Yu Mincho" w:cs="Yu Mincho"/>
+        </w:rPr>
+        <w:t>o</w:t>
+      </w:r>
+      <w:r>
+        <w:rPr>
+          <w:rFonts w:ascii="Yu Mincho" w:eastAsia="Yu Mincho" w:hAnsi="Yu Mincho" w:cs="Yu Mincho"/>
+        </w:rPr>
+        <w:t xml:space="preserve"> cumpliendo esto a la perfección</w:t>
+      </w:r>
+      <w:r>
+        <w:rPr>
+          <w:rFonts w:ascii="Yu Mincho" w:eastAsia="Yu Mincho" w:hAnsi="Yu Mincho" w:cs="Yu Mincho"/>
+        </w:rPr>
+        <w:t>, esto se evidencia tanto en el estándar como en los tres percentiles, 90%, 95% y 99%</w:t>
+      </w:r>
+      <w:r>
+        <w:rPr>
+          <w:rFonts w:ascii="Yu Mincho" w:eastAsia="Yu Mincho" w:hAnsi="Yu Mincho" w:cs="Yu Mincho"/>
+        </w:rPr>
+        <w:t>.</w:t>
+      </w:r>
+    </w:p>
+    <w:p>
+      <w:pPr>
+        <w:jc w:val="both"/>
+        <w:rPr>
+          <w:rFonts w:ascii="Yu Mincho" w:eastAsia="Yu Mincho" w:hAnsi="Yu Mincho" w:cs="Yu Mincho"/>
+        </w:rPr>
+      </w:pPr>
+    </w:p>
+    <w:p>
+      <w:pPr>
+        <w:jc w:val="both"/>
+        <w:rPr>
+          <w:rFonts w:ascii="Yu Mincho" w:eastAsia="Yu Mincho" w:hAnsi="Yu Mincho" w:cs="Yu Mincho"/>
+        </w:rPr>
+      </w:pPr>
+      <w:r>
+        <w:rPr>
+          <w:rFonts w:ascii="Yu Mincho" w:eastAsia="Yu Mincho" w:hAnsi="Yu Mincho" w:cs="Yu Mincho"/>
+        </w:rPr>
+        <w:t xml:space="preserve">Con pruebas de que las solicitudes eran exitosas: </w:t>
+      </w:r>
+      <w:r>
+        <w:rPr>
+          <w:noProof/>
+        </w:rPr>
         <w:drawing>
-          <wp:inline distT="0" distB="0" distL="0" distR="0" wp14:anchorId="294AE815" wp14:editId="1C0885CF">
+          <wp:inline distT="0" distB="0" distL="0" distR="0" wp14:anchorId="07A2DBC2" wp14:editId="72914598">
             <wp:extent cx="5612130" cy="3109595"/>
             <wp:effectExtent l="0" t="0" r="7620" b="0"/>
             <wp:docPr id="601626717" name="Imagen 1"/>
@@ -427,7 +940,7 @@
                     <pic:cNvPicPr/>
                   </pic:nvPicPr>
                   <pic:blipFill>
-                    <a:blip r:embed="rId14"/>
+                    <a:blip r:embed="rId12"/>
                     <a:stretch>
                       <a:fillRect/>
                     </a:stretch>
@@ -449,20 +962,308 @@
       </w:r>
     </w:p>
     <w:p>
-      <w:r>
-        <w:t xml:space="preserve">12 peticiones por los 5000 usuarios </w:t>
-      </w:r>
-    </w:p>
-    <w:p>
-      <w:r>
-        <w:t xml:space="preserve">*poner video </w:t>
-      </w:r>
-    </w:p>
-    <w:p>
-      <w:r>
-        <w:lastRenderedPageBreak/>
+      <w:pPr>
+        <w:jc w:val="both"/>
+        <w:rPr>
+          <w:rFonts w:ascii="Yu Mincho" w:eastAsia="Yu Mincho" w:hAnsi="Yu Mincho" w:cs="Yu Mincho"/>
+        </w:rPr>
+      </w:pPr>
+      <w:r>
+        <w:rPr>
+          <w:rFonts w:ascii="Yu Mincho" w:eastAsia="Yu Mincho" w:hAnsi="Yu Mincho" w:cs="Yu Mincho"/>
+        </w:rPr>
+        <w:t>Video de evidencia:</w:t>
+      </w:r>
+    </w:p>
+    <w:p>
+      <w:pPr>
+        <w:jc w:val="both"/>
+        <w:rPr>
+          <w:rFonts w:ascii="Yu Mincho" w:eastAsia="Yu Mincho" w:hAnsi="Yu Mincho" w:cs="Yu Mincho"/>
+        </w:rPr>
+      </w:pPr>
+      <w:r>
+        <w:rPr>
+          <w:noProof/>
+        </w:rPr>
         <w:drawing>
-          <wp:inline distT="0" distB="0" distL="0" distR="0" wp14:anchorId="20A709B9" wp14:editId="6B538BFA">
+          <wp:anchor distT="0" distB="0" distL="114300" distR="114300" simplePos="0" relativeHeight="251658242" behindDoc="0" locked="0" layoutInCell="1" allowOverlap="1" wp14:anchorId="07311BDF" wp14:editId="00BB3F6A">
+            <wp:simplePos x="0" y="0"/>
+            <wp:positionH relativeFrom="column">
+              <wp:align>left</wp:align>
+            </wp:positionH>
+            <wp:positionV relativeFrom="paragraph">
+              <wp:posOffset>0</wp:posOffset>
+            </wp:positionV>
+            <wp:extent cx="5438774" cy="3162300"/>
+            <wp:effectExtent l="0" t="0" r="0" b="0"/>
+            <wp:wrapSquare wrapText="bothSides"/>
+            <wp:docPr id="1256644421" name="picture" title="Vídeo titulado:VideoPruebaEscalabilidad3 - 40,000">
+              <a:hlinkClick xmlns:a="http://schemas.openxmlformats.org/drawingml/2006/main" r:id="rId13"/>
+            </wp:docPr>
+            <wp:cNvGraphicFramePr>
+              <a:graphicFrameLocks xmlns:a="http://schemas.openxmlformats.org/drawingml/2006/main" noGrp="1" noSelect="1" noChangeAspect="1" noMove="1" noResize="1"/>
+            </wp:cNvGraphicFramePr>
+            <a:graphic xmlns:a="http://schemas.openxmlformats.org/drawingml/2006/main">
+              <a:graphicData uri="http://schemas.openxmlformats.org/drawingml/2006/picture">
+                <pic:pic xmlns:pic="http://schemas.openxmlformats.org/drawingml/2006/picture">
+                  <pic:nvPicPr>
+                    <pic:cNvPr id="0" name="picture"/>
+                    <pic:cNvPicPr>
+                      <a:picLocks noGrp="1" noRot="1" noChangeAspect="1" noMove="1" noResize="1" noEditPoints="1" noAdjustHandles="1" noChangeArrowheads="1" noChangeShapeType="1" noCrop="1"/>
+                    </pic:cNvPicPr>
+                  </pic:nvPicPr>
+                  <pic:blipFill>
+                    <a:blip r:embed="rId14">
+                      <a:extLst>
+                        <a:ext uri="{28A0092B-C50C-407E-A947-70E740481C1C}">
+                          <a14:useLocalDpi xmlns:a14="http://schemas.microsoft.com/office/drawing/2010/main" val="0"/>
+                        </a:ext>
+                        <a:ext uri="http://schemas.microsoft.com/office/word/2020/oembed">
+                          <woe:oembed xmlns:woe="http://schemas.microsoft.com/office/word/2020/oembed" oEmbedUrl="https://youtu.be/IQgiiVLP9o8" mediaType="Video" picLocksAutoForOEmbed="1"/>
+                        </a:ext>
+                      </a:extLst>
+                    </a:blip>
+                    <a:stretch>
+                      <a:fillRect/>
+                    </a:stretch>
+                  </pic:blipFill>
+                  <pic:spPr>
+                    <a:xfrm>
+                      <a:off x="0" y="0"/>
+                      <a:ext cx="5438774" cy="3162300"/>
+                    </a:xfrm>
+                    <a:prstGeom prst="rect">
+                      <a:avLst/>
+                    </a:prstGeom>
+                  </pic:spPr>
+                </pic:pic>
+              </a:graphicData>
+            </a:graphic>
+            <wp14:sizeRelH relativeFrom="page">
+              <wp14:pctWidth>0</wp14:pctWidth>
+            </wp14:sizeRelH>
+            <wp14:sizeRelV relativeFrom="page">
+              <wp14:pctHeight>0</wp14:pctHeight>
+            </wp14:sizeRelV>
+          </wp:anchor>
+        </w:drawing>
+      </w:r>
+    </w:p>
+    <w:p>
+      <w:pPr>
+        <w:jc w:val="both"/>
+        <w:rPr>
+          <w:rFonts w:ascii="Yu Mincho" w:eastAsia="Yu Mincho" w:hAnsi="Yu Mincho" w:cs="Yu Mincho"/>
+        </w:rPr>
+      </w:pPr>
+    </w:p>
+    <w:p>
+      <w:pPr>
+        <w:pStyle w:val="Ttulo2"/>
+        <w:jc w:val="both"/>
+        <w:rPr>
+          <w:rFonts w:ascii="Yu Mincho" w:eastAsia="Yu Mincho" w:hAnsi="Yu Mincho" w:cs="Yu Mincho"/>
+        </w:rPr>
+      </w:pPr>
+      <w:r>
+        <w:rPr>
+          <w:rFonts w:ascii="Yu Mincho" w:eastAsia="Yu Mincho" w:hAnsi="Yu Mincho" w:cs="Yu Mincho"/>
+        </w:rPr>
+        <w:t>12 Peticiones</w:t>
+      </w:r>
+    </w:p>
+    <w:p>
+      <w:pPr>
+        <w:jc w:val="both"/>
+        <w:rPr>
+          <w:rFonts w:ascii="Yu Mincho" w:eastAsia="Yu Mincho" w:hAnsi="Yu Mincho" w:cs="Yu Mincho"/>
+        </w:rPr>
+      </w:pPr>
+      <w:r>
+        <w:rPr>
+          <w:rFonts w:ascii="Yu Mincho" w:eastAsia="Yu Mincho" w:hAnsi="Yu Mincho" w:cs="Yu Mincho"/>
+        </w:rPr>
+        <w:t xml:space="preserve"> En la sigu</w:t>
+      </w:r>
+      <w:r>
+        <w:rPr>
+          <w:rFonts w:ascii="Yu Mincho" w:eastAsia="Yu Mincho" w:hAnsi="Yu Mincho" w:cs="Yu Mincho"/>
+        </w:rPr>
+        <w:t xml:space="preserve">iente prueba se hizo los </w:t>
+      </w:r>
+      <w:r>
+        <w:rPr>
+          <w:rFonts w:ascii="Yu Mincho" w:eastAsia="Yu Mincho" w:hAnsi="Yu Mincho" w:cs="Yu Mincho"/>
+        </w:rPr>
+        <w:t>siguientes cambios en el</w:t>
+      </w:r>
+      <w:r>
+        <w:rPr>
+          <w:rFonts w:ascii="Yu Mincho" w:eastAsia="Yu Mincho" w:hAnsi="Yu Mincho" w:cs="Yu Mincho"/>
+        </w:rPr>
+        <w:t xml:space="preserve"> </w:t>
+      </w:r>
+      <w:proofErr w:type="spellStart"/>
+      <w:r>
+        <w:rPr>
+          <w:rFonts w:ascii="Yu Mincho" w:eastAsia="Yu Mincho" w:hAnsi="Yu Mincho" w:cs="Yu Mincho"/>
+        </w:rPr>
+        <w:t>jmeter</w:t>
+      </w:r>
+      <w:proofErr w:type="spellEnd"/>
+      <w:r>
+        <w:rPr>
+          <w:rFonts w:ascii="Yu Mincho" w:eastAsia="Yu Mincho" w:hAnsi="Yu Mincho" w:cs="Yu Mincho"/>
+        </w:rPr>
+        <w:t>:</w:t>
+      </w:r>
+    </w:p>
+    <w:p>
+      <w:pPr>
+        <w:jc w:val="both"/>
+        <w:rPr>
+          <w:rFonts w:ascii="Yu Mincho" w:eastAsia="Yu Mincho" w:hAnsi="Yu Mincho" w:cs="Yu Mincho"/>
+        </w:rPr>
+      </w:pPr>
+      <w:r>
+        <w:rPr>
+          <w:noProof/>
+        </w:rPr>
+        <w:drawing>
+          <wp:inline distT="0" distB="0" distL="0" distR="0" wp14:anchorId="35B6D70C" wp14:editId="7BB4BABC">
+            <wp:extent cx="5612130" cy="2332355"/>
+            <wp:effectExtent l="0" t="0" r="7620" b="0"/>
+            <wp:docPr id="2107748062" name="Imagen 1"/>
+            <wp:cNvGraphicFramePr>
+              <a:graphicFrameLocks xmlns:a="http://schemas.openxmlformats.org/drawingml/2006/main" noChangeAspect="1"/>
+            </wp:cNvGraphicFramePr>
+            <a:graphic xmlns:a="http://schemas.openxmlformats.org/drawingml/2006/main">
+              <a:graphicData uri="http://schemas.openxmlformats.org/drawingml/2006/picture">
+                <pic:pic xmlns:pic="http://schemas.openxmlformats.org/drawingml/2006/picture">
+                  <pic:nvPicPr>
+                    <pic:cNvPr id="2107748062" name=""/>
+                    <pic:cNvPicPr/>
+                  </pic:nvPicPr>
+                  <pic:blipFill>
+                    <a:blip r:embed="rId15"/>
+                    <a:stretch>
+                      <a:fillRect/>
+                    </a:stretch>
+                  </pic:blipFill>
+                  <pic:spPr>
+                    <a:xfrm>
+                      <a:off x="0" y="0"/>
+                      <a:ext cx="5612130" cy="2332355"/>
+                    </a:xfrm>
+                    <a:prstGeom prst="rect">
+                      <a:avLst/>
+                    </a:prstGeom>
+                  </pic:spPr>
+                </pic:pic>
+              </a:graphicData>
+            </a:graphic>
+          </wp:inline>
+        </w:drawing>
+      </w:r>
+    </w:p>
+    <w:p>
+      <w:pPr>
+        <w:jc w:val="both"/>
+        <w:rPr>
+          <w:rFonts w:ascii="Yu Mincho" w:eastAsia="Yu Mincho" w:hAnsi="Yu Mincho" w:cs="Yu Mincho"/>
+        </w:rPr>
+      </w:pPr>
+      <w:r>
+        <w:rPr>
+          <w:rFonts w:ascii="Yu Mincho" w:eastAsia="Yu Mincho" w:hAnsi="Yu Mincho" w:cs="Yu Mincho"/>
+        </w:rPr>
+        <w:t xml:space="preserve">En este se </w:t>
+      </w:r>
+      <w:r>
+        <w:rPr>
+          <w:rFonts w:ascii="Yu Mincho" w:eastAsia="Yu Mincho" w:hAnsi="Yu Mincho" w:cs="Yu Mincho"/>
+        </w:rPr>
+        <w:t xml:space="preserve">escala a 12 peticiones o sea </w:t>
+      </w:r>
+      <w:r>
+        <w:rPr>
+          <w:rFonts w:ascii="Yu Mincho" w:eastAsia="Yu Mincho" w:hAnsi="Yu Mincho" w:cs="Yu Mincho"/>
+        </w:rPr>
+        <w:t xml:space="preserve">4 </w:t>
+      </w:r>
+      <w:proofErr w:type="spellStart"/>
+      <w:r>
+        <w:rPr>
+          <w:rFonts w:ascii="Yu Mincho" w:eastAsia="Yu Mincho" w:hAnsi="Yu Mincho" w:cs="Yu Mincho"/>
+        </w:rPr>
+        <w:t>mas</w:t>
+      </w:r>
+      <w:proofErr w:type="spellEnd"/>
+      <w:r>
+        <w:rPr>
+          <w:rFonts w:ascii="Yu Mincho" w:eastAsia="Yu Mincho" w:hAnsi="Yu Mincho" w:cs="Yu Mincho"/>
+        </w:rPr>
+        <w:t xml:space="preserve"> que la prueba anterior y 7 </w:t>
+      </w:r>
+      <w:r>
+        <w:rPr>
+          <w:rFonts w:ascii="Yu Mincho" w:eastAsia="Yu Mincho" w:hAnsi="Yu Mincho" w:cs="Yu Mincho"/>
+        </w:rPr>
+        <w:t>más</w:t>
+      </w:r>
+      <w:r>
+        <w:rPr>
+          <w:rFonts w:ascii="Yu Mincho" w:eastAsia="Yu Mincho" w:hAnsi="Yu Mincho" w:cs="Yu Mincho"/>
+        </w:rPr>
+        <w:t xml:space="preserve"> que la original, cada vez </w:t>
+      </w:r>
+      <w:proofErr w:type="spellStart"/>
+      <w:r>
+        <w:rPr>
+          <w:rFonts w:ascii="Yu Mincho" w:eastAsia="Yu Mincho" w:hAnsi="Yu Mincho" w:cs="Yu Mincho"/>
+        </w:rPr>
+        <w:t>mas</w:t>
+      </w:r>
+      <w:proofErr w:type="spellEnd"/>
+      <w:r>
+        <w:rPr>
+          <w:rFonts w:ascii="Yu Mincho" w:eastAsia="Yu Mincho" w:hAnsi="Yu Mincho" w:cs="Yu Mincho"/>
+        </w:rPr>
+        <w:t xml:space="preserve"> cerca del </w:t>
+      </w:r>
+      <w:r>
+        <w:rPr>
+          <w:rFonts w:ascii="Yu Mincho" w:eastAsia="Yu Mincho" w:hAnsi="Yu Mincho" w:cs="Yu Mincho"/>
+        </w:rPr>
+        <w:t xml:space="preserve">aumento del 300% </w:t>
+      </w:r>
+      <w:r>
+        <w:rPr>
+          <w:rFonts w:ascii="Yu Mincho" w:eastAsia="Yu Mincho" w:hAnsi="Yu Mincho" w:cs="Yu Mincho"/>
+        </w:rPr>
+        <w:t xml:space="preserve">que es lo que se solicita, </w:t>
+      </w:r>
+      <w:r>
+        <w:rPr>
+          <w:rFonts w:ascii="Yu Mincho" w:eastAsia="Yu Mincho" w:hAnsi="Yu Mincho" w:cs="Yu Mincho"/>
+        </w:rPr>
+        <w:t>con estas configuraciones se obtuvieron los siguientes resultados:</w:t>
+      </w:r>
+    </w:p>
+    <w:p>
+      <w:pPr>
+        <w:jc w:val="both"/>
+        <w:rPr>
+          <w:rFonts w:ascii="Yu Mincho" w:eastAsia="Yu Mincho" w:hAnsi="Yu Mincho" w:cs="Yu Mincho"/>
+        </w:rPr>
+      </w:pPr>
+      <w:r>
+        <w:rPr>
+          <w:noProof/>
+        </w:rPr>
+        <w:drawing>
+          <wp:inline distT="0" distB="0" distL="0" distR="0" wp14:anchorId="2B2BCB8E" wp14:editId="4EAA4C2E">
             <wp:extent cx="5612130" cy="2188210"/>
             <wp:effectExtent l="0" t="0" r="7620" b="2540"/>
             <wp:docPr id="1152709160" name="Imagen 1"/>
@@ -477,7 +1278,7 @@
                     <pic:cNvPicPr/>
                   </pic:nvPicPr>
                   <pic:blipFill>
-                    <a:blip r:embed="rId15"/>
+                    <a:blip r:embed="rId16"/>
                     <a:stretch>
                       <a:fillRect/>
                     </a:stretch>
@@ -499,48 +1300,118 @@
       </w:r>
     </w:p>
     <w:p>
-      <w:r>
+      <w:pPr>
+        <w:jc w:val="both"/>
+        <w:rPr>
+          <w:rFonts w:ascii="Yu Mincho" w:eastAsia="Yu Mincho" w:hAnsi="Yu Mincho" w:cs="Yu Mincho"/>
+        </w:rPr>
+      </w:pPr>
+      <w:r>
+        <w:rPr>
+          <w:rFonts w:ascii="Yu Mincho" w:eastAsia="Yu Mincho" w:hAnsi="Yu Mincho" w:cs="Yu Mincho"/>
+        </w:rPr>
+        <w:t xml:space="preserve">En estos resultados se vuelve a evidenciar que hay </w:t>
+      </w:r>
+      <w:r>
+        <w:rPr>
+          <w:rFonts w:ascii="Yu Mincho" w:eastAsia="Yu Mincho" w:hAnsi="Yu Mincho" w:cs="Yu Mincho"/>
+        </w:rPr>
+        <w:t xml:space="preserve">0% de error </w:t>
+      </w:r>
+      <w:r>
+        <w:rPr>
+          <w:rFonts w:ascii="Yu Mincho" w:eastAsia="Yu Mincho" w:hAnsi="Yu Mincho" w:cs="Yu Mincho"/>
+        </w:rPr>
+        <w:t xml:space="preserve">y con </w:t>
+      </w:r>
+      <w:r>
+        <w:rPr>
+          <w:rFonts w:ascii="Yu Mincho" w:eastAsia="Yu Mincho" w:hAnsi="Yu Mincho" w:cs="Yu Mincho"/>
+        </w:rPr>
+        <w:t>las medias</w:t>
+      </w:r>
+      <w:r>
+        <w:rPr>
+          <w:rFonts w:ascii="Yu Mincho" w:eastAsia="Yu Mincho" w:hAnsi="Yu Mincho" w:cs="Yu Mincho"/>
+        </w:rPr>
+        <w:t xml:space="preserve"> de </w:t>
+      </w:r>
+      <w:r>
+        <w:rPr>
+          <w:rFonts w:ascii="Yu Mincho" w:eastAsia="Yu Mincho" w:hAnsi="Yu Mincho" w:cs="Yu Mincho"/>
+        </w:rPr>
+        <w:t>tiempos dentro de lo solicitado para demostrar que no se degrada el servicio</w:t>
+      </w:r>
+      <w:r>
+        <w:rPr>
+          <w:rFonts w:ascii="Yu Mincho" w:eastAsia="Yu Mincho" w:hAnsi="Yu Mincho" w:cs="Yu Mincho"/>
+        </w:rPr>
+        <w:t xml:space="preserve"> con este escalamiento, adicionalmente se ve los percentiles de</w:t>
+      </w:r>
+      <w:r>
+        <w:rPr>
+          <w:rFonts w:ascii="Yu Mincho" w:eastAsia="Yu Mincho" w:hAnsi="Yu Mincho" w:cs="Yu Mincho"/>
+        </w:rPr>
+        <w:t xml:space="preserve">l 90%, 95% y 99% </w:t>
+      </w:r>
+      <w:r>
+        <w:rPr>
+          <w:rFonts w:ascii="Yu Mincho" w:eastAsia="Yu Mincho" w:hAnsi="Yu Mincho" w:cs="Yu Mincho"/>
+        </w:rPr>
+        <w:t xml:space="preserve">donde </w:t>
+      </w:r>
+      <w:r>
+        <w:rPr>
+          <w:rFonts w:ascii="Yu Mincho" w:eastAsia="Yu Mincho" w:hAnsi="Yu Mincho" w:cs="Yu Mincho"/>
+        </w:rPr>
+        <w:t xml:space="preserve">se ve que todos los intervalos de confianza están dentro de los </w:t>
+      </w:r>
+      <w:r>
+        <w:rPr>
+          <w:rFonts w:ascii="Yu Mincho" w:eastAsia="Yu Mincho" w:hAnsi="Yu Mincho" w:cs="Yu Mincho"/>
+        </w:rPr>
+        <w:t>márgenes</w:t>
+      </w:r>
+      <w:r>
+        <w:rPr>
+          <w:rFonts w:ascii="Yu Mincho" w:eastAsia="Yu Mincho" w:hAnsi="Yu Mincho" w:cs="Yu Mincho"/>
+        </w:rPr>
+        <w:t xml:space="preserve"> para que en todos se cumpla la latencia del servicio</w:t>
+      </w:r>
+      <w:r>
+        <w:rPr>
+          <w:rFonts w:ascii="Yu Mincho" w:eastAsia="Yu Mincho" w:hAnsi="Yu Mincho" w:cs="Yu Mincho"/>
+        </w:rPr>
+        <w:t>.</w:t>
+      </w:r>
+    </w:p>
+    <w:p>
+      <w:pPr>
+        <w:jc w:val="both"/>
+        <w:rPr>
+          <w:rFonts w:ascii="Yu Mincho" w:eastAsia="Yu Mincho" w:hAnsi="Yu Mincho" w:cs="Yu Mincho"/>
+        </w:rPr>
+      </w:pPr>
+      <w:r>
+        <w:rPr>
+          <w:rFonts w:ascii="Yu Mincho" w:eastAsia="Yu Mincho" w:hAnsi="Yu Mincho" w:cs="Yu Mincho"/>
+        </w:rPr>
+        <w:t>Con pruebas de que las solicitudes eran exitosas:</w:t>
+      </w:r>
+    </w:p>
+    <w:p>
+      <w:pPr>
+        <w:jc w:val="both"/>
+        <w:rPr>
+          <w:rFonts w:ascii="Yu Mincho" w:eastAsia="Yu Mincho" w:hAnsi="Yu Mincho" w:cs="Yu Mincho"/>
+        </w:rPr>
+      </w:pPr>
+      <w:r>
+        <w:rPr>
+          <w:noProof/>
+        </w:rPr>
         <w:drawing>
-          <wp:inline distT="0" distB="0" distL="0" distR="0" wp14:anchorId="799B3320" wp14:editId="7C6E50A6">
-            <wp:extent cx="5612130" cy="2332355"/>
-            <wp:effectExtent l="0" t="0" r="7620" b="0"/>
-            <wp:docPr id="2107748062" name="Imagen 1"/>
-            <wp:cNvGraphicFramePr>
-              <a:graphicFrameLocks xmlns:a="http://schemas.openxmlformats.org/drawingml/2006/main" noChangeAspect="1"/>
-            </wp:cNvGraphicFramePr>
-            <a:graphic xmlns:a="http://schemas.openxmlformats.org/drawingml/2006/main">
-              <a:graphicData uri="http://schemas.openxmlformats.org/drawingml/2006/picture">
-                <pic:pic xmlns:pic="http://schemas.openxmlformats.org/drawingml/2006/picture">
-                  <pic:nvPicPr>
-                    <pic:cNvPr id="2107748062" name=""/>
-                    <pic:cNvPicPr/>
-                  </pic:nvPicPr>
-                  <pic:blipFill>
-                    <a:blip r:embed="rId16"/>
-                    <a:stretch>
-                      <a:fillRect/>
-                    </a:stretch>
-                  </pic:blipFill>
-                  <pic:spPr>
-                    <a:xfrm>
-                      <a:off x="0" y="0"/>
-                      <a:ext cx="5612130" cy="2332355"/>
-                    </a:xfrm>
-                    <a:prstGeom prst="rect">
-                      <a:avLst/>
-                    </a:prstGeom>
-                  </pic:spPr>
-                </pic:pic>
-              </a:graphicData>
-            </a:graphic>
-          </wp:inline>
-        </w:drawing>
-      </w:r>
-    </w:p>
-    <w:p>
-      <w:r>
-        <w:drawing>
-          <wp:inline distT="0" distB="0" distL="0" distR="0" wp14:anchorId="22F02D13" wp14:editId="26DA18AB">
+          <wp:inline distT="0" distB="0" distL="0" distR="0" wp14:anchorId="340D7369" wp14:editId="11C7374A">
             <wp:extent cx="5612130" cy="2995930"/>
             <wp:effectExtent l="0" t="0" r="7620" b="0"/>
             <wp:docPr id="451128857" name="Imagen 1"/>
@@ -577,15 +1448,260 @@
       </w:r>
     </w:p>
     <w:p>
-      <w:r>
-        <w:t xml:space="preserve">15 peticiones por los 5000 usuarios </w:t>
-      </w:r>
-    </w:p>
-    <w:p>
-      <w:r>
-        <w:lastRenderedPageBreak/>
+      <w:pPr>
+        <w:jc w:val="both"/>
+        <w:rPr>
+          <w:rFonts w:ascii="Yu Mincho" w:eastAsia="Yu Mincho" w:hAnsi="Yu Mincho" w:cs="Yu Mincho"/>
+        </w:rPr>
+      </w:pPr>
+      <w:r>
+        <w:rPr>
+          <w:rFonts w:ascii="Yu Mincho" w:eastAsia="Yu Mincho" w:hAnsi="Yu Mincho" w:cs="Yu Mincho"/>
+        </w:rPr>
+        <w:t>Video de evidencia:</w:t>
+      </w:r>
+    </w:p>
+    <w:p>
+      <w:pPr>
+        <w:jc w:val="both"/>
+        <w:rPr>
+          <w:rFonts w:ascii="Yu Mincho" w:eastAsia="Yu Mincho" w:hAnsi="Yu Mincho" w:cs="Yu Mincho"/>
+        </w:rPr>
+      </w:pPr>
+      <w:r>
+        <w:rPr>
+          <w:noProof/>
+        </w:rPr>
         <w:drawing>
-          <wp:inline distT="0" distB="0" distL="0" distR="0" wp14:anchorId="74BA9C3C" wp14:editId="6563C833">
+          <wp:anchor distT="0" distB="0" distL="114300" distR="114300" simplePos="0" relativeHeight="251658240" behindDoc="0" locked="0" layoutInCell="1" allowOverlap="1" wp14:anchorId="78817115" wp14:editId="18E70AE2">
+            <wp:simplePos x="0" y="0"/>
+            <wp:positionH relativeFrom="column">
+              <wp:align>left</wp:align>
+            </wp:positionH>
+            <wp:positionV relativeFrom="paragraph">
+              <wp:posOffset>0</wp:posOffset>
+            </wp:positionV>
+            <wp:extent cx="5438774" cy="3162300"/>
+            <wp:effectExtent l="0" t="0" r="0" b="0"/>
+            <wp:wrapSquare wrapText="bothSides"/>
+            <wp:docPr id="304447835" name="picture" title="Vídeo titulado:VideoPruebaEscalabilidad2 - 60,000">
+              <a:hlinkClick xmlns:a="http://schemas.openxmlformats.org/drawingml/2006/main" r:id="rId18"/>
+            </wp:docPr>
+            <wp:cNvGraphicFramePr>
+              <a:graphicFrameLocks xmlns:a="http://schemas.openxmlformats.org/drawingml/2006/main" noGrp="1" noSelect="1" noChangeAspect="1" noMove="1" noResize="1"/>
+            </wp:cNvGraphicFramePr>
+            <a:graphic xmlns:a="http://schemas.openxmlformats.org/drawingml/2006/main">
+              <a:graphicData uri="http://schemas.openxmlformats.org/drawingml/2006/picture">
+                <pic:pic xmlns:pic="http://schemas.openxmlformats.org/drawingml/2006/picture">
+                  <pic:nvPicPr>
+                    <pic:cNvPr id="0" name="picture"/>
+                    <pic:cNvPicPr>
+                      <a:picLocks noGrp="1" noRot="1" noChangeAspect="1" noMove="1" noResize="1" noEditPoints="1" noAdjustHandles="1" noChangeArrowheads="1" noChangeShapeType="1" noCrop="1"/>
+                    </pic:cNvPicPr>
+                  </pic:nvPicPr>
+                  <pic:blipFill>
+                    <a:blip r:embed="rId19">
+                      <a:extLst>
+                        <a:ext uri="{28A0092B-C50C-407E-A947-70E740481C1C}">
+                          <a14:useLocalDpi xmlns:a14="http://schemas.microsoft.com/office/drawing/2010/main" val="0"/>
+                        </a:ext>
+                        <a:ext uri="http://schemas.microsoft.com/office/word/2020/oembed">
+                          <woe:oembed xmlns:woe="http://schemas.microsoft.com/office/word/2020/oembed" oEmbedUrl="https://youtu.be/rPU_rvPjp3I" mediaType="Video" picLocksAutoForOEmbed="1"/>
+                        </a:ext>
+                      </a:extLst>
+                    </a:blip>
+                    <a:stretch>
+                      <a:fillRect/>
+                    </a:stretch>
+                  </pic:blipFill>
+                  <pic:spPr>
+                    <a:xfrm>
+                      <a:off x="0" y="0"/>
+                      <a:ext cx="5438774" cy="3162300"/>
+                    </a:xfrm>
+                    <a:prstGeom prst="rect">
+                      <a:avLst/>
+                    </a:prstGeom>
+                  </pic:spPr>
+                </pic:pic>
+              </a:graphicData>
+            </a:graphic>
+            <wp14:sizeRelH relativeFrom="page">
+              <wp14:pctWidth>0</wp14:pctWidth>
+            </wp14:sizeRelH>
+            <wp14:sizeRelV relativeFrom="page">
+              <wp14:pctHeight>0</wp14:pctHeight>
+            </wp14:sizeRelV>
+          </wp:anchor>
+        </w:drawing>
+      </w:r>
+    </w:p>
+    <w:p>
+      <w:pPr>
+        <w:jc w:val="both"/>
+        <w:rPr>
+          <w:rFonts w:ascii="Yu Mincho" w:eastAsia="Yu Mincho" w:hAnsi="Yu Mincho" w:cs="Yu Mincho"/>
+        </w:rPr>
+      </w:pPr>
+    </w:p>
+    <w:p>
+      <w:pPr>
+        <w:jc w:val="both"/>
+        <w:rPr>
+          <w:rFonts w:ascii="Yu Mincho" w:eastAsia="Yu Mincho" w:hAnsi="Yu Mincho" w:cs="Yu Mincho"/>
+        </w:rPr>
+      </w:pPr>
+    </w:p>
+    <w:p>
+      <w:pPr>
+        <w:pStyle w:val="Ttulo2"/>
+        <w:jc w:val="both"/>
+        <w:rPr>
+          <w:rFonts w:ascii="Yu Mincho" w:eastAsia="Yu Mincho" w:hAnsi="Yu Mincho" w:cs="Yu Mincho"/>
+        </w:rPr>
+      </w:pPr>
+      <w:r>
+        <w:rPr>
+          <w:rFonts w:ascii="Yu Mincho" w:eastAsia="Yu Mincho" w:hAnsi="Yu Mincho" w:cs="Yu Mincho"/>
+        </w:rPr>
+        <w:t>15 Peticiones</w:t>
+      </w:r>
+      <w:r>
+        <w:rPr>
+          <w:rFonts w:ascii="Yu Mincho" w:eastAsia="Yu Mincho" w:hAnsi="Yu Mincho" w:cs="Yu Mincho"/>
+        </w:rPr>
+        <w:t>.</w:t>
+      </w:r>
+    </w:p>
+    <w:p>
+      <w:pPr>
+        <w:jc w:val="both"/>
+        <w:rPr>
+          <w:rFonts w:ascii="Yu Mincho" w:eastAsia="Yu Mincho" w:hAnsi="Yu Mincho" w:cs="Yu Mincho"/>
+        </w:rPr>
+      </w:pPr>
+      <w:r>
+        <w:rPr>
+          <w:rFonts w:ascii="Yu Mincho" w:eastAsia="Yu Mincho" w:hAnsi="Yu Mincho" w:cs="Yu Mincho"/>
+        </w:rPr>
+        <w:t xml:space="preserve">Como ultimo experimento se </w:t>
+      </w:r>
+      <w:proofErr w:type="spellStart"/>
+      <w:r>
+        <w:rPr>
+          <w:rFonts w:ascii="Yu Mincho" w:eastAsia="Yu Mincho" w:hAnsi="Yu Mincho" w:cs="Yu Mincho"/>
+        </w:rPr>
+        <w:t>realizo</w:t>
+      </w:r>
+      <w:proofErr w:type="spellEnd"/>
+      <w:r>
+        <w:rPr>
+          <w:rFonts w:ascii="Yu Mincho" w:eastAsia="Yu Mincho" w:hAnsi="Yu Mincho" w:cs="Yu Mincho"/>
+        </w:rPr>
+        <w:t xml:space="preserve"> </w:t>
+      </w:r>
+      <w:r>
+        <w:rPr>
+          <w:rFonts w:ascii="Yu Mincho" w:eastAsia="Yu Mincho" w:hAnsi="Yu Mincho" w:cs="Yu Mincho"/>
+        </w:rPr>
+        <w:t xml:space="preserve">la escalabilidad completa que se pedía, o sea el aumento del 300%, de 5 a 15 peticiones, por eso se generaron estas configuraciones en el </w:t>
+      </w:r>
+      <w:proofErr w:type="spellStart"/>
+      <w:r>
+        <w:rPr>
+          <w:rFonts w:ascii="Yu Mincho" w:eastAsia="Yu Mincho" w:hAnsi="Yu Mincho" w:cs="Yu Mincho"/>
+        </w:rPr>
+        <w:t>jmeter</w:t>
+      </w:r>
+      <w:proofErr w:type="spellEnd"/>
+      <w:r>
+        <w:rPr>
+          <w:rFonts w:ascii="Yu Mincho" w:eastAsia="Yu Mincho" w:hAnsi="Yu Mincho" w:cs="Yu Mincho"/>
+        </w:rPr>
+        <w:t>:</w:t>
+      </w:r>
+    </w:p>
+    <w:p>
+      <w:pPr>
+        <w:jc w:val="both"/>
+        <w:rPr>
+          <w:rFonts w:ascii="Yu Mincho" w:eastAsia="Yu Mincho" w:hAnsi="Yu Mincho" w:cs="Yu Mincho"/>
+        </w:rPr>
+      </w:pPr>
+      <w:r>
+        <w:rPr>
+          <w:noProof/>
+        </w:rPr>
+        <w:drawing>
+          <wp:inline distT="0" distB="0" distL="0" distR="0" wp14:anchorId="2B34D479" wp14:editId="5E471E8C">
+            <wp:extent cx="5612130" cy="2405380"/>
+            <wp:effectExtent l="0" t="0" r="7620" b="0"/>
+            <wp:docPr id="194124058" name="Imagen 1"/>
+            <wp:cNvGraphicFramePr>
+              <a:graphicFrameLocks xmlns:a="http://schemas.openxmlformats.org/drawingml/2006/main" noChangeAspect="1"/>
+            </wp:cNvGraphicFramePr>
+            <a:graphic xmlns:a="http://schemas.openxmlformats.org/drawingml/2006/main">
+              <a:graphicData uri="http://schemas.openxmlformats.org/drawingml/2006/picture">
+                <pic:pic xmlns:pic="http://schemas.openxmlformats.org/drawingml/2006/picture">
+                  <pic:nvPicPr>
+                    <pic:cNvPr id="194124058" name=""/>
+                    <pic:cNvPicPr/>
+                  </pic:nvPicPr>
+                  <pic:blipFill>
+                    <a:blip r:embed="rId20"/>
+                    <a:stretch>
+                      <a:fillRect/>
+                    </a:stretch>
+                  </pic:blipFill>
+                  <pic:spPr>
+                    <a:xfrm>
+                      <a:off x="0" y="0"/>
+                      <a:ext cx="5612130" cy="2405380"/>
+                    </a:xfrm>
+                    <a:prstGeom prst="rect">
+                      <a:avLst/>
+                    </a:prstGeom>
+                  </pic:spPr>
+                </pic:pic>
+              </a:graphicData>
+            </a:graphic>
+          </wp:inline>
+        </w:drawing>
+      </w:r>
+    </w:p>
+    <w:p>
+      <w:pPr>
+        <w:jc w:val="both"/>
+        <w:rPr>
+          <w:rFonts w:ascii="Yu Mincho" w:eastAsia="Yu Mincho" w:hAnsi="Yu Mincho" w:cs="Yu Mincho"/>
+        </w:rPr>
+      </w:pPr>
+      <w:r>
+        <w:rPr>
+          <w:rFonts w:ascii="Yu Mincho" w:eastAsia="Yu Mincho" w:hAnsi="Yu Mincho" w:cs="Yu Mincho"/>
+        </w:rPr>
+        <w:t>Y se obtuvieron estos resultados</w:t>
+      </w:r>
+      <w:r>
+        <w:rPr>
+          <w:rFonts w:ascii="Yu Mincho" w:eastAsia="Yu Mincho" w:hAnsi="Yu Mincho" w:cs="Yu Mincho"/>
+        </w:rPr>
+        <w:t>:</w:t>
+      </w:r>
+    </w:p>
+    <w:p>
+      <w:pPr>
+        <w:jc w:val="both"/>
+        <w:rPr>
+          <w:rFonts w:ascii="Yu Mincho" w:eastAsia="Yu Mincho" w:hAnsi="Yu Mincho" w:cs="Yu Mincho"/>
+        </w:rPr>
+      </w:pPr>
+      <w:r>
+        <w:rPr>
+          <w:noProof/>
+        </w:rPr>
+        <w:drawing>
+          <wp:inline distT="0" distB="0" distL="0" distR="0" wp14:anchorId="2E0F5283" wp14:editId="52130A08">
             <wp:extent cx="5612130" cy="2265045"/>
             <wp:effectExtent l="0" t="0" r="7620" b="1905"/>
             <wp:docPr id="1322376187" name="Imagen 1"/>
@@ -600,7 +1716,7 @@
                     <pic:cNvPicPr/>
                   </pic:nvPicPr>
                   <pic:blipFill>
-                    <a:blip r:embed="rId18"/>
+                    <a:blip r:embed="rId21"/>
                     <a:stretch>
                       <a:fillRect/>
                     </a:stretch>
@@ -622,12 +1738,149 @@
       </w:r>
     </w:p>
     <w:p>
-      <w:r>
+      <w:pPr>
+        <w:jc w:val="both"/>
+        <w:rPr>
+          <w:rFonts w:ascii="Yu Mincho" w:eastAsia="Yu Mincho" w:hAnsi="Yu Mincho" w:cs="Yu Mincho"/>
+        </w:rPr>
+      </w:pPr>
+      <w:r>
+        <w:rPr>
+          <w:rFonts w:ascii="Yu Mincho" w:eastAsia="Yu Mincho" w:hAnsi="Yu Mincho" w:cs="Yu Mincho"/>
+        </w:rPr>
+        <w:t xml:space="preserve">En estos se tuvo que </w:t>
+      </w:r>
+      <w:r>
+        <w:rPr>
+          <w:rFonts w:ascii="Yu Mincho" w:eastAsia="Yu Mincho" w:hAnsi="Yu Mincho" w:cs="Yu Mincho"/>
+        </w:rPr>
+        <w:t xml:space="preserve">se recibieron las </w:t>
+      </w:r>
+      <w:r>
+        <w:rPr>
+          <w:rFonts w:ascii="Yu Mincho" w:eastAsia="Yu Mincho" w:hAnsi="Yu Mincho" w:cs="Yu Mincho"/>
+        </w:rPr>
+        <w:t>75000 peticiones sin ningún error</w:t>
+      </w:r>
+      <w:r>
+        <w:rPr>
+          <w:rFonts w:ascii="Yu Mincho" w:eastAsia="Yu Mincho" w:hAnsi="Yu Mincho" w:cs="Yu Mincho"/>
+        </w:rPr>
+        <w:t>, con todas teniendo una media de duración debajo de</w:t>
+      </w:r>
+      <w:r>
+        <w:rPr>
+          <w:rFonts w:ascii="Yu Mincho" w:eastAsia="Yu Mincho" w:hAnsi="Yu Mincho" w:cs="Yu Mincho"/>
+        </w:rPr>
+        <w:t xml:space="preserve">l tiempo de respuesta </w:t>
+      </w:r>
+      <w:r>
+        <w:rPr>
+          <w:rFonts w:ascii="Yu Mincho" w:eastAsia="Yu Mincho" w:hAnsi="Yu Mincho" w:cs="Yu Mincho"/>
+        </w:rPr>
+        <w:t xml:space="preserve">que se quiere </w:t>
+      </w:r>
+      <w:r>
+        <w:rPr>
+          <w:rFonts w:ascii="Yu Mincho" w:eastAsia="Yu Mincho" w:hAnsi="Yu Mincho" w:cs="Yu Mincho"/>
+        </w:rPr>
+        <w:t>(2 segundos)</w:t>
+      </w:r>
+      <w:r>
+        <w:rPr>
+          <w:rFonts w:ascii="Yu Mincho" w:eastAsia="Yu Mincho" w:hAnsi="Yu Mincho" w:cs="Yu Mincho"/>
+        </w:rPr>
+        <w:t xml:space="preserve">, en esto se ve como se tiene </w:t>
+      </w:r>
+      <w:r>
+        <w:rPr>
+          <w:rFonts w:ascii="Yu Mincho" w:eastAsia="Yu Mincho" w:hAnsi="Yu Mincho" w:cs="Yu Mincho"/>
+        </w:rPr>
+        <w:t xml:space="preserve"> </w:t>
+      </w:r>
+      <w:r>
+        <w:rPr>
+          <w:rFonts w:ascii="Yu Mincho" w:eastAsia="Yu Mincho" w:hAnsi="Yu Mincho" w:cs="Yu Mincho"/>
+        </w:rPr>
+        <w:t>tres percentiles, de 90%, 95% y 99%</w:t>
+      </w:r>
+      <w:r>
+        <w:rPr>
+          <w:rFonts w:ascii="Yu Mincho" w:eastAsia="Yu Mincho" w:hAnsi="Yu Mincho" w:cs="Yu Mincho"/>
+        </w:rPr>
+        <w:t xml:space="preserve">, en las tres se evidencia que los intervalos de confianza hace que de igual manera en todos los casos se cumple lo solicitado sin complicaciones algunas, esto demuestra que la arquitectura planteada, </w:t>
+      </w:r>
+      <w:r>
+        <w:rPr>
+          <w:rFonts w:ascii="Yu Mincho" w:eastAsia="Yu Mincho" w:hAnsi="Yu Mincho" w:cs="Yu Mincho"/>
+        </w:rPr>
+        <w:t>es capaz de cumplir la escalabilidad del 300% sin</w:t>
+      </w:r>
+      <w:r>
+        <w:rPr>
+          <w:rFonts w:ascii="Yu Mincho" w:eastAsia="Yu Mincho" w:hAnsi="Yu Mincho" w:cs="Yu Mincho"/>
+        </w:rPr>
+        <w:t xml:space="preserve"> un </w:t>
+      </w:r>
+      <w:proofErr w:type="spellStart"/>
+      <w:r>
+        <w:rPr>
+          <w:rFonts w:ascii="Yu Mincho" w:eastAsia="Yu Mincho" w:hAnsi="Yu Mincho" w:cs="Yu Mincho"/>
+        </w:rPr>
+        <w:t>degadamiento</w:t>
+      </w:r>
+      <w:proofErr w:type="spellEnd"/>
+      <w:r>
+        <w:rPr>
+          <w:rFonts w:ascii="Yu Mincho" w:eastAsia="Yu Mincho" w:hAnsi="Yu Mincho" w:cs="Yu Mincho"/>
+        </w:rPr>
+        <w:t xml:space="preserve"> del servicio.</w:t>
+      </w:r>
+      <w:r>
+        <w:rPr>
+          <w:rFonts w:ascii="Yu Mincho" w:eastAsia="Yu Mincho" w:hAnsi="Yu Mincho" w:cs="Yu Mincho"/>
+        </w:rPr>
+        <w:t xml:space="preserve"> </w:t>
+      </w:r>
+    </w:p>
+    <w:p>
+      <w:pPr>
+        <w:jc w:val="both"/>
+        <w:rPr>
+          <w:rFonts w:ascii="Yu Mincho" w:eastAsia="Yu Mincho" w:hAnsi="Yu Mincho" w:cs="Yu Mincho"/>
+        </w:rPr>
+      </w:pPr>
+    </w:p>
+    <w:p>
+      <w:pPr>
+        <w:jc w:val="both"/>
+        <w:rPr>
+          <w:rFonts w:ascii="Yu Mincho" w:eastAsia="Yu Mincho" w:hAnsi="Yu Mincho" w:cs="Yu Mincho"/>
+        </w:rPr>
+      </w:pPr>
+      <w:r>
+        <w:rPr>
+          <w:rFonts w:ascii="Yu Mincho" w:eastAsia="Yu Mincho" w:hAnsi="Yu Mincho" w:cs="Yu Mincho"/>
+        </w:rPr>
+        <w:t>Con pruebas de que las solicitudes llegaban a las tres instancias:</w:t>
+      </w:r>
+    </w:p>
+    <w:p>
+      <w:pPr>
+        <w:jc w:val="both"/>
+        <w:rPr>
+          <w:rFonts w:ascii="Yu Mincho" w:eastAsia="Yu Mincho" w:hAnsi="Yu Mincho" w:cs="Yu Mincho"/>
+        </w:rPr>
+      </w:pPr>
+      <w:r>
+        <w:rPr>
+          <w:noProof/>
+        </w:rPr>
         <w:drawing>
-          <wp:inline distT="0" distB="0" distL="0" distR="0" wp14:anchorId="30FDD2DA" wp14:editId="6B3E1774">
-            <wp:extent cx="5612130" cy="2405380"/>
-            <wp:effectExtent l="0" t="0" r="7620" b="0"/>
-            <wp:docPr id="194124058" name="Imagen 1"/>
+          <wp:inline distT="0" distB="0" distL="0" distR="0" wp14:anchorId="28C00E39" wp14:editId="09859C65">
+            <wp:extent cx="5612130" cy="2413635"/>
+            <wp:effectExtent l="0" t="0" r="7620" b="5715"/>
+            <wp:docPr id="2080371481" name="Imagen 1"/>
             <wp:cNvGraphicFramePr>
               <a:graphicFrameLocks xmlns:a="http://schemas.openxmlformats.org/drawingml/2006/main" noChangeAspect="1"/>
             </wp:cNvGraphicFramePr>
@@ -635,125 +1888,7 @@
               <a:graphicData uri="http://schemas.openxmlformats.org/drawingml/2006/picture">
                 <pic:pic xmlns:pic="http://schemas.openxmlformats.org/drawingml/2006/picture">
                   <pic:nvPicPr>
-                    <pic:cNvPr id="194124058" name=""/>
-                    <pic:cNvPicPr/>
-                  </pic:nvPicPr>
-                  <pic:blipFill>
-                    <a:blip r:embed="rId19"/>
-                    <a:stretch>
-                      <a:fillRect/>
-                    </a:stretch>
-                  </pic:blipFill>
-                  <pic:spPr>
-                    <a:xfrm>
-                      <a:off x="0" y="0"/>
-                      <a:ext cx="5612130" cy="2405380"/>
-                    </a:xfrm>
-                    <a:prstGeom prst="rect">
-                      <a:avLst/>
-                    </a:prstGeom>
-                  </pic:spPr>
-                </pic:pic>
-              </a:graphicData>
-            </a:graphic>
-          </wp:inline>
-        </w:drawing>
-      </w:r>
-    </w:p>
-    <w:p>
-      <w:r>
-        <w:drawing>
-          <wp:inline distT="0" distB="0" distL="0" distR="0" wp14:anchorId="4A8B9277" wp14:editId="61BB9E7C">
-            <wp:extent cx="5612130" cy="3088640"/>
-            <wp:effectExtent l="0" t="0" r="7620" b="0"/>
-            <wp:docPr id="1139199136" name="Imagen 1"/>
-            <wp:cNvGraphicFramePr>
-              <a:graphicFrameLocks xmlns:a="http://schemas.openxmlformats.org/drawingml/2006/main" noChangeAspect="1"/>
-            </wp:cNvGraphicFramePr>
-            <a:graphic xmlns:a="http://schemas.openxmlformats.org/drawingml/2006/main">
-              <a:graphicData uri="http://schemas.openxmlformats.org/drawingml/2006/picture">
-                <pic:pic xmlns:pic="http://schemas.openxmlformats.org/drawingml/2006/picture">
-                  <pic:nvPicPr>
-                    <pic:cNvPr id="1139199136" name=""/>
-                    <pic:cNvPicPr/>
-                  </pic:nvPicPr>
-                  <pic:blipFill>
-                    <a:blip r:embed="rId20"/>
-                    <a:stretch>
-                      <a:fillRect/>
-                    </a:stretch>
-                  </pic:blipFill>
-                  <pic:spPr>
-                    <a:xfrm>
-                      <a:off x="0" y="0"/>
-                      <a:ext cx="5612130" cy="3088640"/>
-                    </a:xfrm>
-                    <a:prstGeom prst="rect">
-                      <a:avLst/>
-                    </a:prstGeom>
-                  </pic:spPr>
-                </pic:pic>
-              </a:graphicData>
-            </a:graphic>
-          </wp:inline>
-        </w:drawing>
-      </w:r>
-    </w:p>
-    <w:p>
-      <w:r>
-        <w:lastRenderedPageBreak/>
-        <w:drawing>
-          <wp:inline distT="0" distB="0" distL="0" distR="0" wp14:anchorId="73EA5417" wp14:editId="2E63C2A1">
-            <wp:extent cx="5612130" cy="3155950"/>
-            <wp:effectExtent l="0" t="0" r="7620" b="6350"/>
-            <wp:docPr id="938748359" name="Imagen 1"/>
-            <wp:cNvGraphicFramePr>
-              <a:graphicFrameLocks xmlns:a="http://schemas.openxmlformats.org/drawingml/2006/main" noChangeAspect="1"/>
-            </wp:cNvGraphicFramePr>
-            <a:graphic xmlns:a="http://schemas.openxmlformats.org/drawingml/2006/main">
-              <a:graphicData uri="http://schemas.openxmlformats.org/drawingml/2006/picture">
-                <pic:pic xmlns:pic="http://schemas.openxmlformats.org/drawingml/2006/picture">
-                  <pic:nvPicPr>
-                    <pic:cNvPr id="938748359" name=""/>
-                    <pic:cNvPicPr/>
-                  </pic:nvPicPr>
-                  <pic:blipFill>
-                    <a:blip r:embed="rId21"/>
-                    <a:stretch>
-                      <a:fillRect/>
-                    </a:stretch>
-                  </pic:blipFill>
-                  <pic:spPr>
-                    <a:xfrm>
-                      <a:off x="0" y="0"/>
-                      <a:ext cx="5612130" cy="3155950"/>
-                    </a:xfrm>
-                    <a:prstGeom prst="rect">
-                      <a:avLst/>
-                    </a:prstGeom>
-                  </pic:spPr>
-                </pic:pic>
-              </a:graphicData>
-            </a:graphic>
-          </wp:inline>
-        </w:drawing>
-      </w:r>
-    </w:p>
-    <w:p>
-      <w:r>
-        <w:drawing>
-          <wp:inline distT="0" distB="0" distL="0" distR="0" wp14:anchorId="6F81F1F7" wp14:editId="7545CD01">
-            <wp:extent cx="5612130" cy="2602865"/>
-            <wp:effectExtent l="0" t="0" r="7620" b="6985"/>
-            <wp:docPr id="433304254" name="Imagen 1"/>
-            <wp:cNvGraphicFramePr>
-              <a:graphicFrameLocks xmlns:a="http://schemas.openxmlformats.org/drawingml/2006/main" noChangeAspect="1"/>
-            </wp:cNvGraphicFramePr>
-            <a:graphic xmlns:a="http://schemas.openxmlformats.org/drawingml/2006/main">
-              <a:graphicData uri="http://schemas.openxmlformats.org/drawingml/2006/picture">
-                <pic:pic xmlns:pic="http://schemas.openxmlformats.org/drawingml/2006/picture">
-                  <pic:nvPicPr>
-                    <pic:cNvPr id="433304254" name=""/>
+                    <pic:cNvPr id="2080371481" name=""/>
                     <pic:cNvPicPr/>
                   </pic:nvPicPr>
                   <pic:blipFill>
@@ -765,7 +1900,7 @@
                   <pic:spPr>
                     <a:xfrm>
                       <a:off x="0" y="0"/>
-                      <a:ext cx="5612130" cy="2602865"/>
+                      <a:ext cx="5612130" cy="2413635"/>
                     </a:xfrm>
                     <a:prstGeom prst="rect">
                       <a:avLst/>
@@ -779,8 +1914,16 @@
       </w:r>
     </w:p>
     <w:p>
-      <w:r>
-        <w:lastRenderedPageBreak/>
+      <w:pPr>
+        <w:jc w:val="both"/>
+        <w:rPr>
+          <w:rFonts w:ascii="Yu Mincho" w:eastAsia="Yu Mincho" w:hAnsi="Yu Mincho" w:cs="Yu Mincho"/>
+        </w:rPr>
+      </w:pPr>
+      <w:r>
+        <w:rPr>
+          <w:noProof/>
+        </w:rPr>
         <w:drawing>
           <wp:inline distT="0" distB="0" distL="0" distR="0" wp14:anchorId="075472AA" wp14:editId="2291FF20">
             <wp:extent cx="5612130" cy="2505710"/>
@@ -818,14 +1961,22 @@
         </w:drawing>
       </w:r>
     </w:p>
-    <w:p/>
-    <w:p>
-      <w:r>
+    <w:p>
+      <w:pPr>
+        <w:jc w:val="both"/>
+        <w:rPr>
+          <w:rFonts w:ascii="Yu Mincho" w:eastAsia="Yu Mincho" w:hAnsi="Yu Mincho" w:cs="Yu Mincho"/>
+        </w:rPr>
+      </w:pPr>
+      <w:r>
+        <w:rPr>
+          <w:noProof/>
+        </w:rPr>
         <w:drawing>
-          <wp:inline distT="0" distB="0" distL="0" distR="0" wp14:anchorId="15789BE3" wp14:editId="1AA17BD8">
-            <wp:extent cx="5612130" cy="2413635"/>
-            <wp:effectExtent l="0" t="0" r="7620" b="5715"/>
-            <wp:docPr id="2080371481" name="Imagen 1"/>
+          <wp:inline distT="0" distB="0" distL="0" distR="0" wp14:anchorId="2B8DCE9A" wp14:editId="3FAE3772">
+            <wp:extent cx="5612130" cy="2602865"/>
+            <wp:effectExtent l="0" t="0" r="7620" b="6985"/>
+            <wp:docPr id="433304254" name="Imagen 1"/>
             <wp:cNvGraphicFramePr>
               <a:graphicFrameLocks xmlns:a="http://schemas.openxmlformats.org/drawingml/2006/main" noChangeAspect="1"/>
             </wp:cNvGraphicFramePr>
@@ -833,7 +1984,7 @@
               <a:graphicData uri="http://schemas.openxmlformats.org/drawingml/2006/picture">
                 <pic:pic xmlns:pic="http://schemas.openxmlformats.org/drawingml/2006/picture">
                   <pic:nvPicPr>
-                    <pic:cNvPr id="2080371481" name=""/>
+                    <pic:cNvPr id="433304254" name=""/>
                     <pic:cNvPicPr/>
                   </pic:nvPicPr>
                   <pic:blipFill>
@@ -845,7 +1996,7 @@
                   <pic:spPr>
                     <a:xfrm>
                       <a:off x="0" y="0"/>
-                      <a:ext cx="5612130" cy="2413635"/>
+                      <a:ext cx="5612130" cy="2602865"/>
                     </a:xfrm>
                     <a:prstGeom prst="rect">
                       <a:avLst/>
@@ -858,6 +2009,553 @@
         </w:drawing>
       </w:r>
     </w:p>
+    <w:p>
+      <w:pPr>
+        <w:jc w:val="both"/>
+        <w:rPr>
+          <w:rFonts w:ascii="Yu Mincho" w:eastAsia="Yu Mincho" w:hAnsi="Yu Mincho" w:cs="Yu Mincho"/>
+        </w:rPr>
+      </w:pPr>
+      <w:r>
+        <w:rPr>
+          <w:rFonts w:ascii="Yu Mincho" w:eastAsia="Yu Mincho" w:hAnsi="Yu Mincho" w:cs="Yu Mincho"/>
+        </w:rPr>
+        <w:t>Con pruebas de que las solicitudes eran exitosas:</w:t>
+      </w:r>
+    </w:p>
+    <w:p>
+      <w:pPr>
+        <w:jc w:val="both"/>
+        <w:rPr>
+          <w:rFonts w:ascii="Yu Mincho" w:eastAsia="Yu Mincho" w:hAnsi="Yu Mincho" w:cs="Yu Mincho"/>
+        </w:rPr>
+      </w:pPr>
+      <w:r>
+        <w:rPr>
+          <w:noProof/>
+        </w:rPr>
+        <w:drawing>
+          <wp:inline distT="0" distB="0" distL="0" distR="0" wp14:anchorId="48DE508E" wp14:editId="74FB102F">
+            <wp:extent cx="5612130" cy="3088640"/>
+            <wp:effectExtent l="0" t="0" r="7620" b="0"/>
+            <wp:docPr id="1139199136" name="Imagen 1"/>
+            <wp:cNvGraphicFramePr>
+              <a:graphicFrameLocks xmlns:a="http://schemas.openxmlformats.org/drawingml/2006/main" noChangeAspect="1"/>
+            </wp:cNvGraphicFramePr>
+            <a:graphic xmlns:a="http://schemas.openxmlformats.org/drawingml/2006/main">
+              <a:graphicData uri="http://schemas.openxmlformats.org/drawingml/2006/picture">
+                <pic:pic xmlns:pic="http://schemas.openxmlformats.org/drawingml/2006/picture">
+                  <pic:nvPicPr>
+                    <pic:cNvPr id="1139199136" name=""/>
+                    <pic:cNvPicPr/>
+                  </pic:nvPicPr>
+                  <pic:blipFill>
+                    <a:blip r:embed="rId25"/>
+                    <a:stretch>
+                      <a:fillRect/>
+                    </a:stretch>
+                  </pic:blipFill>
+                  <pic:spPr>
+                    <a:xfrm>
+                      <a:off x="0" y="0"/>
+                      <a:ext cx="5612130" cy="3088640"/>
+                    </a:xfrm>
+                    <a:prstGeom prst="rect">
+                      <a:avLst/>
+                    </a:prstGeom>
+                  </pic:spPr>
+                </pic:pic>
+              </a:graphicData>
+            </a:graphic>
+          </wp:inline>
+        </w:drawing>
+      </w:r>
+    </w:p>
+    <w:p>
+      <w:pPr>
+        <w:jc w:val="both"/>
+        <w:rPr>
+          <w:rFonts w:ascii="Yu Mincho" w:eastAsia="Yu Mincho" w:hAnsi="Yu Mincho" w:cs="Yu Mincho"/>
+        </w:rPr>
+      </w:pPr>
+      <w:r>
+        <w:rPr>
+          <w:rFonts w:ascii="Yu Mincho" w:eastAsia="Yu Mincho" w:hAnsi="Yu Mincho" w:cs="Yu Mincho"/>
+        </w:rPr>
+        <w:t>Video de evidencia:</w:t>
+      </w:r>
+    </w:p>
+    <w:p>
+      <w:pPr>
+        <w:jc w:val="both"/>
+        <w:rPr>
+          <w:rFonts w:ascii="Yu Mincho" w:eastAsia="Yu Mincho" w:hAnsi="Yu Mincho" w:cs="Yu Mincho"/>
+        </w:rPr>
+      </w:pPr>
+      <w:r>
+        <w:rPr>
+          <w:noProof/>
+        </w:rPr>
+        <w:drawing>
+          <wp:anchor distT="0" distB="0" distL="114300" distR="114300" simplePos="0" relativeHeight="251658241" behindDoc="0" locked="0" layoutInCell="1" allowOverlap="1" wp14:anchorId="4F7BE6A2" wp14:editId="5D242834">
+            <wp:simplePos x="0" y="0"/>
+            <wp:positionH relativeFrom="column">
+              <wp:align>left</wp:align>
+            </wp:positionH>
+            <wp:positionV relativeFrom="paragraph">
+              <wp:posOffset>0</wp:posOffset>
+            </wp:positionV>
+            <wp:extent cx="5438774" cy="3162300"/>
+            <wp:effectExtent l="0" t="0" r="0" b="0"/>
+            <wp:wrapSquare wrapText="bothSides"/>
+            <wp:docPr id="1637415501" name="picture" title="Vídeo titulado:VideoPruebaEscalabilidad1 - 75,000">
+              <a:hlinkClick xmlns:a="http://schemas.openxmlformats.org/drawingml/2006/main" r:id="rId26"/>
+            </wp:docPr>
+            <wp:cNvGraphicFramePr>
+              <a:graphicFrameLocks xmlns:a="http://schemas.openxmlformats.org/drawingml/2006/main" noGrp="1" noSelect="1" noChangeAspect="1" noMove="1" noResize="1"/>
+            </wp:cNvGraphicFramePr>
+            <a:graphic xmlns:a="http://schemas.openxmlformats.org/drawingml/2006/main">
+              <a:graphicData uri="http://schemas.openxmlformats.org/drawingml/2006/picture">
+                <pic:pic xmlns:pic="http://schemas.openxmlformats.org/drawingml/2006/picture">
+                  <pic:nvPicPr>
+                    <pic:cNvPr id="0" name="picture"/>
+                    <pic:cNvPicPr>
+                      <a:picLocks noGrp="1" noRot="1" noChangeAspect="1" noMove="1" noResize="1" noEditPoints="1" noAdjustHandles="1" noChangeArrowheads="1" noChangeShapeType="1" noCrop="1"/>
+                    </pic:cNvPicPr>
+                  </pic:nvPicPr>
+                  <pic:blipFill>
+                    <a:blip r:embed="rId27">
+                      <a:extLst>
+                        <a:ext uri="{28A0092B-C50C-407E-A947-70E740481C1C}">
+                          <a14:useLocalDpi xmlns:a14="http://schemas.microsoft.com/office/drawing/2010/main" val="0"/>
+                        </a:ext>
+                        <a:ext uri="http://schemas.microsoft.com/office/word/2020/oembed">
+                          <woe:oembed xmlns:woe="http://schemas.microsoft.com/office/word/2020/oembed" oEmbedUrl="https://youtu.be/JTZ2usufwLk" mediaType="Video" picLocksAutoForOEmbed="1"/>
+                        </a:ext>
+                      </a:extLst>
+                    </a:blip>
+                    <a:stretch>
+                      <a:fillRect/>
+                    </a:stretch>
+                  </pic:blipFill>
+                  <pic:spPr>
+                    <a:xfrm>
+                      <a:off x="0" y="0"/>
+                      <a:ext cx="5438774" cy="3162300"/>
+                    </a:xfrm>
+                    <a:prstGeom prst="rect">
+                      <a:avLst/>
+                    </a:prstGeom>
+                  </pic:spPr>
+                </pic:pic>
+              </a:graphicData>
+            </a:graphic>
+            <wp14:sizeRelH relativeFrom="page">
+              <wp14:pctWidth>0</wp14:pctWidth>
+            </wp14:sizeRelH>
+            <wp14:sizeRelV relativeFrom="page">
+              <wp14:pctHeight>0</wp14:pctHeight>
+            </wp14:sizeRelV>
+          </wp:anchor>
+        </w:drawing>
+      </w:r>
+    </w:p>
+    <w:p>
+      <w:pPr>
+        <w:jc w:val="both"/>
+        <w:rPr>
+          <w:rFonts w:ascii="Yu Mincho" w:eastAsia="Yu Mincho" w:hAnsi="Yu Mincho" w:cs="Yu Mincho"/>
+        </w:rPr>
+      </w:pPr>
+    </w:p>
+    <w:p>
+      <w:pPr>
+        <w:jc w:val="both"/>
+        <w:rPr>
+          <w:rFonts w:ascii="Yu Mincho" w:eastAsia="Yu Mincho" w:hAnsi="Yu Mincho" w:cs="Yu Mincho"/>
+        </w:rPr>
+      </w:pPr>
+      <w:r>
+        <w:rPr>
+          <w:rFonts w:ascii="Yu Mincho" w:eastAsia="Yu Mincho" w:hAnsi="Yu Mincho" w:cs="Yu Mincho"/>
+        </w:rPr>
+        <w:t>Aca se tiene graficas del uso</w:t>
+      </w:r>
+      <w:r>
+        <w:rPr>
+          <w:rFonts w:ascii="Yu Mincho" w:eastAsia="Yu Mincho" w:hAnsi="Yu Mincho" w:cs="Yu Mincho"/>
+        </w:rPr>
+        <w:t xml:space="preserve"> del CPU y del recuento de paquetes de salida hecho por AWS en el uso de las instancias:</w:t>
+      </w:r>
+      <w:r>
+        <w:rPr>
+          <w:rFonts w:ascii="Yu Mincho" w:eastAsia="Yu Mincho" w:hAnsi="Yu Mincho" w:cs="Yu Mincho"/>
+        </w:rPr>
+        <w:t xml:space="preserve"> </w:t>
+      </w:r>
+    </w:p>
+    <w:p>
+      <w:pPr>
+        <w:jc w:val="both"/>
+        <w:rPr>
+          <w:rFonts w:ascii="Yu Mincho" w:eastAsia="Yu Mincho" w:hAnsi="Yu Mincho" w:cs="Yu Mincho"/>
+        </w:rPr>
+      </w:pPr>
+    </w:p>
+    <w:p>
+      <w:pPr>
+        <w:jc w:val="both"/>
+        <w:rPr>
+          <w:rFonts w:ascii="Yu Mincho" w:eastAsia="Yu Mincho" w:hAnsi="Yu Mincho" w:cs="Yu Mincho"/>
+        </w:rPr>
+      </w:pPr>
+      <w:r>
+        <w:rPr>
+          <w:noProof/>
+        </w:rPr>
+        <w:drawing>
+          <wp:inline distT="0" distB="0" distL="0" distR="0" wp14:anchorId="73719FDC" wp14:editId="1C7F8E14">
+            <wp:extent cx="5612130" cy="1334135"/>
+            <wp:effectExtent l="0" t="0" r="7620" b="0"/>
+            <wp:docPr id="701266565" name="Imagen 1"/>
+            <wp:cNvGraphicFramePr>
+              <a:graphicFrameLocks xmlns:a="http://schemas.openxmlformats.org/drawingml/2006/main" noChangeAspect="1"/>
+            </wp:cNvGraphicFramePr>
+            <a:graphic xmlns:a="http://schemas.openxmlformats.org/drawingml/2006/main">
+              <a:graphicData uri="http://schemas.openxmlformats.org/drawingml/2006/picture">
+                <pic:pic xmlns:pic="http://schemas.openxmlformats.org/drawingml/2006/picture">
+                  <pic:nvPicPr>
+                    <pic:cNvPr id="701266565" name=""/>
+                    <pic:cNvPicPr/>
+                  </pic:nvPicPr>
+                  <pic:blipFill>
+                    <a:blip r:embed="rId28"/>
+                    <a:stretch>
+                      <a:fillRect/>
+                    </a:stretch>
+                  </pic:blipFill>
+                  <pic:spPr>
+                    <a:xfrm>
+                      <a:off x="0" y="0"/>
+                      <a:ext cx="5612130" cy="1334135"/>
+                    </a:xfrm>
+                    <a:prstGeom prst="rect">
+                      <a:avLst/>
+                    </a:prstGeom>
+                  </pic:spPr>
+                </pic:pic>
+              </a:graphicData>
+            </a:graphic>
+          </wp:inline>
+        </w:drawing>
+      </w:r>
+    </w:p>
+    <w:p>
+      <w:pPr>
+        <w:jc w:val="both"/>
+        <w:rPr>
+          <w:rFonts w:ascii="Yu Mincho" w:eastAsia="Yu Mincho" w:hAnsi="Yu Mincho" w:cs="Yu Mincho"/>
+        </w:rPr>
+      </w:pPr>
+      <w:r>
+        <w:rPr>
+          <w:noProof/>
+        </w:rPr>
+        <w:drawing>
+          <wp:inline distT="0" distB="0" distL="0" distR="0" wp14:anchorId="0ACE7897" wp14:editId="08083388">
+            <wp:extent cx="5612130" cy="2421890"/>
+            <wp:effectExtent l="0" t="0" r="7620" b="0"/>
+            <wp:docPr id="147904884" name="Imagen 1"/>
+            <wp:cNvGraphicFramePr>
+              <a:graphicFrameLocks xmlns:a="http://schemas.openxmlformats.org/drawingml/2006/main" noChangeAspect="1"/>
+            </wp:cNvGraphicFramePr>
+            <a:graphic xmlns:a="http://schemas.openxmlformats.org/drawingml/2006/main">
+              <a:graphicData uri="http://schemas.openxmlformats.org/drawingml/2006/picture">
+                <pic:pic xmlns:pic="http://schemas.openxmlformats.org/drawingml/2006/picture">
+                  <pic:nvPicPr>
+                    <pic:cNvPr id="147904884" name=""/>
+                    <pic:cNvPicPr/>
+                  </pic:nvPicPr>
+                  <pic:blipFill>
+                    <a:blip r:embed="rId29"/>
+                    <a:stretch>
+                      <a:fillRect/>
+                    </a:stretch>
+                  </pic:blipFill>
+                  <pic:spPr>
+                    <a:xfrm>
+                      <a:off x="0" y="0"/>
+                      <a:ext cx="5612130" cy="2421890"/>
+                    </a:xfrm>
+                    <a:prstGeom prst="rect">
+                      <a:avLst/>
+                    </a:prstGeom>
+                  </pic:spPr>
+                </pic:pic>
+              </a:graphicData>
+            </a:graphic>
+          </wp:inline>
+        </w:drawing>
+      </w:r>
+    </w:p>
+    <w:p>
+      <w:pPr>
+        <w:jc w:val="both"/>
+        <w:rPr>
+          <w:rFonts w:ascii="Yu Mincho" w:eastAsia="Yu Mincho" w:hAnsi="Yu Mincho" w:cs="Yu Mincho"/>
+        </w:rPr>
+      </w:pPr>
+      <w:r>
+        <w:rPr>
+          <w:rFonts w:ascii="Yu Mincho" w:eastAsia="Yu Mincho" w:hAnsi="Yu Mincho" w:cs="Yu Mincho"/>
+        </w:rPr>
+        <w:t xml:space="preserve">En estos analisis se ve como hay picos </w:t>
+      </w:r>
+      <w:r>
+        <w:rPr>
+          <w:rFonts w:ascii="Yu Mincho" w:eastAsia="Yu Mincho" w:hAnsi="Yu Mincho" w:cs="Yu Mincho"/>
+        </w:rPr>
+        <w:t xml:space="preserve">en el uso que se deben al realizar los experimetnos pero se ve que solo se usan menos del 9% de esta por </w:t>
+      </w:r>
+      <w:r>
+        <w:rPr>
+          <w:rFonts w:ascii="Yu Mincho" w:eastAsia="Yu Mincho" w:hAnsi="Yu Mincho" w:cs="Yu Mincho"/>
+        </w:rPr>
+        <w:t xml:space="preserve">lo cual se puede </w:t>
+      </w:r>
+      <w:r>
+        <w:rPr>
+          <w:rFonts w:ascii="Yu Mincho" w:eastAsia="Yu Mincho" w:hAnsi="Yu Mincho" w:cs="Yu Mincho"/>
+        </w:rPr>
+        <w:t>considerar hasta la disminucion del tamaño de la instancia para ahorrar en costos.</w:t>
+      </w:r>
+    </w:p>
+    <w:p>
+      <w:pPr>
+        <w:jc w:val="both"/>
+        <w:rPr>
+          <w:rFonts w:ascii="Yu Mincho" w:eastAsia="Yu Mincho" w:hAnsi="Yu Mincho" w:cs="Yu Mincho"/>
+        </w:rPr>
+      </w:pPr>
+      <w:r>
+        <w:rPr>
+          <w:noProof/>
+        </w:rPr>
+        <w:drawing>
+          <wp:inline distT="0" distB="0" distL="0" distR="0" wp14:anchorId="6C2C56E7" wp14:editId="43429C3E">
+            <wp:extent cx="5612130" cy="2653030"/>
+            <wp:effectExtent l="0" t="0" r="7620" b="0"/>
+            <wp:docPr id="1403965755" name="Imagen 1"/>
+            <wp:cNvGraphicFramePr>
+              <a:graphicFrameLocks xmlns:a="http://schemas.openxmlformats.org/drawingml/2006/main" noChangeAspect="1"/>
+            </wp:cNvGraphicFramePr>
+            <a:graphic xmlns:a="http://schemas.openxmlformats.org/drawingml/2006/main">
+              <a:graphicData uri="http://schemas.openxmlformats.org/drawingml/2006/picture">
+                <pic:pic xmlns:pic="http://schemas.openxmlformats.org/drawingml/2006/picture">
+                  <pic:nvPicPr>
+                    <pic:cNvPr id="1403965755" name=""/>
+                    <pic:cNvPicPr/>
+                  </pic:nvPicPr>
+                  <pic:blipFill>
+                    <a:blip r:embed="rId30"/>
+                    <a:stretch>
+                      <a:fillRect/>
+                    </a:stretch>
+                  </pic:blipFill>
+                  <pic:spPr>
+                    <a:xfrm>
+                      <a:off x="0" y="0"/>
+                      <a:ext cx="5612130" cy="2653030"/>
+                    </a:xfrm>
+                    <a:prstGeom prst="rect">
+                      <a:avLst/>
+                    </a:prstGeom>
+                  </pic:spPr>
+                </pic:pic>
+              </a:graphicData>
+            </a:graphic>
+          </wp:inline>
+        </w:drawing>
+      </w:r>
+    </w:p>
+    <w:p>
+      <w:pPr>
+        <w:jc w:val="both"/>
+        <w:rPr>
+          <w:rFonts w:ascii="Yu Mincho" w:eastAsia="Yu Mincho" w:hAnsi="Yu Mincho" w:cs="Yu Mincho"/>
+        </w:rPr>
+      </w:pPr>
+      <w:r>
+        <w:rPr>
+          <w:rFonts w:ascii="Yu Mincho" w:eastAsia="Yu Mincho" w:hAnsi="Yu Mincho" w:cs="Yu Mincho"/>
+        </w:rPr>
+        <w:t xml:space="preserve">En este se ve como se tiene el disparo de paquetes con las pruebas y como todos trabajan de manera similar debido a que el balanceador distribuye de manera correcta las peticiones en las tres instancias demostrando que la arquitectura </w:t>
+      </w:r>
+      <w:proofErr w:type="spellStart"/>
+      <w:r>
+        <w:rPr>
+          <w:rFonts w:ascii="Yu Mincho" w:eastAsia="Yu Mincho" w:hAnsi="Yu Mincho" w:cs="Yu Mincho"/>
+        </w:rPr>
+        <w:t>esta</w:t>
+      </w:r>
+      <w:proofErr w:type="spellEnd"/>
+      <w:r>
+        <w:rPr>
+          <w:rFonts w:ascii="Yu Mincho" w:eastAsia="Yu Mincho" w:hAnsi="Yu Mincho" w:cs="Yu Mincho"/>
+        </w:rPr>
+        <w:t xml:space="preserve"> funcionando correctamente.</w:t>
+      </w:r>
+    </w:p>
+    <w:p>
+      <w:pPr>
+        <w:jc w:val="both"/>
+        <w:rPr>
+          <w:rFonts w:ascii="Yu Mincho" w:eastAsia="Yu Mincho" w:hAnsi="Yu Mincho" w:cs="Yu Mincho"/>
+        </w:rPr>
+      </w:pPr>
+    </w:p>
+    <w:p>
+      <w:r>
+        <w:rPr>
+          <w:noProof/>
+        </w:rPr>
+        <w:drawing>
+          <wp:inline distT="0" distB="0" distL="0" distR="0" wp14:anchorId="5AA2CDBA" wp14:editId="32BB4C09">
+            <wp:extent cx="4572000" cy="2743200"/>
+            <wp:effectExtent l="0" t="0" r="0" b="0"/>
+            <wp:docPr id="697957904" name="Gráfico 1">
+              <a:extLst xmlns:a="http://schemas.openxmlformats.org/drawingml/2006/main">
+                <a:ext uri="{FF2B5EF4-FFF2-40B4-BE49-F238E27FC236}">
+                  <a16:creationId xmlns:a16="http://schemas.microsoft.com/office/drawing/2014/main" id="{7E89001F-D519-B126-571C-C7CB6A15ED7A}"/>
+                </a:ext>
+              </a:extLst>
+            </wp:docPr>
+            <wp:cNvGraphicFramePr/>
+            <a:graphic xmlns:a="http://schemas.openxmlformats.org/drawingml/2006/main">
+              <a:graphicData uri="http://schemas.openxmlformats.org/drawingml/2006/chart">
+                <c:chart xmlns:c="http://schemas.openxmlformats.org/drawingml/2006/chart" xmlns:r="http://schemas.openxmlformats.org/officeDocument/2006/relationships" r:id="rId31"/>
+              </a:graphicData>
+            </a:graphic>
+          </wp:inline>
+        </w:drawing>
+      </w:r>
+    </w:p>
+    <w:p>
+      <w:pPr>
+        <w:rPr>
+          <w:rFonts w:ascii="Yu Mincho" w:eastAsia="Yu Mincho" w:hAnsi="Yu Mincho" w:cs="Yu Mincho"/>
+        </w:rPr>
+      </w:pPr>
+      <w:r>
+        <w:rPr>
+          <w:rFonts w:ascii="Yu Mincho" w:eastAsia="Yu Mincho" w:hAnsi="Yu Mincho" w:cs="Yu Mincho"/>
+        </w:rPr>
+        <w:t xml:space="preserve">En esta grafica se ve una comparación de </w:t>
+      </w:r>
+      <w:r>
+        <w:rPr>
+          <w:rFonts w:ascii="Yu Mincho" w:eastAsia="Yu Mincho" w:hAnsi="Yu Mincho" w:cs="Yu Mincho"/>
+        </w:rPr>
+        <w:t xml:space="preserve">los percentiles que se tuvo en </w:t>
+      </w:r>
+      <w:r>
+        <w:rPr>
+          <w:rFonts w:ascii="Yu Mincho" w:eastAsia="Yu Mincho" w:hAnsi="Yu Mincho" w:cs="Yu Mincho"/>
+        </w:rPr>
+        <w:t>los experimentos</w:t>
+      </w:r>
+      <w:r>
+        <w:rPr>
+          <w:rFonts w:ascii="Yu Mincho" w:eastAsia="Yu Mincho" w:hAnsi="Yu Mincho" w:cs="Yu Mincho"/>
+        </w:rPr>
+        <w:t xml:space="preserve">, se puede ver que </w:t>
+      </w:r>
+      <w:r>
+        <w:rPr>
+          <w:rFonts w:ascii="Yu Mincho" w:eastAsia="Yu Mincho" w:hAnsi="Yu Mincho" w:cs="Yu Mincho"/>
+        </w:rPr>
+        <w:t>si  contar que hay un pico de trafico de red en la prueba con 8 peticiones lo cual muestra un gran cambio, todos los resultados muestran un</w:t>
+      </w:r>
+      <w:r>
+        <w:rPr>
+          <w:rFonts w:ascii="Yu Mincho" w:eastAsia="Yu Mincho" w:hAnsi="Yu Mincho" w:cs="Yu Mincho"/>
+        </w:rPr>
+        <w:t xml:space="preserve"> comportamiento lógico y casi lineal ya que con el aumento de las peticiones los percentiles suben con respecto a lo obtenido siendo congruente con la teoría planteada.</w:t>
+      </w:r>
+    </w:p>
+    <w:p>
+      <w:r>
+        <w:rPr>
+          <w:noProof/>
+        </w:rPr>
+        <w:drawing>
+          <wp:inline distT="0" distB="0" distL="0" distR="0" wp14:anchorId="7825F057" wp14:editId="4CE46B20">
+            <wp:extent cx="4578493" cy="2755631"/>
+            <wp:effectExtent l="0" t="0" r="0" b="0"/>
+            <wp:docPr id="1508336469" name="drawing"/>
+            <wp:cNvGraphicFramePr>
+              <a:graphicFrameLocks xmlns:a="http://schemas.openxmlformats.org/drawingml/2006/main" noChangeAspect="1"/>
+            </wp:cNvGraphicFramePr>
+            <a:graphic xmlns:a="http://schemas.openxmlformats.org/drawingml/2006/main">
+              <a:graphicData uri="http://schemas.openxmlformats.org/drawingml/2006/picture">
+                <pic:pic xmlns:pic="http://schemas.openxmlformats.org/drawingml/2006/picture">
+                  <pic:nvPicPr>
+                    <pic:cNvPr id="1508336469" name="Picture 1508336469"/>
+                    <pic:cNvPicPr/>
+                  </pic:nvPicPr>
+                  <pic:blipFill>
+                    <a:blip r:embed="rId32">
+                      <a:extLst>
+                        <a:ext uri="{28A0092B-C50C-407E-A947-70E740481C1C}">
+                          <a14:useLocalDpi xmlns:a14="http://schemas.microsoft.com/office/drawing/2010/main"/>
+                        </a:ext>
+                      </a:extLst>
+                    </a:blip>
+                    <a:stretch>
+                      <a:fillRect/>
+                    </a:stretch>
+                  </pic:blipFill>
+                  <pic:spPr>
+                    <a:xfrm>
+                      <a:off x="0" y="0"/>
+                      <a:ext cx="4578493" cy="2755631"/>
+                    </a:xfrm>
+                    <a:prstGeom prst="rect">
+                      <a:avLst/>
+                    </a:prstGeom>
+                  </pic:spPr>
+                </pic:pic>
+              </a:graphicData>
+            </a:graphic>
+          </wp:inline>
+        </w:drawing>
+      </w:r>
+    </w:p>
+    <w:p>
+      <w:r>
+        <w:t>En este grafico se ve una comparación de tiempo promedio en contra a la cant</w:t>
+      </w:r>
+      <w:r>
+        <w:t xml:space="preserve">idad de peticiones, </w:t>
+      </w:r>
+      <w:r>
+        <w:t xml:space="preserve">en esta se evidencia que por una razón externa, seguramente tráfico de red, entre mas peticiones menor tiempo de respuesta lo cual es contradictorio a la teoría pero se justifica con el </w:t>
+      </w:r>
+      <w:r>
+        <w:t xml:space="preserve">trafico de red que se tuvo durante el experimento y </w:t>
+      </w:r>
+      <w:r>
+        <w:t>por el funcionamiento y el mismo auto escalamiento del balanceador de carga.</w:t>
+      </w:r>
+    </w:p>
+    <w:p/>
+    <w:p>
+      <w:pPr>
+        <w:rPr>
+          <w:lang w:val="es-MX"/>
+        </w:rPr>
+      </w:pPr>
+    </w:p>
     <w:sectPr>
       <w:pgSz w:w="12240" w:h="15840"/>
       <w:pgMar w:top="1417" w:right="1701" w:bottom="1417" w:left="1701" w:header="708" w:footer="708" w:gutter="0"/>
@@ -866,6 +2564,10 @@
     </w:sectPr>
   </w:body>
 </w:document>
+</file>
+
+<file path=word/numbering.xml><?xml version="1.0" encoding="utf-8"?>
+<w:numbering xmlns:wpc="http://schemas.microsoft.com/office/word/2010/wordprocessingCanvas" xmlns:cx="http://schemas.microsoft.com/office/drawing/2014/chartex" xmlns:cx1="http://schemas.microsoft.com/office/drawing/2015/9/8/chartex" xmlns:cx2="http://schemas.microsoft.com/office/drawing/2015/10/21/chartex" xmlns:cx3="http://schemas.microsoft.com/office/drawing/2016/5/9/chartex" xmlns:cx4="http://schemas.microsoft.com/office/drawing/2016/5/10/chartex" xmlns:cx5="http://schemas.microsoft.com/office/drawing/2016/5/11/chartex" xmlns:cx6="http://schemas.microsoft.com/office/drawing/2016/5/12/chartex" xmlns:cx7="http://schemas.microsoft.com/office/drawing/2016/5/13/chartex" xmlns:cx8="http://schemas.microsoft.com/office/drawing/2016/5/14/chartex" xmlns:mc="http://schemas.openxmlformats.org/markup-compatibility/2006" xmlns:aink="http://schemas.microsoft.com/office/drawing/2016/ink" xmlns:am3d="http://schemas.microsoft.com/office/drawing/2017/model3d" xmlns:o="urn:schemas-microsoft-com:office:office" xmlns:oel="http://schemas.microsoft.com/office/2019/extlst" xmlns:r="http://schemas.openxmlformats.org/officeDocument/2006/relationships" xmlns:m="http://schemas.openxmlformats.org/officeDocument/2006/math" xmlns:v="urn:schemas-microsoft-com:vml" xmlns:wp14="http://schemas.microsoft.com/office/word/2010/wordprocessingDrawing" xmlns:wp="http://schemas.openxmlformats.org/drawingml/2006/wordprocessingDrawing" xmlns:w10="urn:schemas-microsoft-com:office:word" xmlns:w="http://schemas.openxmlformats.org/wordprocessingml/2006/main" xmlns:w14="http://schemas.microsoft.com/office/word/2010/wordml" xmlns:w15="http://schemas.microsoft.com/office/word/2012/wordml" xmlns:w16cex="http://schemas.microsoft.com/office/word/2018/wordml/cex" xmlns:w16cid="http://schemas.microsoft.com/office/word/2016/wordml/cid" xmlns:w16="http://schemas.microsoft.com/office/word/2018/wordml" xmlns:w16du="http://schemas.microsoft.com/office/word/2023/wordml/word16du" xmlns:w16sdtdh="http://schemas.microsoft.com/office/word/2020/wordml/sdtdatahash" xmlns:w16sdtfl="http://schemas.microsoft.com/office/word/2024/wordml/sdtformatlock" xmlns:w16se="http://schemas.microsoft.com/office/word/2015/wordml/symex" xmlns:wpg="http://schemas.microsoft.com/office/word/2010/wordprocessingGroup" xmlns:wpi="http://schemas.microsoft.com/office/word/2010/wordprocessingInk" xmlns:wne="http://schemas.microsoft.com/office/word/2006/wordml" xmlns:wps="http://schemas.microsoft.com/office/word/2010/wordprocessingShape" mc:Ignorable="w14 w15 w16se w16cid w16 w16cex w16sdtdh w16sdtfl w16du wp14"/>
 </file>
 
 <file path=word/styles.xml><?xml version="1.0" encoding="utf-8"?>
@@ -1267,7 +2969,9 @@
   </w:latentStyles>
   <w:style w:type="paragraph" w:default="1" w:styleId="Normal">
     <w:name w:val="Normal"/>
+    <w:unhideWhenUsed/>
     <w:qFormat/>
+    <w:rsid w:val="00026EFA"/>
   </w:style>
   <w:style w:type="paragraph" w:styleId="Ttulo1">
     <w:name w:val="heading 1"/>
@@ -1296,7 +3000,6 @@
     <w:next w:val="Normal"/>
     <w:link w:val="Ttulo2Car"/>
     <w:uiPriority w:val="9"/>
-    <w:semiHidden/>
     <w:unhideWhenUsed/>
     <w:qFormat/>
     <w:rsid w:val="00374590"/>
@@ -1495,17 +3198,15 @@
     <w:semiHidden/>
     <w:unhideWhenUsed/>
   </w:style>
-  <w:style w:type="character" w:customStyle="1" w:styleId="Ttulo1Car">
-    <w:name w:val="Título 1 Car"/>
+  <w:style w:type="character" w:styleId="Hipervnculo">
+    <w:name w:val="Hyperlink"/>
     <w:basedOn w:val="Fuentedeprrafopredeter"/>
-    <w:link w:val="Ttulo1"/>
-    <w:uiPriority w:val="9"/>
-    <w:rsid w:val="00374590"/>
+    <w:uiPriority w:val="99"/>
+    <w:unhideWhenUsed/>
+    <w:rsid w:val="00F10371"/>
     <w:rPr>
-      <w:rFonts w:asciiTheme="majorHAnsi" w:eastAsiaTheme="majorEastAsia" w:hAnsiTheme="majorHAnsi" w:cstheme="majorBidi"/>
-      <w:color w:val="0F4761" w:themeColor="accent1" w:themeShade="BF"/>
-      <w:sz w:val="40"/>
-      <w:szCs w:val="40"/>
+      <w:color w:val="467886" w:themeColor="hyperlink"/>
+      <w:u w:val="single"/>
     </w:rPr>
   </w:style>
   <w:style w:type="character" w:customStyle="1" w:styleId="Ttulo2Car">
@@ -1513,13 +3214,37 @@
     <w:basedOn w:val="Fuentedeprrafopredeter"/>
     <w:link w:val="Ttulo2"/>
     <w:uiPriority w:val="9"/>
-    <w:semiHidden/>
-    <w:rsid w:val="00374590"/>
+    <w:rsid w:val="0051141F"/>
     <w:rPr>
       <w:rFonts w:asciiTheme="majorHAnsi" w:eastAsiaTheme="majorEastAsia" w:hAnsiTheme="majorHAnsi" w:cstheme="majorBidi"/>
       <w:color w:val="0F4761" w:themeColor="accent1" w:themeShade="BF"/>
       <w:sz w:val="32"/>
       <w:szCs w:val="32"/>
+    </w:rPr>
+  </w:style>
+  <w:style w:type="character" w:styleId="Mencinsinresolver">
+    <w:name w:val="Unresolved Mention"/>
+    <w:basedOn w:val="Fuentedeprrafopredeter"/>
+    <w:uiPriority w:val="99"/>
+    <w:semiHidden/>
+    <w:unhideWhenUsed/>
+    <w:rsid w:val="00F10371"/>
+    <w:rPr>
+      <w:color w:val="605E5C"/>
+      <w:shd w:val="clear" w:color="auto" w:fill="E1DFDD"/>
+    </w:rPr>
+  </w:style>
+  <w:style w:type="character" w:customStyle="1" w:styleId="Ttulo1Car">
+    <w:name w:val="Título 1 Car"/>
+    <w:basedOn w:val="Fuentedeprrafopredeter"/>
+    <w:link w:val="Ttulo1"/>
+    <w:uiPriority w:val="9"/>
+    <w:rsid w:val="002003F2"/>
+    <w:rPr>
+      <w:rFonts w:asciiTheme="majorHAnsi" w:eastAsiaTheme="majorEastAsia" w:hAnsiTheme="majorHAnsi" w:cstheme="majorBidi"/>
+      <w:color w:val="0F4761" w:themeColor="accent1" w:themeShade="BF"/>
+      <w:sz w:val="40"/>
+      <w:szCs w:val="40"/>
     </w:rPr>
   </w:style>
   <w:style w:type="character" w:customStyle="1" w:styleId="Ttulo3Car">
@@ -1528,7 +3253,7 @@
     <w:link w:val="Ttulo3"/>
     <w:uiPriority w:val="9"/>
     <w:semiHidden/>
-    <w:rsid w:val="00374590"/>
+    <w:rsid w:val="002003F2"/>
     <w:rPr>
       <w:rFonts w:eastAsiaTheme="majorEastAsia" w:cstheme="majorBidi"/>
       <w:color w:val="0F4761" w:themeColor="accent1" w:themeShade="BF"/>
@@ -1542,7 +3267,7 @@
     <w:link w:val="Ttulo4"/>
     <w:uiPriority w:val="9"/>
     <w:semiHidden/>
-    <w:rsid w:val="00374590"/>
+    <w:rsid w:val="002003F2"/>
     <w:rPr>
       <w:rFonts w:eastAsiaTheme="majorEastAsia" w:cstheme="majorBidi"/>
       <w:i/>
@@ -1556,7 +3281,7 @@
     <w:link w:val="Ttulo5"/>
     <w:uiPriority w:val="9"/>
     <w:semiHidden/>
-    <w:rsid w:val="00374590"/>
+    <w:rsid w:val="002003F2"/>
     <w:rPr>
       <w:rFonts w:eastAsiaTheme="majorEastAsia" w:cstheme="majorBidi"/>
       <w:color w:val="0F4761" w:themeColor="accent1" w:themeShade="BF"/>
@@ -1568,7 +3293,7 @@
     <w:link w:val="Ttulo6"/>
     <w:uiPriority w:val="9"/>
     <w:semiHidden/>
-    <w:rsid w:val="00374590"/>
+    <w:rsid w:val="002003F2"/>
     <w:rPr>
       <w:rFonts w:eastAsiaTheme="majorEastAsia" w:cstheme="majorBidi"/>
       <w:i/>
@@ -1582,11 +3307,20 @@
     <w:link w:val="Ttulo7"/>
     <w:uiPriority w:val="9"/>
     <w:semiHidden/>
-    <w:rsid w:val="00374590"/>
+    <w:rsid w:val="002003F2"/>
     <w:rPr>
       <w:rFonts w:eastAsiaTheme="majorEastAsia" w:cstheme="majorBidi"/>
       <w:color w:val="595959" w:themeColor="text1" w:themeTint="A6"/>
     </w:rPr>
+  </w:style>
+  <w:style w:type="paragraph" w:styleId="Sinespaciado">
+    <w:name w:val="No Spacing"/>
+    <w:uiPriority w:val="1"/>
+    <w:qFormat/>
+    <w:rsid w:val="00443584"/>
+    <w:pPr>
+      <w:spacing w:after="0"/>
+    </w:pPr>
   </w:style>
   <w:style w:type="character" w:customStyle="1" w:styleId="Ttulo8Car">
     <w:name w:val="Título 8 Car"/>
@@ -1594,7 +3328,7 @@
     <w:link w:val="Ttulo8"/>
     <w:uiPriority w:val="9"/>
     <w:semiHidden/>
-    <w:rsid w:val="00374590"/>
+    <w:rsid w:val="002003F2"/>
     <w:rPr>
       <w:rFonts w:eastAsiaTheme="majorEastAsia" w:cstheme="majorBidi"/>
       <w:i/>
@@ -1608,109 +3342,10 @@
     <w:link w:val="Ttulo9"/>
     <w:uiPriority w:val="9"/>
     <w:semiHidden/>
-    <w:rsid w:val="00374590"/>
+    <w:rsid w:val="002003F2"/>
     <w:rPr>
       <w:rFonts w:eastAsiaTheme="majorEastAsia" w:cstheme="majorBidi"/>
       <w:color w:val="272727" w:themeColor="text1" w:themeTint="D8"/>
-    </w:rPr>
-  </w:style>
-  <w:style w:type="paragraph" w:styleId="Ttulo">
-    <w:name w:val="Title"/>
-    <w:basedOn w:val="Normal"/>
-    <w:next w:val="Normal"/>
-    <w:link w:val="TtuloCar"/>
-    <w:uiPriority w:val="10"/>
-    <w:qFormat/>
-    <w:rsid w:val="00374590"/>
-    <w:pPr>
-      <w:spacing w:after="80" w:line="240" w:lineRule="auto"/>
-      <w:contextualSpacing/>
-    </w:pPr>
-    <w:rPr>
-      <w:rFonts w:asciiTheme="majorHAnsi" w:eastAsiaTheme="majorEastAsia" w:hAnsiTheme="majorHAnsi" w:cstheme="majorBidi"/>
-      <w:spacing w:val="-10"/>
-      <w:kern w:val="28"/>
-      <w:sz w:val="56"/>
-      <w:szCs w:val="56"/>
-    </w:rPr>
-  </w:style>
-  <w:style w:type="character" w:customStyle="1" w:styleId="TtuloCar">
-    <w:name w:val="Título Car"/>
-    <w:basedOn w:val="Fuentedeprrafopredeter"/>
-    <w:link w:val="Ttulo"/>
-    <w:uiPriority w:val="10"/>
-    <w:rsid w:val="00374590"/>
-    <w:rPr>
-      <w:rFonts w:asciiTheme="majorHAnsi" w:eastAsiaTheme="majorEastAsia" w:hAnsiTheme="majorHAnsi" w:cstheme="majorBidi"/>
-      <w:spacing w:val="-10"/>
-      <w:kern w:val="28"/>
-      <w:sz w:val="56"/>
-      <w:szCs w:val="56"/>
-    </w:rPr>
-  </w:style>
-  <w:style w:type="paragraph" w:styleId="Subttulo">
-    <w:name w:val="Subtitle"/>
-    <w:basedOn w:val="Normal"/>
-    <w:next w:val="Normal"/>
-    <w:link w:val="SubttuloCar"/>
-    <w:uiPriority w:val="11"/>
-    <w:qFormat/>
-    <w:rsid w:val="00374590"/>
-    <w:pPr>
-      <w:numPr>
-        <w:ilvl w:val="1"/>
-      </w:numPr>
-    </w:pPr>
-    <w:rPr>
-      <w:rFonts w:eastAsiaTheme="majorEastAsia" w:cstheme="majorBidi"/>
-      <w:color w:val="595959" w:themeColor="text1" w:themeTint="A6"/>
-      <w:spacing w:val="15"/>
-      <w:sz w:val="28"/>
-      <w:szCs w:val="28"/>
-    </w:rPr>
-  </w:style>
-  <w:style w:type="character" w:customStyle="1" w:styleId="SubttuloCar">
-    <w:name w:val="Subtítulo Car"/>
-    <w:basedOn w:val="Fuentedeprrafopredeter"/>
-    <w:link w:val="Subttulo"/>
-    <w:uiPriority w:val="11"/>
-    <w:rsid w:val="00374590"/>
-    <w:rPr>
-      <w:rFonts w:eastAsiaTheme="majorEastAsia" w:cstheme="majorBidi"/>
-      <w:color w:val="595959" w:themeColor="text1" w:themeTint="A6"/>
-      <w:spacing w:val="15"/>
-      <w:sz w:val="28"/>
-      <w:szCs w:val="28"/>
-    </w:rPr>
-  </w:style>
-  <w:style w:type="paragraph" w:styleId="Cita">
-    <w:name w:val="Quote"/>
-    <w:basedOn w:val="Normal"/>
-    <w:next w:val="Normal"/>
-    <w:link w:val="CitaCar"/>
-    <w:uiPriority w:val="29"/>
-    <w:qFormat/>
-    <w:rsid w:val="00374590"/>
-    <w:pPr>
-      <w:spacing w:before="160"/>
-      <w:jc w:val="center"/>
-    </w:pPr>
-    <w:rPr>
-      <w:i/>
-      <w:iCs/>
-      <w:color w:val="404040" w:themeColor="text1" w:themeTint="BF"/>
-    </w:rPr>
-  </w:style>
-  <w:style w:type="character" w:customStyle="1" w:styleId="CitaCar">
-    <w:name w:val="Cita Car"/>
-    <w:basedOn w:val="Fuentedeprrafopredeter"/>
-    <w:link w:val="Cita"/>
-    <w:uiPriority w:val="29"/>
-    <w:rsid w:val="00374590"/>
-    <w:rPr>
-      <w:i/>
-      <w:iCs/>
-      <w:color w:val="404040" w:themeColor="text1" w:themeTint="BF"/>
     </w:rPr>
   </w:style>
   <w:style w:type="paragraph" w:styleId="Prrafodelista">
@@ -1718,7 +3353,7 @@
     <w:basedOn w:val="Normal"/>
     <w:uiPriority w:val="34"/>
     <w:qFormat/>
-    <w:rsid w:val="00374590"/>
+    <w:rsid w:val="002003F2"/>
     <w:pPr>
       <w:ind w:left="720"/>
       <w:contextualSpacing/>
@@ -1729,42 +3364,7 @@
     <w:basedOn w:val="Fuentedeprrafopredeter"/>
     <w:uiPriority w:val="21"/>
     <w:qFormat/>
-    <w:rsid w:val="00374590"/>
-    <w:rPr>
-      <w:i/>
-      <w:iCs/>
-      <w:color w:val="0F4761" w:themeColor="accent1" w:themeShade="BF"/>
-    </w:rPr>
-  </w:style>
-  <w:style w:type="paragraph" w:styleId="Citadestacada">
-    <w:name w:val="Intense Quote"/>
-    <w:basedOn w:val="Normal"/>
-    <w:next w:val="Normal"/>
-    <w:link w:val="CitadestacadaCar"/>
-    <w:uiPriority w:val="30"/>
-    <w:qFormat/>
-    <w:rsid w:val="00374590"/>
-    <w:pPr>
-      <w:pBdr>
-        <w:top w:val="single" w:sz="4" w:space="10" w:color="0F4761" w:themeColor="accent1" w:themeShade="BF"/>
-        <w:bottom w:val="single" w:sz="4" w:space="10" w:color="0F4761" w:themeColor="accent1" w:themeShade="BF"/>
-      </w:pBdr>
-      <w:spacing w:before="360" w:after="360"/>
-      <w:ind w:left="864" w:right="864"/>
-      <w:jc w:val="center"/>
-    </w:pPr>
-    <w:rPr>
-      <w:i/>
-      <w:iCs/>
-      <w:color w:val="0F4761" w:themeColor="accent1" w:themeShade="BF"/>
-    </w:rPr>
-  </w:style>
-  <w:style w:type="character" w:customStyle="1" w:styleId="CitadestacadaCar">
-    <w:name w:val="Cita destacada Car"/>
-    <w:basedOn w:val="Fuentedeprrafopredeter"/>
-    <w:link w:val="Citadestacada"/>
-    <w:uiPriority w:val="30"/>
-    <w:rsid w:val="00374590"/>
+    <w:rsid w:val="002003F2"/>
     <w:rPr>
       <w:i/>
       <w:iCs/>
@@ -1776,7 +3376,7 @@
     <w:basedOn w:val="Fuentedeprrafopredeter"/>
     <w:uiPriority w:val="32"/>
     <w:qFormat/>
-    <w:rsid w:val="00374590"/>
+    <w:rsid w:val="002003F2"/>
     <w:rPr>
       <w:b/>
       <w:bCs/>
@@ -1786,6 +3386,1450 @@
     </w:rPr>
   </w:style>
 </w:styles>
+</file>
+
+<file path=word/charts/chart1.xml><?xml version="1.0" encoding="utf-8"?>
+<c:chartSpace xmlns:c="http://schemas.openxmlformats.org/drawingml/2006/chart" xmlns:a="http://schemas.openxmlformats.org/drawingml/2006/main" xmlns:r="http://schemas.openxmlformats.org/officeDocument/2006/relationships" xmlns:c16r2="http://schemas.microsoft.com/office/drawing/2015/06/chart">
+  <c:date1904 val="0"/>
+  <c:lang val="es-ES"/>
+  <c:roundedCorners val="0"/>
+  <mc:AlternateContent xmlns:mc="http://schemas.openxmlformats.org/markup-compatibility/2006">
+    <mc:Choice xmlns:c14="http://schemas.microsoft.com/office/drawing/2007/8/2/chart" Requires="c14">
+      <c14:style val="102"/>
+    </mc:Choice>
+    <mc:Fallback>
+      <c:style val="2"/>
+    </mc:Fallback>
+  </mc:AlternateContent>
+  <c:chart>
+    <c:title>
+      <c:tx>
+        <c:rich>
+          <a:bodyPr rot="0" spcFirstLastPara="1" vertOverflow="ellipsis" vert="horz" wrap="square" anchor="ctr" anchorCtr="1"/>
+          <a:lstStyle/>
+          <a:p>
+            <a:pPr>
+              <a:defRPr sz="1800" b="1" i="0" u="none" strike="noStrike" kern="1200" baseline="0">
+                <a:solidFill>
+                  <a:schemeClr val="dk1">
+                    <a:lumMod val="75000"/>
+                    <a:lumOff val="25000"/>
+                  </a:schemeClr>
+                </a:solidFill>
+                <a:latin typeface="+mn-lt"/>
+                <a:ea typeface="+mn-ea"/>
+                <a:cs typeface="+mn-cs"/>
+              </a:defRPr>
+            </a:pPr>
+            <a:r>
+              <a:rPr lang="es-CO"/>
+              <a:t>Comparacion con los percentiles</a:t>
+            </a:r>
+          </a:p>
+        </c:rich>
+      </c:tx>
+      <c:overlay val="0"/>
+      <c:spPr>
+        <a:noFill/>
+        <a:ln>
+          <a:noFill/>
+        </a:ln>
+        <a:effectLst/>
+      </c:spPr>
+      <c:txPr>
+        <a:bodyPr rot="0" spcFirstLastPara="1" vertOverflow="ellipsis" vert="horz" wrap="square" anchor="ctr" anchorCtr="1"/>
+        <a:lstStyle/>
+        <a:p>
+          <a:pPr>
+            <a:defRPr sz="1800" b="1" i="0" u="none" strike="noStrike" kern="1200" baseline="0">
+              <a:solidFill>
+                <a:schemeClr val="dk1">
+                  <a:lumMod val="75000"/>
+                  <a:lumOff val="25000"/>
+                </a:schemeClr>
+              </a:solidFill>
+              <a:latin typeface="+mn-lt"/>
+              <a:ea typeface="+mn-ea"/>
+              <a:cs typeface="+mn-cs"/>
+            </a:defRPr>
+          </a:pPr>
+          <a:endParaRPr lang="es-CO"/>
+        </a:p>
+      </c:txPr>
+    </c:title>
+    <c:autoTitleDeleted val="0"/>
+    <c:plotArea>
+      <c:layout/>
+      <c:lineChart>
+        <c:grouping val="standard"/>
+        <c:varyColors val="0"/>
+        <c:ser>
+          <c:idx val="0"/>
+          <c:order val="0"/>
+          <c:tx>
+            <c:strRef>
+              <c:f>[Libro1]Hoja1!$B$2</c:f>
+              <c:strCache>
+                <c:ptCount val="1"/>
+                <c:pt idx="0">
+                  <c:v>Media</c:v>
+                </c:pt>
+              </c:strCache>
+            </c:strRef>
+          </c:tx>
+          <c:spPr>
+            <a:ln w="31750" cap="rnd">
+              <a:solidFill>
+                <a:schemeClr val="accent1"/>
+              </a:solidFill>
+              <a:round/>
+            </a:ln>
+            <a:effectLst/>
+          </c:spPr>
+          <c:marker>
+            <c:symbol val="circle"/>
+            <c:size val="17"/>
+            <c:spPr>
+              <a:solidFill>
+                <a:schemeClr val="accent1"/>
+              </a:solidFill>
+              <a:ln>
+                <a:noFill/>
+              </a:ln>
+              <a:effectLst/>
+            </c:spPr>
+          </c:marker>
+          <c:dLbls>
+            <c:spPr>
+              <a:noFill/>
+              <a:ln>
+                <a:noFill/>
+              </a:ln>
+              <a:effectLst/>
+            </c:spPr>
+            <c:txPr>
+              <a:bodyPr rot="0" spcFirstLastPara="1" vertOverflow="ellipsis" vert="horz" wrap="square" lIns="38100" tIns="19050" rIns="38100" bIns="19050" anchor="ctr" anchorCtr="1">
+                <a:spAutoFit/>
+              </a:bodyPr>
+              <a:lstStyle/>
+              <a:p>
+                <a:pPr>
+                  <a:defRPr sz="900" b="1" i="0" u="none" strike="noStrike" kern="1200" baseline="0">
+                    <a:solidFill>
+                      <a:schemeClr val="lt1"/>
+                    </a:solidFill>
+                    <a:latin typeface="+mn-lt"/>
+                    <a:ea typeface="+mn-ea"/>
+                    <a:cs typeface="+mn-cs"/>
+                  </a:defRPr>
+                </a:pPr>
+                <a:endParaRPr lang="es-CO"/>
+              </a:p>
+            </c:txPr>
+            <c:dLblPos val="ctr"/>
+            <c:showLegendKey val="0"/>
+            <c:showVal val="1"/>
+            <c:showCatName val="0"/>
+            <c:showSerName val="0"/>
+            <c:showPercent val="0"/>
+            <c:showBubbleSize val="0"/>
+            <c:showLeaderLines val="0"/>
+            <c:extLst>
+              <c:ext xmlns:c15="http://schemas.microsoft.com/office/drawing/2012/chart" uri="{CE6537A1-D6FC-4f65-9D91-7224C49458BB}">
+                <c15:showLeaderLines val="1"/>
+                <c15:leaderLines>
+                  <c:spPr>
+                    <a:ln w="9525">
+                      <a:solidFill>
+                        <a:schemeClr val="dk1">
+                          <a:lumMod val="50000"/>
+                          <a:lumOff val="50000"/>
+                        </a:schemeClr>
+                      </a:solidFill>
+                    </a:ln>
+                    <a:effectLst/>
+                  </c:spPr>
+                </c15:leaderLines>
+              </c:ext>
+            </c:extLst>
+          </c:dLbls>
+          <c:cat>
+            <c:numRef>
+              <c:f>[Libro1]Hoja1!$A$3:$A$6</c:f>
+              <c:numCache>
+                <c:formatCode>General</c:formatCode>
+                <c:ptCount val="4"/>
+                <c:pt idx="0">
+                  <c:v>5</c:v>
+                </c:pt>
+                <c:pt idx="1">
+                  <c:v>8</c:v>
+                </c:pt>
+                <c:pt idx="2">
+                  <c:v>12</c:v>
+                </c:pt>
+                <c:pt idx="3">
+                  <c:v>15</c:v>
+                </c:pt>
+              </c:numCache>
+            </c:numRef>
+          </c:cat>
+          <c:val>
+            <c:numRef>
+              <c:f>[Libro1]Hoja1!$B$3:$B$6</c:f>
+              <c:numCache>
+                <c:formatCode>General</c:formatCode>
+                <c:ptCount val="4"/>
+                <c:pt idx="0">
+                  <c:v>130</c:v>
+                </c:pt>
+                <c:pt idx="1">
+                  <c:v>137</c:v>
+                </c:pt>
+                <c:pt idx="2">
+                  <c:v>124</c:v>
+                </c:pt>
+                <c:pt idx="3">
+                  <c:v>121</c:v>
+                </c:pt>
+              </c:numCache>
+            </c:numRef>
+          </c:val>
+          <c:smooth val="0"/>
+          <c:extLst>
+            <c:ext xmlns:c16="http://schemas.microsoft.com/office/drawing/2014/chart" uri="{C3380CC4-5D6E-409C-BE32-E72D297353CC}">
+              <c16:uniqueId val="{00000000-0485-4962-BECD-3D804A622BC8}"/>
+            </c:ext>
+          </c:extLst>
+        </c:ser>
+        <c:ser>
+          <c:idx val="1"/>
+          <c:order val="1"/>
+          <c:tx>
+            <c:strRef>
+              <c:f>[Libro1]Hoja1!$C$2</c:f>
+              <c:strCache>
+                <c:ptCount val="1"/>
+                <c:pt idx="0">
+                  <c:v>P 90</c:v>
+                </c:pt>
+              </c:strCache>
+            </c:strRef>
+          </c:tx>
+          <c:spPr>
+            <a:ln w="31750" cap="rnd">
+              <a:solidFill>
+                <a:schemeClr val="accent2"/>
+              </a:solidFill>
+              <a:round/>
+            </a:ln>
+            <a:effectLst/>
+          </c:spPr>
+          <c:marker>
+            <c:symbol val="circle"/>
+            <c:size val="17"/>
+            <c:spPr>
+              <a:solidFill>
+                <a:schemeClr val="accent2"/>
+              </a:solidFill>
+              <a:ln>
+                <a:noFill/>
+              </a:ln>
+              <a:effectLst/>
+            </c:spPr>
+          </c:marker>
+          <c:dLbls>
+            <c:spPr>
+              <a:noFill/>
+              <a:ln>
+                <a:noFill/>
+              </a:ln>
+              <a:effectLst/>
+            </c:spPr>
+            <c:txPr>
+              <a:bodyPr rot="0" spcFirstLastPara="1" vertOverflow="ellipsis" vert="horz" wrap="square" lIns="38100" tIns="19050" rIns="38100" bIns="19050" anchor="ctr" anchorCtr="1">
+                <a:spAutoFit/>
+              </a:bodyPr>
+              <a:lstStyle/>
+              <a:p>
+                <a:pPr>
+                  <a:defRPr sz="900" b="1" i="0" u="none" strike="noStrike" kern="1200" baseline="0">
+                    <a:solidFill>
+                      <a:schemeClr val="lt1"/>
+                    </a:solidFill>
+                    <a:latin typeface="+mn-lt"/>
+                    <a:ea typeface="+mn-ea"/>
+                    <a:cs typeface="+mn-cs"/>
+                  </a:defRPr>
+                </a:pPr>
+                <a:endParaRPr lang="es-CO"/>
+              </a:p>
+            </c:txPr>
+            <c:dLblPos val="ctr"/>
+            <c:showLegendKey val="0"/>
+            <c:showVal val="1"/>
+            <c:showCatName val="0"/>
+            <c:showSerName val="0"/>
+            <c:showPercent val="0"/>
+            <c:showBubbleSize val="0"/>
+            <c:showLeaderLines val="0"/>
+            <c:extLst>
+              <c:ext xmlns:c15="http://schemas.microsoft.com/office/drawing/2012/chart" uri="{CE6537A1-D6FC-4f65-9D91-7224C49458BB}">
+                <c15:showLeaderLines val="1"/>
+                <c15:leaderLines>
+                  <c:spPr>
+                    <a:ln w="9525">
+                      <a:solidFill>
+                        <a:schemeClr val="dk1">
+                          <a:lumMod val="50000"/>
+                          <a:lumOff val="50000"/>
+                        </a:schemeClr>
+                      </a:solidFill>
+                    </a:ln>
+                    <a:effectLst/>
+                  </c:spPr>
+                </c15:leaderLines>
+              </c:ext>
+            </c:extLst>
+          </c:dLbls>
+          <c:cat>
+            <c:numRef>
+              <c:f>[Libro1]Hoja1!$A$3:$A$6</c:f>
+              <c:numCache>
+                <c:formatCode>General</c:formatCode>
+                <c:ptCount val="4"/>
+                <c:pt idx="0">
+                  <c:v>5</c:v>
+                </c:pt>
+                <c:pt idx="1">
+                  <c:v>8</c:v>
+                </c:pt>
+                <c:pt idx="2">
+                  <c:v>12</c:v>
+                </c:pt>
+                <c:pt idx="3">
+                  <c:v>15</c:v>
+                </c:pt>
+              </c:numCache>
+            </c:numRef>
+          </c:cat>
+          <c:val>
+            <c:numRef>
+              <c:f>[Libro1]Hoja1!$C$3:$C$6</c:f>
+              <c:numCache>
+                <c:formatCode>General</c:formatCode>
+                <c:ptCount val="4"/>
+                <c:pt idx="0">
+                  <c:v>0</c:v>
+                </c:pt>
+                <c:pt idx="1">
+                  <c:v>190</c:v>
+                </c:pt>
+                <c:pt idx="2">
+                  <c:v>147</c:v>
+                </c:pt>
+                <c:pt idx="3">
+                  <c:v>130</c:v>
+                </c:pt>
+              </c:numCache>
+            </c:numRef>
+          </c:val>
+          <c:smooth val="0"/>
+          <c:extLst>
+            <c:ext xmlns:c16="http://schemas.microsoft.com/office/drawing/2014/chart" uri="{C3380CC4-5D6E-409C-BE32-E72D297353CC}">
+              <c16:uniqueId val="{00000001-0485-4962-BECD-3D804A622BC8}"/>
+            </c:ext>
+          </c:extLst>
+        </c:ser>
+        <c:ser>
+          <c:idx val="2"/>
+          <c:order val="2"/>
+          <c:tx>
+            <c:strRef>
+              <c:f>[Libro1]Hoja1!$D$2</c:f>
+              <c:strCache>
+                <c:ptCount val="1"/>
+                <c:pt idx="0">
+                  <c:v>P 95</c:v>
+                </c:pt>
+              </c:strCache>
+            </c:strRef>
+          </c:tx>
+          <c:spPr>
+            <a:ln w="31750" cap="rnd">
+              <a:solidFill>
+                <a:schemeClr val="accent3"/>
+              </a:solidFill>
+              <a:round/>
+            </a:ln>
+            <a:effectLst/>
+          </c:spPr>
+          <c:marker>
+            <c:symbol val="circle"/>
+            <c:size val="17"/>
+            <c:spPr>
+              <a:solidFill>
+                <a:schemeClr val="accent3"/>
+              </a:solidFill>
+              <a:ln>
+                <a:noFill/>
+              </a:ln>
+              <a:effectLst/>
+            </c:spPr>
+          </c:marker>
+          <c:dLbls>
+            <c:spPr>
+              <a:noFill/>
+              <a:ln>
+                <a:noFill/>
+              </a:ln>
+              <a:effectLst/>
+            </c:spPr>
+            <c:txPr>
+              <a:bodyPr rot="0" spcFirstLastPara="1" vertOverflow="ellipsis" vert="horz" wrap="square" lIns="38100" tIns="19050" rIns="38100" bIns="19050" anchor="ctr" anchorCtr="1">
+                <a:spAutoFit/>
+              </a:bodyPr>
+              <a:lstStyle/>
+              <a:p>
+                <a:pPr>
+                  <a:defRPr sz="900" b="1" i="0" u="none" strike="noStrike" kern="1200" baseline="0">
+                    <a:solidFill>
+                      <a:schemeClr val="lt1"/>
+                    </a:solidFill>
+                    <a:latin typeface="+mn-lt"/>
+                    <a:ea typeface="+mn-ea"/>
+                    <a:cs typeface="+mn-cs"/>
+                  </a:defRPr>
+                </a:pPr>
+                <a:endParaRPr lang="es-CO"/>
+              </a:p>
+            </c:txPr>
+            <c:dLblPos val="ctr"/>
+            <c:showLegendKey val="0"/>
+            <c:showVal val="1"/>
+            <c:showCatName val="0"/>
+            <c:showSerName val="0"/>
+            <c:showPercent val="0"/>
+            <c:showBubbleSize val="0"/>
+            <c:showLeaderLines val="0"/>
+            <c:extLst>
+              <c:ext xmlns:c15="http://schemas.microsoft.com/office/drawing/2012/chart" uri="{CE6537A1-D6FC-4f65-9D91-7224C49458BB}">
+                <c15:showLeaderLines val="1"/>
+                <c15:leaderLines>
+                  <c:spPr>
+                    <a:ln w="9525">
+                      <a:solidFill>
+                        <a:schemeClr val="dk1">
+                          <a:lumMod val="50000"/>
+                          <a:lumOff val="50000"/>
+                        </a:schemeClr>
+                      </a:solidFill>
+                    </a:ln>
+                    <a:effectLst/>
+                  </c:spPr>
+                </c15:leaderLines>
+              </c:ext>
+            </c:extLst>
+          </c:dLbls>
+          <c:cat>
+            <c:numRef>
+              <c:f>[Libro1]Hoja1!$A$3:$A$6</c:f>
+              <c:numCache>
+                <c:formatCode>General</c:formatCode>
+                <c:ptCount val="4"/>
+                <c:pt idx="0">
+                  <c:v>5</c:v>
+                </c:pt>
+                <c:pt idx="1">
+                  <c:v>8</c:v>
+                </c:pt>
+                <c:pt idx="2">
+                  <c:v>12</c:v>
+                </c:pt>
+                <c:pt idx="3">
+                  <c:v>15</c:v>
+                </c:pt>
+              </c:numCache>
+            </c:numRef>
+          </c:cat>
+          <c:val>
+            <c:numRef>
+              <c:f>[Libro1]Hoja1!$D$3:$D$6</c:f>
+              <c:numCache>
+                <c:formatCode>General</c:formatCode>
+                <c:ptCount val="4"/>
+                <c:pt idx="0">
+                  <c:v>0</c:v>
+                </c:pt>
+                <c:pt idx="1">
+                  <c:v>205</c:v>
+                </c:pt>
+                <c:pt idx="2">
+                  <c:v>197</c:v>
+                </c:pt>
+                <c:pt idx="3">
+                  <c:v>192</c:v>
+                </c:pt>
+              </c:numCache>
+            </c:numRef>
+          </c:val>
+          <c:smooth val="0"/>
+          <c:extLst>
+            <c:ext xmlns:c16="http://schemas.microsoft.com/office/drawing/2014/chart" uri="{C3380CC4-5D6E-409C-BE32-E72D297353CC}">
+              <c16:uniqueId val="{00000002-0485-4962-BECD-3D804A622BC8}"/>
+            </c:ext>
+          </c:extLst>
+        </c:ser>
+        <c:ser>
+          <c:idx val="3"/>
+          <c:order val="3"/>
+          <c:tx>
+            <c:strRef>
+              <c:f>[Libro1]Hoja1!$E$2</c:f>
+              <c:strCache>
+                <c:ptCount val="1"/>
+                <c:pt idx="0">
+                  <c:v>P 99</c:v>
+                </c:pt>
+              </c:strCache>
+            </c:strRef>
+          </c:tx>
+          <c:spPr>
+            <a:ln w="31750" cap="rnd">
+              <a:solidFill>
+                <a:schemeClr val="accent4"/>
+              </a:solidFill>
+              <a:round/>
+            </a:ln>
+            <a:effectLst/>
+          </c:spPr>
+          <c:marker>
+            <c:symbol val="circle"/>
+            <c:size val="17"/>
+            <c:spPr>
+              <a:solidFill>
+                <a:schemeClr val="accent4"/>
+              </a:solidFill>
+              <a:ln>
+                <a:noFill/>
+              </a:ln>
+              <a:effectLst/>
+            </c:spPr>
+          </c:marker>
+          <c:dLbls>
+            <c:spPr>
+              <a:noFill/>
+              <a:ln>
+                <a:noFill/>
+              </a:ln>
+              <a:effectLst/>
+            </c:spPr>
+            <c:txPr>
+              <a:bodyPr rot="0" spcFirstLastPara="1" vertOverflow="ellipsis" vert="horz" wrap="square" lIns="38100" tIns="19050" rIns="38100" bIns="19050" anchor="ctr" anchorCtr="1">
+                <a:spAutoFit/>
+              </a:bodyPr>
+              <a:lstStyle/>
+              <a:p>
+                <a:pPr>
+                  <a:defRPr sz="900" b="1" i="0" u="none" strike="noStrike" kern="1200" baseline="0">
+                    <a:solidFill>
+                      <a:schemeClr val="lt1"/>
+                    </a:solidFill>
+                    <a:latin typeface="+mn-lt"/>
+                    <a:ea typeface="+mn-ea"/>
+                    <a:cs typeface="+mn-cs"/>
+                  </a:defRPr>
+                </a:pPr>
+                <a:endParaRPr lang="es-CO"/>
+              </a:p>
+            </c:txPr>
+            <c:dLblPos val="ctr"/>
+            <c:showLegendKey val="0"/>
+            <c:showVal val="1"/>
+            <c:showCatName val="0"/>
+            <c:showSerName val="0"/>
+            <c:showPercent val="0"/>
+            <c:showBubbleSize val="0"/>
+            <c:showLeaderLines val="0"/>
+            <c:extLst>
+              <c:ext xmlns:c15="http://schemas.microsoft.com/office/drawing/2012/chart" uri="{CE6537A1-D6FC-4f65-9D91-7224C49458BB}">
+                <c15:showLeaderLines val="1"/>
+                <c15:leaderLines>
+                  <c:spPr>
+                    <a:ln w="9525">
+                      <a:solidFill>
+                        <a:schemeClr val="dk1">
+                          <a:lumMod val="50000"/>
+                          <a:lumOff val="50000"/>
+                        </a:schemeClr>
+                      </a:solidFill>
+                    </a:ln>
+                    <a:effectLst/>
+                  </c:spPr>
+                </c15:leaderLines>
+              </c:ext>
+            </c:extLst>
+          </c:dLbls>
+          <c:cat>
+            <c:numRef>
+              <c:f>[Libro1]Hoja1!$A$3:$A$6</c:f>
+              <c:numCache>
+                <c:formatCode>General</c:formatCode>
+                <c:ptCount val="4"/>
+                <c:pt idx="0">
+                  <c:v>5</c:v>
+                </c:pt>
+                <c:pt idx="1">
+                  <c:v>8</c:v>
+                </c:pt>
+                <c:pt idx="2">
+                  <c:v>12</c:v>
+                </c:pt>
+                <c:pt idx="3">
+                  <c:v>15</c:v>
+                </c:pt>
+              </c:numCache>
+            </c:numRef>
+          </c:cat>
+          <c:val>
+            <c:numRef>
+              <c:f>[Libro1]Hoja1!$E$3:$E$6</c:f>
+              <c:numCache>
+                <c:formatCode>General</c:formatCode>
+                <c:ptCount val="4"/>
+                <c:pt idx="0">
+                  <c:v>0</c:v>
+                </c:pt>
+                <c:pt idx="1">
+                  <c:v>426</c:v>
+                </c:pt>
+                <c:pt idx="2">
+                  <c:v>339</c:v>
+                </c:pt>
+                <c:pt idx="3">
+                  <c:v>341</c:v>
+                </c:pt>
+              </c:numCache>
+            </c:numRef>
+          </c:val>
+          <c:smooth val="0"/>
+          <c:extLst>
+            <c:ext xmlns:c16="http://schemas.microsoft.com/office/drawing/2014/chart" uri="{C3380CC4-5D6E-409C-BE32-E72D297353CC}">
+              <c16:uniqueId val="{00000003-0485-4962-BECD-3D804A622BC8}"/>
+            </c:ext>
+          </c:extLst>
+        </c:ser>
+        <c:dLbls>
+          <c:dLblPos val="ctr"/>
+          <c:showLegendKey val="0"/>
+          <c:showVal val="1"/>
+          <c:showCatName val="0"/>
+          <c:showSerName val="0"/>
+          <c:showPercent val="0"/>
+          <c:showBubbleSize val="0"/>
+        </c:dLbls>
+        <c:marker val="1"/>
+        <c:smooth val="0"/>
+        <c:axId val="462183263"/>
+        <c:axId val="462183743"/>
+      </c:lineChart>
+      <c:catAx>
+        <c:axId val="462183263"/>
+        <c:scaling>
+          <c:orientation val="minMax"/>
+        </c:scaling>
+        <c:delete val="0"/>
+        <c:axPos val="b"/>
+        <c:numFmt formatCode="General" sourceLinked="1"/>
+        <c:majorTickMark val="none"/>
+        <c:minorTickMark val="none"/>
+        <c:tickLblPos val="nextTo"/>
+        <c:spPr>
+          <a:noFill/>
+          <a:ln w="19050" cap="flat" cmpd="sng" algn="ctr">
+            <a:solidFill>
+              <a:schemeClr val="dk1">
+                <a:lumMod val="75000"/>
+                <a:lumOff val="25000"/>
+              </a:schemeClr>
+            </a:solidFill>
+            <a:round/>
+          </a:ln>
+          <a:effectLst/>
+        </c:spPr>
+        <c:txPr>
+          <a:bodyPr rot="-60000000" spcFirstLastPara="1" vertOverflow="ellipsis" vert="horz" wrap="square" anchor="ctr" anchorCtr="1"/>
+          <a:lstStyle/>
+          <a:p>
+            <a:pPr>
+              <a:defRPr sz="900" b="0" i="0" u="none" strike="noStrike" kern="1200" cap="all" baseline="0">
+                <a:solidFill>
+                  <a:schemeClr val="dk1">
+                    <a:lumMod val="75000"/>
+                    <a:lumOff val="25000"/>
+                  </a:schemeClr>
+                </a:solidFill>
+                <a:latin typeface="+mn-lt"/>
+                <a:ea typeface="+mn-ea"/>
+                <a:cs typeface="+mn-cs"/>
+              </a:defRPr>
+            </a:pPr>
+            <a:endParaRPr lang="es-CO"/>
+          </a:p>
+        </c:txPr>
+        <c:crossAx val="462183743"/>
+        <c:crosses val="autoZero"/>
+        <c:auto val="1"/>
+        <c:lblAlgn val="ctr"/>
+        <c:lblOffset val="100"/>
+        <c:noMultiLvlLbl val="0"/>
+      </c:catAx>
+      <c:valAx>
+        <c:axId val="462183743"/>
+        <c:scaling>
+          <c:orientation val="minMax"/>
+        </c:scaling>
+        <c:delete val="1"/>
+        <c:axPos val="l"/>
+        <c:majorGridlines>
+          <c:spPr>
+            <a:ln w="9525" cap="flat" cmpd="sng" algn="ctr">
+              <a:gradFill>
+                <a:gsLst>
+                  <a:gs pos="100000">
+                    <a:schemeClr val="dk1">
+                      <a:lumMod val="95000"/>
+                      <a:lumOff val="5000"/>
+                      <a:alpha val="42000"/>
+                    </a:schemeClr>
+                  </a:gs>
+                  <a:gs pos="0">
+                    <a:schemeClr val="lt1">
+                      <a:lumMod val="75000"/>
+                      <a:alpha val="36000"/>
+                    </a:schemeClr>
+                  </a:gs>
+                </a:gsLst>
+                <a:lin ang="5400000" scaled="0"/>
+              </a:gradFill>
+              <a:round/>
+            </a:ln>
+            <a:effectLst/>
+          </c:spPr>
+        </c:majorGridlines>
+        <c:numFmt formatCode="General" sourceLinked="1"/>
+        <c:majorTickMark val="none"/>
+        <c:minorTickMark val="none"/>
+        <c:tickLblPos val="nextTo"/>
+        <c:crossAx val="462183263"/>
+        <c:crosses val="autoZero"/>
+        <c:crossBetween val="between"/>
+      </c:valAx>
+      <c:spPr>
+        <a:noFill/>
+        <a:ln>
+          <a:solidFill>
+            <a:schemeClr val="accent1">
+              <a:alpha val="98000"/>
+            </a:schemeClr>
+          </a:solidFill>
+        </a:ln>
+        <a:effectLst/>
+      </c:spPr>
+    </c:plotArea>
+    <c:legend>
+      <c:legendPos val="b"/>
+      <c:overlay val="0"/>
+      <c:spPr>
+        <a:solidFill>
+          <a:schemeClr val="lt1">
+            <a:lumMod val="95000"/>
+            <a:alpha val="39000"/>
+          </a:schemeClr>
+        </a:solidFill>
+        <a:ln>
+          <a:noFill/>
+        </a:ln>
+        <a:effectLst/>
+      </c:spPr>
+      <c:txPr>
+        <a:bodyPr rot="0" spcFirstLastPara="1" vertOverflow="ellipsis" vert="horz" wrap="square" anchor="ctr" anchorCtr="1"/>
+        <a:lstStyle/>
+        <a:p>
+          <a:pPr>
+            <a:defRPr sz="900" b="0" i="0" u="none" strike="noStrike" kern="1200" baseline="0">
+              <a:solidFill>
+                <a:schemeClr val="dk1">
+                  <a:lumMod val="75000"/>
+                  <a:lumOff val="25000"/>
+                </a:schemeClr>
+              </a:solidFill>
+              <a:latin typeface="+mn-lt"/>
+              <a:ea typeface="+mn-ea"/>
+              <a:cs typeface="+mn-cs"/>
+            </a:defRPr>
+          </a:pPr>
+          <a:endParaRPr lang="es-CO"/>
+        </a:p>
+      </c:txPr>
+    </c:legend>
+    <c:plotVisOnly val="1"/>
+    <c:dispBlanksAs val="gap"/>
+    <c:showDLblsOverMax val="0"/>
+  </c:chart>
+  <c:spPr>
+    <a:gradFill flip="none" rotWithShape="1">
+      <a:gsLst>
+        <a:gs pos="0">
+          <a:schemeClr val="lt1"/>
+        </a:gs>
+        <a:gs pos="39000">
+          <a:schemeClr val="lt1"/>
+        </a:gs>
+        <a:gs pos="100000">
+          <a:schemeClr val="lt1">
+            <a:lumMod val="75000"/>
+          </a:schemeClr>
+        </a:gs>
+      </a:gsLst>
+      <a:path path="circle">
+        <a:fillToRect l="50000" t="-80000" r="50000" b="180000"/>
+      </a:path>
+      <a:tileRect/>
+    </a:gradFill>
+    <a:ln w="9525" cap="flat" cmpd="sng" algn="ctr">
+      <a:solidFill>
+        <a:schemeClr val="dk1">
+          <a:lumMod val="25000"/>
+          <a:lumOff val="75000"/>
+        </a:schemeClr>
+      </a:solidFill>
+      <a:round/>
+    </a:ln>
+    <a:effectLst/>
+  </c:spPr>
+  <c:txPr>
+    <a:bodyPr/>
+    <a:lstStyle/>
+    <a:p>
+      <a:pPr>
+        <a:defRPr/>
+      </a:pPr>
+      <a:endParaRPr lang="es-CO"/>
+    </a:p>
+  </c:txPr>
+  <c:externalData r:id="rId3">
+    <c:autoUpdate val="0"/>
+  </c:externalData>
+</c:chartSpace>
+</file>
+
+<file path=word/charts/colors1.xml><?xml version="1.0" encoding="utf-8"?>
+<cs:colorStyle xmlns:cs="http://schemas.microsoft.com/office/drawing/2012/chartStyle" xmlns:a="http://schemas.openxmlformats.org/drawingml/2006/main" meth="cycle" id="10">
+  <a:schemeClr val="accent1"/>
+  <a:schemeClr val="accent2"/>
+  <a:schemeClr val="accent3"/>
+  <a:schemeClr val="accent4"/>
+  <a:schemeClr val="accent5"/>
+  <a:schemeClr val="accent6"/>
+  <cs:variation/>
+  <cs:variation>
+    <a:lumMod val="60000"/>
+  </cs:variation>
+  <cs:variation>
+    <a:lumMod val="80000"/>
+    <a:lumOff val="20000"/>
+  </cs:variation>
+  <cs:variation>
+    <a:lumMod val="80000"/>
+  </cs:variation>
+  <cs:variation>
+    <a:lumMod val="60000"/>
+    <a:lumOff val="40000"/>
+  </cs:variation>
+  <cs:variation>
+    <a:lumMod val="50000"/>
+  </cs:variation>
+  <cs:variation>
+    <a:lumMod val="70000"/>
+    <a:lumOff val="30000"/>
+  </cs:variation>
+  <cs:variation>
+    <a:lumMod val="70000"/>
+  </cs:variation>
+  <cs:variation>
+    <a:lumMod val="50000"/>
+    <a:lumOff val="50000"/>
+  </cs:variation>
+</cs:colorStyle>
+</file>
+
+<file path=word/charts/style1.xml><?xml version="1.0" encoding="utf-8"?>
+<cs:chartStyle xmlns:cs="http://schemas.microsoft.com/office/drawing/2012/chartStyle" xmlns:a="http://schemas.openxmlformats.org/drawingml/2006/main" id="228">
+  <cs:axisTitle>
+    <cs:lnRef idx="0"/>
+    <cs:fillRef idx="0"/>
+    <cs:effectRef idx="0"/>
+    <cs:fontRef idx="minor">
+      <a:schemeClr val="dk1">
+        <a:lumMod val="75000"/>
+        <a:lumOff val="25000"/>
+      </a:schemeClr>
+    </cs:fontRef>
+    <cs:defRPr sz="900" b="1" kern="1200"/>
+  </cs:axisTitle>
+  <cs:categoryAxis>
+    <cs:lnRef idx="0"/>
+    <cs:fillRef idx="0"/>
+    <cs:effectRef idx="0"/>
+    <cs:fontRef idx="minor">
+      <a:schemeClr val="dk1">
+        <a:lumMod val="75000"/>
+        <a:lumOff val="25000"/>
+      </a:schemeClr>
+    </cs:fontRef>
+    <cs:spPr>
+      <a:ln w="19050" cap="flat" cmpd="sng" algn="ctr">
+        <a:solidFill>
+          <a:schemeClr val="dk1">
+            <a:lumMod val="75000"/>
+            <a:lumOff val="25000"/>
+          </a:schemeClr>
+        </a:solidFill>
+        <a:round/>
+      </a:ln>
+    </cs:spPr>
+    <cs:defRPr sz="900" kern="1200" cap="all" baseline="0"/>
+  </cs:categoryAxis>
+  <cs:chartArea>
+    <cs:lnRef idx="0"/>
+    <cs:fillRef idx="0"/>
+    <cs:effectRef idx="0"/>
+    <cs:fontRef idx="minor">
+      <a:schemeClr val="dk1"/>
+    </cs:fontRef>
+    <cs:spPr>
+      <a:gradFill flip="none" rotWithShape="1">
+        <a:gsLst>
+          <a:gs pos="0">
+            <a:schemeClr val="lt1"/>
+          </a:gs>
+          <a:gs pos="39000">
+            <a:schemeClr val="lt1"/>
+          </a:gs>
+          <a:gs pos="100000">
+            <a:schemeClr val="lt1">
+              <a:lumMod val="75000"/>
+            </a:schemeClr>
+          </a:gs>
+        </a:gsLst>
+        <a:path path="circle">
+          <a:fillToRect l="50000" t="-80000" r="50000" b="180000"/>
+        </a:path>
+        <a:tileRect/>
+      </a:gradFill>
+      <a:ln w="9525" cap="flat" cmpd="sng" algn="ctr">
+        <a:solidFill>
+          <a:schemeClr val="dk1">
+            <a:lumMod val="25000"/>
+            <a:lumOff val="75000"/>
+          </a:schemeClr>
+        </a:solidFill>
+        <a:round/>
+      </a:ln>
+    </cs:spPr>
+    <cs:defRPr sz="900" kern="1200"/>
+  </cs:chartArea>
+  <cs:dataLabel>
+    <cs:lnRef idx="0"/>
+    <cs:fillRef idx="0">
+      <cs:styleClr val="auto"/>
+    </cs:fillRef>
+    <cs:effectRef idx="0"/>
+    <cs:fontRef idx="minor">
+      <a:schemeClr val="lt1"/>
+    </cs:fontRef>
+    <cs:defRPr sz="900" b="1" i="0" u="none" strike="noStrike" kern="1200" baseline="0"/>
+  </cs:dataLabel>
+  <cs:dataLabelCallout>
+    <cs:lnRef idx="0"/>
+    <cs:fillRef idx="0"/>
+    <cs:effectRef idx="0"/>
+    <cs:fontRef idx="minor">
+      <a:schemeClr val="lt1"/>
+    </cs:fontRef>
+    <cs:spPr>
+      <a:solidFill>
+        <a:schemeClr val="dk1">
+          <a:lumMod val="65000"/>
+          <a:lumOff val="35000"/>
+          <a:alpha val="75000"/>
+        </a:schemeClr>
+      </a:solidFill>
+    </cs:spPr>
+    <cs:defRPr sz="900" b="1" kern="1200"/>
+    <cs:bodyPr rot="0" spcFirstLastPara="1" vertOverflow="clip" horzOverflow="clip" vert="horz" wrap="square" lIns="36576" tIns="18288" rIns="36576" bIns="18288" anchor="ctr" anchorCtr="1">
+      <a:spAutoFit/>
+    </cs:bodyPr>
+  </cs:dataLabelCallout>
+  <cs:dataPoint>
+    <cs:lnRef idx="0"/>
+    <cs:fillRef idx="0">
+      <cs:styleClr val="auto"/>
+    </cs:fillRef>
+    <cs:effectRef idx="0"/>
+    <cs:fontRef idx="minor">
+      <a:schemeClr val="dk1"/>
+    </cs:fontRef>
+    <cs:spPr>
+      <a:solidFill>
+        <a:schemeClr val="phClr">
+          <a:alpha val="85000"/>
+        </a:schemeClr>
+      </a:solidFill>
+      <a:ln w="9525" cap="flat" cmpd="sng" algn="ctr">
+        <a:solidFill>
+          <a:schemeClr val="lt1">
+            <a:alpha val="50000"/>
+          </a:schemeClr>
+        </a:solidFill>
+        <a:round/>
+      </a:ln>
+    </cs:spPr>
+  </cs:dataPoint>
+  <cs:dataPoint3D>
+    <cs:lnRef idx="0"/>
+    <cs:fillRef idx="0">
+      <cs:styleClr val="auto"/>
+    </cs:fillRef>
+    <cs:effectRef idx="0"/>
+    <cs:fontRef idx="minor">
+      <a:schemeClr val="dk1"/>
+    </cs:fontRef>
+    <cs:spPr>
+      <a:solidFill>
+        <a:schemeClr val="phClr">
+          <a:alpha val="85000"/>
+        </a:schemeClr>
+      </a:solidFill>
+      <a:ln w="9525" cap="flat" cmpd="sng" algn="ctr">
+        <a:solidFill>
+          <a:schemeClr val="lt1">
+            <a:alpha val="50000"/>
+          </a:schemeClr>
+        </a:solidFill>
+        <a:round/>
+      </a:ln>
+    </cs:spPr>
+  </cs:dataPoint3D>
+  <cs:dataPointLine>
+    <cs:lnRef idx="0">
+      <cs:styleClr val="auto"/>
+    </cs:lnRef>
+    <cs:fillRef idx="0"/>
+    <cs:effectRef idx="0"/>
+    <cs:fontRef idx="minor">
+      <a:schemeClr val="dk1"/>
+    </cs:fontRef>
+    <cs:spPr>
+      <a:ln w="31750" cap="rnd">
+        <a:solidFill>
+          <a:schemeClr val="phClr"/>
+        </a:solidFill>
+        <a:round/>
+      </a:ln>
+    </cs:spPr>
+  </cs:dataPointLine>
+  <cs:dataPointMarker>
+    <cs:lnRef idx="0"/>
+    <cs:fillRef idx="0">
+      <cs:styleClr val="auto"/>
+    </cs:fillRef>
+    <cs:effectRef idx="0"/>
+    <cs:fontRef idx="minor">
+      <a:schemeClr val="dk1"/>
+    </cs:fontRef>
+    <cs:spPr>
+      <a:solidFill>
+        <a:schemeClr val="phClr"/>
+      </a:solidFill>
+    </cs:spPr>
+  </cs:dataPointMarker>
+  <cs:dataPointMarkerLayout symbol="circle" size="17"/>
+  <cs:dataPointWireframe>
+    <cs:lnRef idx="0">
+      <cs:styleClr val="auto"/>
+    </cs:lnRef>
+    <cs:fillRef idx="0"/>
+    <cs:effectRef idx="0"/>
+    <cs:fontRef idx="minor">
+      <a:schemeClr val="dk1"/>
+    </cs:fontRef>
+    <cs:spPr>
+      <a:ln w="9525" cap="rnd">
+        <a:solidFill>
+          <a:schemeClr val="phClr"/>
+        </a:solidFill>
+        <a:round/>
+      </a:ln>
+    </cs:spPr>
+  </cs:dataPointWireframe>
+  <cs:dataTable>
+    <cs:lnRef idx="0"/>
+    <cs:fillRef idx="0"/>
+    <cs:effectRef idx="0"/>
+    <cs:fontRef idx="minor">
+      <a:schemeClr val="dk1">
+        <a:lumMod val="75000"/>
+        <a:lumOff val="25000"/>
+      </a:schemeClr>
+    </cs:fontRef>
+    <cs:spPr>
+      <a:ln w="9525">
+        <a:solidFill>
+          <a:schemeClr val="dk1">
+            <a:lumMod val="35000"/>
+            <a:lumOff val="65000"/>
+          </a:schemeClr>
+        </a:solidFill>
+      </a:ln>
+    </cs:spPr>
+    <cs:defRPr sz="900" kern="1200"/>
+  </cs:dataTable>
+  <cs:downBar>
+    <cs:lnRef idx="0"/>
+    <cs:fillRef idx="0"/>
+    <cs:effectRef idx="0"/>
+    <cs:fontRef idx="minor">
+      <a:schemeClr val="dk1"/>
+    </cs:fontRef>
+    <cs:spPr>
+      <a:solidFill>
+        <a:schemeClr val="dk1">
+          <a:lumMod val="50000"/>
+          <a:lumOff val="50000"/>
+        </a:schemeClr>
+      </a:solidFill>
+      <a:ln w="9525">
+        <a:solidFill>
+          <a:schemeClr val="dk1">
+            <a:lumMod val="65000"/>
+            <a:lumOff val="35000"/>
+          </a:schemeClr>
+        </a:solidFill>
+      </a:ln>
+    </cs:spPr>
+  </cs:downBar>
+  <cs:dropLine>
+    <cs:lnRef idx="0"/>
+    <cs:fillRef idx="0"/>
+    <cs:effectRef idx="0"/>
+    <cs:fontRef idx="minor">
+      <a:schemeClr val="dk1"/>
+    </cs:fontRef>
+    <cs:spPr>
+      <a:ln w="9525">
+        <a:solidFill>
+          <a:schemeClr val="dk1">
+            <a:lumMod val="35000"/>
+            <a:lumOff val="65000"/>
+          </a:schemeClr>
+        </a:solidFill>
+        <a:prstDash val="dash"/>
+      </a:ln>
+    </cs:spPr>
+  </cs:dropLine>
+  <cs:errorBar>
+    <cs:lnRef idx="0"/>
+    <cs:fillRef idx="0"/>
+    <cs:effectRef idx="0"/>
+    <cs:fontRef idx="minor">
+      <a:schemeClr val="dk1"/>
+    </cs:fontRef>
+    <cs:spPr>
+      <a:ln w="9525">
+        <a:solidFill>
+          <a:schemeClr val="dk1">
+            <a:lumMod val="65000"/>
+            <a:lumOff val="35000"/>
+          </a:schemeClr>
+        </a:solidFill>
+        <a:round/>
+      </a:ln>
+    </cs:spPr>
+  </cs:errorBar>
+  <cs:floor>
+    <cs:lnRef idx="0"/>
+    <cs:fillRef idx="0"/>
+    <cs:effectRef idx="0"/>
+    <cs:fontRef idx="minor">
+      <a:schemeClr val="dk1"/>
+    </cs:fontRef>
+  </cs:floor>
+  <cs:gridlineMajor>
+    <cs:lnRef idx="0"/>
+    <cs:fillRef idx="0"/>
+    <cs:effectRef idx="0"/>
+    <cs:fontRef idx="minor">
+      <a:schemeClr val="dk1"/>
+    </cs:fontRef>
+    <cs:spPr>
+      <a:ln w="9525" cap="flat" cmpd="sng" algn="ctr">
+        <a:gradFill>
+          <a:gsLst>
+            <a:gs pos="100000">
+              <a:schemeClr val="dk1">
+                <a:lumMod val="95000"/>
+                <a:lumOff val="5000"/>
+                <a:alpha val="42000"/>
+              </a:schemeClr>
+            </a:gs>
+            <a:gs pos="0">
+              <a:schemeClr val="lt1">
+                <a:lumMod val="75000"/>
+                <a:alpha val="36000"/>
+              </a:schemeClr>
+            </a:gs>
+          </a:gsLst>
+          <a:lin ang="5400000" scaled="0"/>
+        </a:gradFill>
+        <a:round/>
+      </a:ln>
+    </cs:spPr>
+  </cs:gridlineMajor>
+  <cs:gridlineMinor>
+    <cs:lnRef idx="0"/>
+    <cs:fillRef idx="0"/>
+    <cs:effectRef idx="0"/>
+    <cs:fontRef idx="minor">
+      <a:schemeClr val="dk1"/>
+    </cs:fontRef>
+    <cs:spPr>
+      <a:ln>
+        <a:gradFill>
+          <a:gsLst>
+            <a:gs pos="100000">
+              <a:schemeClr val="dk1">
+                <a:lumMod val="95000"/>
+                <a:lumOff val="5000"/>
+                <a:alpha val="42000"/>
+              </a:schemeClr>
+            </a:gs>
+            <a:gs pos="0">
+              <a:schemeClr val="lt1">
+                <a:lumMod val="75000"/>
+                <a:alpha val="36000"/>
+              </a:schemeClr>
+            </a:gs>
+          </a:gsLst>
+          <a:lin ang="5400000" scaled="0"/>
+        </a:gradFill>
+      </a:ln>
+    </cs:spPr>
+  </cs:gridlineMinor>
+  <cs:hiLoLine>
+    <cs:lnRef idx="0"/>
+    <cs:fillRef idx="0"/>
+    <cs:effectRef idx="0"/>
+    <cs:fontRef idx="minor">
+      <a:schemeClr val="dk1"/>
+    </cs:fontRef>
+    <cs:spPr>
+      <a:ln w="9525">
+        <a:solidFill>
+          <a:schemeClr val="dk1">
+            <a:lumMod val="35000"/>
+            <a:lumOff val="65000"/>
+          </a:schemeClr>
+        </a:solidFill>
+        <a:prstDash val="dash"/>
+      </a:ln>
+    </cs:spPr>
+  </cs:hiLoLine>
+  <cs:leaderLine>
+    <cs:lnRef idx="0"/>
+    <cs:fillRef idx="0"/>
+    <cs:effectRef idx="0"/>
+    <cs:fontRef idx="minor">
+      <a:schemeClr val="dk1"/>
+    </cs:fontRef>
+    <cs:spPr>
+      <a:ln w="9525">
+        <a:solidFill>
+          <a:schemeClr val="dk1">
+            <a:lumMod val="50000"/>
+            <a:lumOff val="50000"/>
+          </a:schemeClr>
+        </a:solidFill>
+      </a:ln>
+    </cs:spPr>
+  </cs:leaderLine>
+  <cs:legend>
+    <cs:lnRef idx="0"/>
+    <cs:fillRef idx="0"/>
+    <cs:effectRef idx="0"/>
+    <cs:fontRef idx="minor">
+      <a:schemeClr val="dk1">
+        <a:lumMod val="75000"/>
+        <a:lumOff val="25000"/>
+      </a:schemeClr>
+    </cs:fontRef>
+    <cs:spPr>
+      <a:solidFill>
+        <a:schemeClr val="lt1">
+          <a:lumMod val="95000"/>
+          <a:alpha val="39000"/>
+        </a:schemeClr>
+      </a:solidFill>
+    </cs:spPr>
+    <cs:defRPr sz="900" kern="1200"/>
+  </cs:legend>
+  <cs:plotArea>
+    <cs:lnRef idx="0"/>
+    <cs:fillRef idx="0"/>
+    <cs:effectRef idx="0"/>
+    <cs:fontRef idx="minor">
+      <a:schemeClr val="dk1"/>
+    </cs:fontRef>
+  </cs:plotArea>
+  <cs:plotArea3D>
+    <cs:lnRef idx="0"/>
+    <cs:fillRef idx="0"/>
+    <cs:effectRef idx="0"/>
+    <cs:fontRef idx="minor">
+      <a:schemeClr val="dk1"/>
+    </cs:fontRef>
+  </cs:plotArea3D>
+  <cs:seriesAxis>
+    <cs:lnRef idx="0"/>
+    <cs:fillRef idx="0"/>
+    <cs:effectRef idx="0"/>
+    <cs:fontRef idx="minor">
+      <a:schemeClr val="dk1">
+        <a:lumMod val="75000"/>
+        <a:lumOff val="25000"/>
+      </a:schemeClr>
+    </cs:fontRef>
+    <cs:spPr>
+      <a:ln w="31750" cap="flat" cmpd="sng" algn="ctr">
+        <a:solidFill>
+          <a:schemeClr val="dk1">
+            <a:lumMod val="75000"/>
+            <a:lumOff val="25000"/>
+          </a:schemeClr>
+        </a:solidFill>
+        <a:round/>
+      </a:ln>
+    </cs:spPr>
+    <cs:defRPr sz="900" kern="1200"/>
+  </cs:seriesAxis>
+  <cs:seriesLine>
+    <cs:lnRef idx="0"/>
+    <cs:fillRef idx="0"/>
+    <cs:effectRef idx="0"/>
+    <cs:fontRef idx="minor">
+      <a:schemeClr val="dk1"/>
+    </cs:fontRef>
+    <cs:spPr>
+      <a:ln w="9525">
+        <a:solidFill>
+          <a:schemeClr val="dk1">
+            <a:lumMod val="50000"/>
+            <a:lumOff val="50000"/>
+          </a:schemeClr>
+        </a:solidFill>
+        <a:round/>
+      </a:ln>
+    </cs:spPr>
+  </cs:seriesLine>
+  <cs:title>
+    <cs:lnRef idx="0"/>
+    <cs:fillRef idx="0"/>
+    <cs:effectRef idx="0"/>
+    <cs:fontRef idx="minor">
+      <a:schemeClr val="dk1">
+        <a:lumMod val="75000"/>
+        <a:lumOff val="25000"/>
+      </a:schemeClr>
+    </cs:fontRef>
+    <cs:defRPr sz="1800" b="1" kern="1200" baseline="0"/>
+  </cs:title>
+  <cs:trendline>
+    <cs:lnRef idx="0">
+      <cs:styleClr val="auto"/>
+    </cs:lnRef>
+    <cs:fillRef idx="0"/>
+    <cs:effectRef idx="0"/>
+    <cs:fontRef idx="minor">
+      <a:schemeClr val="dk1"/>
+    </cs:fontRef>
+    <cs:spPr>
+      <a:ln w="19050" cap="rnd">
+        <a:solidFill>
+          <a:schemeClr val="phClr"/>
+        </a:solidFill>
+      </a:ln>
+    </cs:spPr>
+  </cs:trendline>
+  <cs:trendlineLabel>
+    <cs:lnRef idx="0"/>
+    <cs:fillRef idx="0"/>
+    <cs:effectRef idx="0"/>
+    <cs:fontRef idx="minor">
+      <a:schemeClr val="dk1">
+        <a:lumMod val="75000"/>
+        <a:lumOff val="25000"/>
+      </a:schemeClr>
+    </cs:fontRef>
+    <cs:defRPr sz="900" kern="1200"/>
+  </cs:trendlineLabel>
+  <cs:upBar>
+    <cs:lnRef idx="0"/>
+    <cs:fillRef idx="0"/>
+    <cs:effectRef idx="0"/>
+    <cs:fontRef idx="minor">
+      <a:schemeClr val="dk1"/>
+    </cs:fontRef>
+    <cs:spPr>
+      <a:solidFill>
+        <a:schemeClr val="lt1"/>
+      </a:solidFill>
+      <a:ln w="9525">
+        <a:solidFill>
+          <a:schemeClr val="dk1">
+            <a:lumMod val="65000"/>
+            <a:lumOff val="35000"/>
+          </a:schemeClr>
+        </a:solidFill>
+      </a:ln>
+    </cs:spPr>
+  </cs:upBar>
+  <cs:valueAxis>
+    <cs:lnRef idx="0"/>
+    <cs:fillRef idx="0"/>
+    <cs:effectRef idx="0"/>
+    <cs:fontRef idx="minor">
+      <a:schemeClr val="dk1">
+        <a:lumMod val="75000"/>
+        <a:lumOff val="25000"/>
+      </a:schemeClr>
+    </cs:fontRef>
+    <cs:spPr>
+      <a:ln>
+        <a:noFill/>
+      </a:ln>
+    </cs:spPr>
+    <cs:defRPr sz="900" kern="1200"/>
+  </cs:valueAxis>
+  <cs:wall>
+    <cs:lnRef idx="0"/>
+    <cs:fillRef idx="0"/>
+    <cs:effectRef idx="0"/>
+    <cs:fontRef idx="minor">
+      <a:schemeClr val="dk1"/>
+    </cs:fontRef>
+  </cs:wall>
+</cs:chartStyle>
 </file>
 
 <file path=word/theme/theme1.xml><?xml version="1.0" encoding="utf-8"?>
